--- a/! Отчеты/Практика 4 Мумладзе АС.docx
+++ b/! Отчеты/Практика 4 Мумладзе АС.docx
@@ -356,13 +356,8 @@
                               <w:pStyle w:val="af4"/>
                             </w:pPr>
                             <w:r>
-                              <w:t xml:space="preserve">ассистент каф. </w:t>
+                              <w:t>ассистент каф. САиТ</w:t>
                             </w:r>
-                            <w:proofErr w:type="spellStart"/>
-                            <w:r>
-                              <w:t>САиТ</w:t>
-                            </w:r>
-                            <w:proofErr w:type="spellEnd"/>
                             <w:r>
                               <w:tab/>
                             </w:r>
@@ -392,11 +387,7 @@
           </mc:Choice>
           <mc:Fallback>
             <w:pict>
-              <v:shapetype w14:anchorId="2FA71848" id="_x0000_t202" coordsize="21600,21600" o:spt="202" path="m,l,21600r21600,l21600,xe">
-                <v:stroke joinstyle="miter"/>
-                <v:path gradientshapeok="t" o:connecttype="rect"/>
-              </v:shapetype>
-              <v:shape id="_x0000_s1027" type="#_x0000_t202" style="position:absolute;left:0;text-align:left;margin-left:11.65pt;margin-top:455.9pt;width:467.7pt;height:94.55pt;z-index:251659264;visibility:visible;mso-wrap-style:square;mso-height-percent:0;mso-wrap-distance-left:9pt;mso-wrap-distance-top:0;mso-wrap-distance-right:9pt;mso-wrap-distance-bottom:0;mso-position-horizontal:absolute;mso-position-horizontal-relative:margin;mso-position-vertical:absolute;mso-position-vertical-relative:text;mso-height-percent:0;mso-height-relative:margin;v-text-anchor:middle" o:gfxdata="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" stroked="f">
+              <v:shape w14:anchorId="2FA71848" id="_x0000_s1027" type="#_x0000_t202" style="position:absolute;left:0;text-align:left;margin-left:11.65pt;margin-top:455.9pt;width:467.7pt;height:94.55pt;z-index:251659264;visibility:visible;mso-wrap-style:square;mso-height-percent:0;mso-wrap-distance-left:9pt;mso-wrap-distance-top:0;mso-wrap-distance-right:9pt;mso-wrap-distance-bottom:0;mso-position-horizontal:absolute;mso-position-horizontal-relative:margin;mso-position-vertical:absolute;mso-position-vertical-relative:text;mso-height-percent:0;mso-height-relative:margin;v-text-anchor:middle" o:gfxdata="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" stroked="f">
                 <v:textbox>
                   <w:txbxContent>
                     <w:p>
@@ -592,16 +583,8 @@
                               <w:rPr>
                                 <w:szCs w:val="24"/>
                               </w:rPr>
-                              <w:t>Профессиональная разработка на платформе 1</w:t>
+                              <w:t>Профессиональная разработка на платформе 1С:Предприятие</w:t>
                             </w:r>
-                            <w:proofErr w:type="gramStart"/>
-                            <w:r>
-                              <w:rPr>
-                                <w:szCs w:val="24"/>
-                              </w:rPr>
-                              <w:t>С:Предприятие</w:t>
-                            </w:r>
-                            <w:proofErr w:type="gramEnd"/>
                             <w:r>
                               <w:rPr>
                                 <w:szCs w:val="24"/>
@@ -716,16 +699,8 @@
                         <w:rPr>
                           <w:szCs w:val="24"/>
                         </w:rPr>
-                        <w:t>Профессиональная разработка на платформе 1</w:t>
+                        <w:t>Профессиональная разработка на платформе 1С:Предприятие</w:t>
                       </w:r>
-                      <w:proofErr w:type="gramStart"/>
-                      <w:r>
-                        <w:rPr>
-                          <w:szCs w:val="24"/>
-                        </w:rPr>
-                        <w:t>С:Предприятие</w:t>
-                      </w:r>
-                      <w:proofErr w:type="gramEnd"/>
                       <w:r>
                         <w:rPr>
                           <w:szCs w:val="24"/>
@@ -1056,15 +1031,7 @@
         <w:pStyle w:val="a"/>
       </w:pPr>
       <w:r>
-        <w:t xml:space="preserve">Разработать отчёт, в котором пользователь выбирает год и месяц, а система выводит остатки номенклатуры на начало и конец выбранного месяца. Источник данных — виртуальная таблица </w:t>
-      </w:r>
-      <w:proofErr w:type="spellStart"/>
-      <w:r>
-        <w:t>РегистрНакопления.Запасы.ОстаткиИОбороты</w:t>
-      </w:r>
-      <w:proofErr w:type="spellEnd"/>
-      <w:r>
-        <w:t>.</w:t>
+        <w:t>Разработать отчёт, в котором пользователь выбирает год и месяц, а система выводит остатки номенклатуры на начало и конец выбранного месяца. Источник данных — виртуальная таблица РегистрНакопления.Запасы.ОстаткиИОбороты.</w:t>
       </w:r>
     </w:p>
     <w:p>
@@ -1072,15 +1039,7 @@
         <w:pStyle w:val="a"/>
       </w:pPr>
       <w:r>
-        <w:t xml:space="preserve">Доработать отчёт из задачи 2.1, добавив показатели объёма продаж номенклатуры за выбранный месяц и месяц, предшествующий ему. Источник данных — виртуальная таблица </w:t>
-      </w:r>
-      <w:proofErr w:type="spellStart"/>
-      <w:r>
-        <w:t>РегистрНакопления.Продажи.Обороты</w:t>
-      </w:r>
-      <w:proofErr w:type="spellEnd"/>
-      <w:r>
-        <w:t>.</w:t>
+        <w:t>Доработать отчёт из задачи 2.1, добавив показатели объёма продаж номенклатуры за выбранный месяц и месяц, предшествующий ему. Источник данных — виртуальная таблица РегистрНакопления.Продажи.Обороты.</w:t>
       </w:r>
     </w:p>
     <w:p>
@@ -1096,15 +1055,7 @@
         <w:pStyle w:val="a"/>
       </w:pPr>
       <w:r>
-        <w:t>Настроить расшифровку в отчёте из задачи 2: при нажатии на номенклатуру должен открываться отдельный внешний отчёт, отображающий текущий остаток выбранной номенклатуры. Для выполнения задачи требуется основной отчёт с расшифровкой и отдельный отчёт «</w:t>
-      </w:r>
-      <w:proofErr w:type="spellStart"/>
-      <w:r>
-        <w:t>ОстаткиНаДату</w:t>
-      </w:r>
-      <w:proofErr w:type="spellEnd"/>
-      <w:r>
-        <w:t>».</w:t>
+        <w:t>Настроить расшифровку в отчёте из задачи 2: при нажатии на номенклатуру должен открываться отдельный внешний отчёт, отображающий текущий остаток выбранной номенклатуры. Для выполнения задачи требуется основной отчёт с расшифровкой и отдельный отчёт «ОстаткиНаДату».</w:t>
       </w:r>
     </w:p>
     <w:p>
@@ -1157,11 +1108,9 @@
       <w:r>
         <w:t xml:space="preserve">Создаю внешний отчет </w:t>
       </w:r>
-      <w:proofErr w:type="spellStart"/>
       <w:r>
         <w:t>ОстаткиИОборотыПоДням</w:t>
       </w:r>
-      <w:proofErr w:type="spellEnd"/>
       <w:r>
         <w:t>, добавляю СКД.</w:t>
       </w:r>
@@ -1215,11 +1164,9 @@
       <w:r>
         <w:t xml:space="preserve"> – Внешний отчет </w:t>
       </w:r>
-      <w:proofErr w:type="spellStart"/>
       <w:r>
         <w:t>ОстаткиИОборотыПоДням</w:t>
       </w:r>
-      <w:proofErr w:type="spellEnd"/>
     </w:p>
     <w:p>
       <w:r>
@@ -1404,15 +1351,7 @@
     </w:p>
     <w:p>
       <w:r>
-        <w:t xml:space="preserve">Создаю схему отчета – Таблица со строками Номенклатура и колонками </w:t>
-      </w:r>
-      <w:proofErr w:type="spellStart"/>
-      <w:r>
-        <w:t>ПериодДень</w:t>
-      </w:r>
-      <w:proofErr w:type="spellEnd"/>
-      <w:r>
-        <w:t>.</w:t>
+        <w:t>Создаю схему отчета – Таблица со строками Номенклатура и колонками ПериодДень.</w:t>
       </w:r>
     </w:p>
     <w:p>
@@ -1683,15 +1622,7 @@
         <w:pStyle w:val="a3"/>
       </w:pPr>
       <w:r>
-        <w:t xml:space="preserve"> – СКД – Настройки – </w:t>
-      </w:r>
-      <w:proofErr w:type="spellStart"/>
-      <w:r>
-        <w:t>ПериодДень</w:t>
-      </w:r>
-      <w:proofErr w:type="spellEnd"/>
-      <w:r>
-        <w:t xml:space="preserve"> – Поля группировки</w:t>
+        <w:t xml:space="preserve"> – СКД – Настройки – ПериодДень – Поля группировки</w:t>
       </w:r>
     </w:p>
     <w:p>
@@ -1754,11 +1685,7 @@
         <w:t>После всех настроек сохраняю внешний отчет в</w:t>
       </w:r>
       <w:r>
-        <w:t xml:space="preserve"> </w:t>
-      </w:r>
-      <w:proofErr w:type="gramStart"/>
-      <w:r>
-        <w:t>«</w:t>
+        <w:t xml:space="preserve"> «</w:t>
       </w:r>
       <w:r>
         <w:t>.</w:t>
@@ -1769,7 +1696,6 @@
         </w:rPr>
         <w:t>erf</w:t>
       </w:r>
-      <w:proofErr w:type="gramEnd"/>
       <w:r>
         <w:t>»</w:t>
       </w:r>
@@ -1779,7 +1705,6 @@
       <w:r>
         <w:t xml:space="preserve">файл. Открываю УНФ в пользовательском режиме, открываю </w:t>
       </w:r>
-      <w:proofErr w:type="gramStart"/>
       <w:r>
         <w:t>«</w:t>
       </w:r>
@@ -1792,7 +1717,6 @@
         </w:rPr>
         <w:t>erf</w:t>
       </w:r>
-      <w:proofErr w:type="gramEnd"/>
       <w:r>
         <w:t>»</w:t>
       </w:r>
@@ -1862,8 +1786,572 @@
         <w:t>Задание 2.1</w:t>
       </w:r>
     </w:p>
+    <w:p>
+      <w:r>
+        <w:t>Создаю внешний отчет ОстаткиЗаМесяц, добавляю СКД.</w:t>
+      </w:r>
+    </w:p>
+    <w:p>
+      <w:pPr>
+        <w:pStyle w:val="afd"/>
+      </w:pPr>
+      <w:r>
+        <w:drawing>
+          <wp:inline distT="0" distB="0" distL="0" distR="0" wp14:anchorId="272EF9CD" wp14:editId="6C6EA3AC">
+            <wp:extent cx="3107748" cy="2809036"/>
+            <wp:effectExtent l="0" t="0" r="0" b="0"/>
+            <wp:docPr id="487675594" name="Рисунок 1"/>
+            <wp:cNvGraphicFramePr>
+              <a:graphicFrameLocks xmlns:a="http://schemas.openxmlformats.org/drawingml/2006/main" noChangeAspect="1"/>
+            </wp:cNvGraphicFramePr>
+            <a:graphic xmlns:a="http://schemas.openxmlformats.org/drawingml/2006/main">
+              <a:graphicData uri="http://schemas.openxmlformats.org/drawingml/2006/picture">
+                <pic:pic xmlns:pic="http://schemas.openxmlformats.org/drawingml/2006/picture">
+                  <pic:nvPicPr>
+                    <pic:cNvPr id="487675594" name=""/>
+                    <pic:cNvPicPr/>
+                  </pic:nvPicPr>
+                  <pic:blipFill>
+                    <a:blip r:embed="rId18"/>
+                    <a:stretch>
+                      <a:fillRect/>
+                    </a:stretch>
+                  </pic:blipFill>
+                  <pic:spPr>
+                    <a:xfrm>
+                      <a:off x="0" y="0"/>
+                      <a:ext cx="3129612" cy="2828798"/>
+                    </a:xfrm>
+                    <a:prstGeom prst="rect">
+                      <a:avLst/>
+                    </a:prstGeom>
+                  </pic:spPr>
+                </pic:pic>
+              </a:graphicData>
+            </a:graphic>
+          </wp:inline>
+        </w:drawing>
+      </w:r>
+    </w:p>
+    <w:p>
+      <w:pPr>
+        <w:pStyle w:val="a3"/>
+      </w:pPr>
+      <w:r>
+        <w:t xml:space="preserve"> – Внешний отчет ОстаткиЗаМесяц</w:t>
+      </w:r>
+    </w:p>
+    <w:p>
+      <w:r>
+        <w:t>Добавляю набор данных – запрос Основной.</w:t>
+      </w:r>
+    </w:p>
+    <w:p>
+      <w:pPr>
+        <w:pStyle w:val="a1"/>
+        <w:numPr>
+          <w:ilvl w:val="0"/>
+          <w:numId w:val="31"/>
+        </w:numPr>
+      </w:pPr>
+      <w:r>
+        <w:t>ВЫБРАТЬ</w:t>
+      </w:r>
+    </w:p>
+    <w:p>
+      <w:pPr>
+        <w:pStyle w:val="a1"/>
+      </w:pPr>
+      <w:r>
+        <w:t xml:space="preserve">    Запасы.Номенклатура КАК Номенклатура,</w:t>
+      </w:r>
+    </w:p>
+    <w:p>
+      <w:pPr>
+        <w:pStyle w:val="a1"/>
+      </w:pPr>
+      <w:r>
+        <w:t xml:space="preserve">    Запасы.КоличествоНачальныйОстаток КАК ОстатокНаНачало,</w:t>
+      </w:r>
+    </w:p>
+    <w:p>
+      <w:pPr>
+        <w:pStyle w:val="a1"/>
+      </w:pPr>
+      <w:r>
+        <w:t xml:space="preserve">    Запасы.КоличествоКонечныйОстаток КАК ОстатокНаКонец</w:t>
+      </w:r>
+    </w:p>
+    <w:p>
+      <w:pPr>
+        <w:pStyle w:val="a1"/>
+      </w:pPr>
+      <w:r>
+        <w:t>ИЗ</w:t>
+      </w:r>
+    </w:p>
+    <w:p>
+      <w:pPr>
+        <w:pStyle w:val="a1"/>
+      </w:pPr>
+      <w:r>
+        <w:t xml:space="preserve">    РегистрНакопления.Запасы.ОстаткиИОбороты(</w:t>
+      </w:r>
+    </w:p>
+    <w:p>
+      <w:pPr>
+        <w:pStyle w:val="a1"/>
+      </w:pPr>
+      <w:r>
+        <w:t xml:space="preserve">        &amp;НачалоПериода,</w:t>
+      </w:r>
+    </w:p>
+    <w:p>
+      <w:pPr>
+        <w:pStyle w:val="a1"/>
+      </w:pPr>
+      <w:r>
+        <w:t xml:space="preserve">        &amp;КонецПериода,</w:t>
+      </w:r>
+    </w:p>
+    <w:p>
+      <w:pPr>
+        <w:pStyle w:val="a1"/>
+      </w:pPr>
+      <w:r>
+        <w:t xml:space="preserve">        </w:t>
+      </w:r>
+      <w:r>
+        <w:rPr>
+          <w:lang w:val="ru-RU"/>
+        </w:rPr>
+        <w:t>Авто</w:t>
+      </w:r>
+      <w:r>
+        <w:t>,</w:t>
+      </w:r>
+    </w:p>
+    <w:p>
+      <w:pPr>
+        <w:pStyle w:val="a1"/>
+      </w:pPr>
+      <w:r>
+        <w:t xml:space="preserve">        ,</w:t>
+      </w:r>
+    </w:p>
+    <w:p>
+      <w:pPr>
+        <w:pStyle w:val="a1"/>
+      </w:pPr>
+      <w:r>
+        <w:t xml:space="preserve">        </w:t>
+      </w:r>
+    </w:p>
+    <w:p>
+      <w:pPr>
+        <w:pStyle w:val="a1"/>
+      </w:pPr>
+      <w:r>
+        <w:t xml:space="preserve">    ) КАК Запасы</w:t>
+      </w:r>
+    </w:p>
+    <w:p>
+      <w:r>
+        <w:lastRenderedPageBreak/>
+        <w:t>Настроил параметр ВыбранныйМесяц. Он будет отвечать за выбор месяца и использоваться для расчета НачалоПериода и КонецПериода.</w:t>
+      </w:r>
+    </w:p>
+    <w:p>
+      <w:pPr>
+        <w:pStyle w:val="afd"/>
+      </w:pPr>
+      <w:r>
+        <w:drawing>
+          <wp:inline distT="0" distB="0" distL="0" distR="0" wp14:anchorId="3BEF0C7E" wp14:editId="2DE51E1B">
+            <wp:extent cx="5940425" cy="883920"/>
+            <wp:effectExtent l="0" t="0" r="3175" b="0"/>
+            <wp:docPr id="2021136740" name="Рисунок 1"/>
+            <wp:cNvGraphicFramePr>
+              <a:graphicFrameLocks xmlns:a="http://schemas.openxmlformats.org/drawingml/2006/main" noChangeAspect="1"/>
+            </wp:cNvGraphicFramePr>
+            <a:graphic xmlns:a="http://schemas.openxmlformats.org/drawingml/2006/main">
+              <a:graphicData uri="http://schemas.openxmlformats.org/drawingml/2006/picture">
+                <pic:pic xmlns:pic="http://schemas.openxmlformats.org/drawingml/2006/picture">
+                  <pic:nvPicPr>
+                    <pic:cNvPr id="2021136740" name=""/>
+                    <pic:cNvPicPr/>
+                  </pic:nvPicPr>
+                  <pic:blipFill>
+                    <a:blip r:embed="rId19"/>
+                    <a:stretch>
+                      <a:fillRect/>
+                    </a:stretch>
+                  </pic:blipFill>
+                  <pic:spPr>
+                    <a:xfrm>
+                      <a:off x="0" y="0"/>
+                      <a:ext cx="5940425" cy="883920"/>
+                    </a:xfrm>
+                    <a:prstGeom prst="rect">
+                      <a:avLst/>
+                    </a:prstGeom>
+                  </pic:spPr>
+                </pic:pic>
+              </a:graphicData>
+            </a:graphic>
+          </wp:inline>
+        </w:drawing>
+      </w:r>
+    </w:p>
+    <w:p>
+      <w:pPr>
+        <w:pStyle w:val="a3"/>
+      </w:pPr>
+      <w:r>
+        <w:t xml:space="preserve"> – СКД – Параметры</w:t>
+      </w:r>
+    </w:p>
+    <w:p>
+      <w:r>
+        <w:t>Включаю отображение только параметра ВыбранныйМесяц.</w:t>
+      </w:r>
+    </w:p>
+    <w:p>
+      <w:pPr>
+        <w:pStyle w:val="afd"/>
+      </w:pPr>
+      <w:r>
+        <w:drawing>
+          <wp:inline distT="0" distB="0" distL="0" distR="0" wp14:anchorId="0D4ED7F4" wp14:editId="09A18829">
+            <wp:extent cx="4952390" cy="1360518"/>
+            <wp:effectExtent l="0" t="0" r="635" b="0"/>
+            <wp:docPr id="1023473072" name="Рисунок 1"/>
+            <wp:cNvGraphicFramePr>
+              <a:graphicFrameLocks xmlns:a="http://schemas.openxmlformats.org/drawingml/2006/main" noChangeAspect="1"/>
+            </wp:cNvGraphicFramePr>
+            <a:graphic xmlns:a="http://schemas.openxmlformats.org/drawingml/2006/main">
+              <a:graphicData uri="http://schemas.openxmlformats.org/drawingml/2006/picture">
+                <pic:pic xmlns:pic="http://schemas.openxmlformats.org/drawingml/2006/picture">
+                  <pic:nvPicPr>
+                    <pic:cNvPr id="1023473072" name=""/>
+                    <pic:cNvPicPr/>
+                  </pic:nvPicPr>
+                  <pic:blipFill>
+                    <a:blip r:embed="rId20"/>
+                    <a:stretch>
+                      <a:fillRect/>
+                    </a:stretch>
+                  </pic:blipFill>
+                  <pic:spPr>
+                    <a:xfrm>
+                      <a:off x="0" y="0"/>
+                      <a:ext cx="4967304" cy="1364615"/>
+                    </a:xfrm>
+                    <a:prstGeom prst="rect">
+                      <a:avLst/>
+                    </a:prstGeom>
+                  </pic:spPr>
+                </pic:pic>
+              </a:graphicData>
+            </a:graphic>
+          </wp:inline>
+        </w:drawing>
+      </w:r>
+    </w:p>
+    <w:p>
+      <w:pPr>
+        <w:pStyle w:val="a3"/>
+      </w:pPr>
+      <w:r>
+        <w:t xml:space="preserve"> – СКД – Настройки – Отчет – Параметры</w:t>
+      </w:r>
+    </w:p>
+    <w:p>
+      <w:r>
+        <w:t>Настраиваю ресурсы для расчета остатка на начало и конец.</w:t>
+      </w:r>
+    </w:p>
+    <w:p>
+      <w:pPr>
+        <w:pStyle w:val="afd"/>
+      </w:pPr>
+      <w:r>
+        <w:drawing>
+          <wp:inline distT="0" distB="0" distL="0" distR="0" wp14:anchorId="671B7F05" wp14:editId="08234ED5">
+            <wp:extent cx="5940425" cy="732155"/>
+            <wp:effectExtent l="0" t="0" r="3175" b="0"/>
+            <wp:docPr id="1146594200" name="Рисунок 1"/>
+            <wp:cNvGraphicFramePr>
+              <a:graphicFrameLocks xmlns:a="http://schemas.openxmlformats.org/drawingml/2006/main" noChangeAspect="1"/>
+            </wp:cNvGraphicFramePr>
+            <a:graphic xmlns:a="http://schemas.openxmlformats.org/drawingml/2006/main">
+              <a:graphicData uri="http://schemas.openxmlformats.org/drawingml/2006/picture">
+                <pic:pic xmlns:pic="http://schemas.openxmlformats.org/drawingml/2006/picture">
+                  <pic:nvPicPr>
+                    <pic:cNvPr id="1146594200" name=""/>
+                    <pic:cNvPicPr/>
+                  </pic:nvPicPr>
+                  <pic:blipFill>
+                    <a:blip r:embed="rId21"/>
+                    <a:stretch>
+                      <a:fillRect/>
+                    </a:stretch>
+                  </pic:blipFill>
+                  <pic:spPr>
+                    <a:xfrm>
+                      <a:off x="0" y="0"/>
+                      <a:ext cx="5940425" cy="732155"/>
+                    </a:xfrm>
+                    <a:prstGeom prst="rect">
+                      <a:avLst/>
+                    </a:prstGeom>
+                  </pic:spPr>
+                </pic:pic>
+              </a:graphicData>
+            </a:graphic>
+          </wp:inline>
+        </w:drawing>
+      </w:r>
+    </w:p>
+    <w:p>
+      <w:pPr>
+        <w:pStyle w:val="a3"/>
+      </w:pPr>
+      <w:r>
+        <w:t xml:space="preserve"> – СКД – Ресурсы</w:t>
+      </w:r>
+    </w:p>
+    <w:p>
+      <w:r>
+        <w:t xml:space="preserve">Настраиваю компоновку данных в виде </w:t>
+      </w:r>
+      <w:r>
+        <w:t>группировки по Номенклатуре.</w:t>
+      </w:r>
+    </w:p>
+    <w:p>
+      <w:pPr>
+        <w:pStyle w:val="afd"/>
+      </w:pPr>
+      <w:r>
+        <w:drawing>
+          <wp:inline distT="0" distB="0" distL="0" distR="0" wp14:anchorId="61384D9D" wp14:editId="4806723A">
+            <wp:extent cx="2924583" cy="905001"/>
+            <wp:effectExtent l="0" t="0" r="9525" b="9525"/>
+            <wp:docPr id="1854750325" name="Рисунок 1"/>
+            <wp:cNvGraphicFramePr>
+              <a:graphicFrameLocks xmlns:a="http://schemas.openxmlformats.org/drawingml/2006/main" noChangeAspect="1"/>
+            </wp:cNvGraphicFramePr>
+            <a:graphic xmlns:a="http://schemas.openxmlformats.org/drawingml/2006/main">
+              <a:graphicData uri="http://schemas.openxmlformats.org/drawingml/2006/picture">
+                <pic:pic xmlns:pic="http://schemas.openxmlformats.org/drawingml/2006/picture">
+                  <pic:nvPicPr>
+                    <pic:cNvPr id="1854750325" name=""/>
+                    <pic:cNvPicPr/>
+                  </pic:nvPicPr>
+                  <pic:blipFill>
+                    <a:blip r:embed="rId22"/>
+                    <a:stretch>
+                      <a:fillRect/>
+                    </a:stretch>
+                  </pic:blipFill>
+                  <pic:spPr>
+                    <a:xfrm>
+                      <a:off x="0" y="0"/>
+                      <a:ext cx="2924583" cy="905001"/>
+                    </a:xfrm>
+                    <a:prstGeom prst="rect">
+                      <a:avLst/>
+                    </a:prstGeom>
+                  </pic:spPr>
+                </pic:pic>
+              </a:graphicData>
+            </a:graphic>
+          </wp:inline>
+        </w:drawing>
+      </w:r>
+    </w:p>
+    <w:p>
+      <w:pPr>
+        <w:pStyle w:val="a3"/>
+      </w:pPr>
+      <w:r>
+        <w:t xml:space="preserve"> – СКД – Настройки</w:t>
+      </w:r>
+    </w:p>
+    <w:p>
+      <w:pPr>
+        <w:pStyle w:val="a3"/>
+      </w:pPr>
+    </w:p>
     <w:p/>
     <w:p>
+      <w:r>
+        <w:lastRenderedPageBreak/>
+        <w:t>Настраиваю отображение ИТОГО для колонок.</w:t>
+      </w:r>
+    </w:p>
+    <w:p>
+      <w:pPr>
+        <w:pStyle w:val="afd"/>
+      </w:pPr>
+      <w:r>
+        <w:drawing>
+          <wp:inline distT="0" distB="0" distL="0" distR="0" wp14:anchorId="3F9F5910" wp14:editId="64392CCE">
+            <wp:extent cx="5940425" cy="728980"/>
+            <wp:effectExtent l="0" t="0" r="3175" b="0"/>
+            <wp:docPr id="933529245" name="Рисунок 1"/>
+            <wp:cNvGraphicFramePr>
+              <a:graphicFrameLocks xmlns:a="http://schemas.openxmlformats.org/drawingml/2006/main" noChangeAspect="1"/>
+            </wp:cNvGraphicFramePr>
+            <a:graphic xmlns:a="http://schemas.openxmlformats.org/drawingml/2006/main">
+              <a:graphicData uri="http://schemas.openxmlformats.org/drawingml/2006/picture">
+                <pic:pic xmlns:pic="http://schemas.openxmlformats.org/drawingml/2006/picture">
+                  <pic:nvPicPr>
+                    <pic:cNvPr id="933529245" name=""/>
+                    <pic:cNvPicPr/>
+                  </pic:nvPicPr>
+                  <pic:blipFill>
+                    <a:blip r:embed="rId23"/>
+                    <a:stretch>
+                      <a:fillRect/>
+                    </a:stretch>
+                  </pic:blipFill>
+                  <pic:spPr>
+                    <a:xfrm>
+                      <a:off x="0" y="0"/>
+                      <a:ext cx="5940425" cy="728980"/>
+                    </a:xfrm>
+                    <a:prstGeom prst="rect">
+                      <a:avLst/>
+                    </a:prstGeom>
+                  </pic:spPr>
+                </pic:pic>
+              </a:graphicData>
+            </a:graphic>
+          </wp:inline>
+        </w:drawing>
+      </w:r>
+    </w:p>
+    <w:p>
+      <w:pPr>
+        <w:pStyle w:val="a3"/>
+      </w:pPr>
+      <w:r>
+        <w:t xml:space="preserve"> – СКД – Настройки – Отчет – Другие настройки</w:t>
+      </w:r>
+    </w:p>
+    <w:p>
+      <w:r>
+        <w:t>Добавляю фильтрацию по списку номенклатуры.</w:t>
+      </w:r>
+    </w:p>
+    <w:p>
+      <w:pPr>
+        <w:pStyle w:val="afd"/>
+      </w:pPr>
+      <w:r>
+        <w:drawing>
+          <wp:inline distT="0" distB="0" distL="0" distR="0" wp14:anchorId="34410A19" wp14:editId="0742645D">
+            <wp:extent cx="5940425" cy="1595120"/>
+            <wp:effectExtent l="0" t="0" r="3175" b="5080"/>
+            <wp:docPr id="474623852" name="Рисунок 1"/>
+            <wp:cNvGraphicFramePr>
+              <a:graphicFrameLocks xmlns:a="http://schemas.openxmlformats.org/drawingml/2006/main" noChangeAspect="1"/>
+            </wp:cNvGraphicFramePr>
+            <a:graphic xmlns:a="http://schemas.openxmlformats.org/drawingml/2006/main">
+              <a:graphicData uri="http://schemas.openxmlformats.org/drawingml/2006/picture">
+                <pic:pic xmlns:pic="http://schemas.openxmlformats.org/drawingml/2006/picture">
+                  <pic:nvPicPr>
+                    <pic:cNvPr id="474623852" name=""/>
+                    <pic:cNvPicPr/>
+                  </pic:nvPicPr>
+                  <pic:blipFill>
+                    <a:blip r:embed="rId24"/>
+                    <a:stretch>
+                      <a:fillRect/>
+                    </a:stretch>
+                  </pic:blipFill>
+                  <pic:spPr>
+                    <a:xfrm>
+                      <a:off x="0" y="0"/>
+                      <a:ext cx="5940425" cy="1595120"/>
+                    </a:xfrm>
+                    <a:prstGeom prst="rect">
+                      <a:avLst/>
+                    </a:prstGeom>
+                  </pic:spPr>
+                </pic:pic>
+              </a:graphicData>
+            </a:graphic>
+          </wp:inline>
+        </w:drawing>
+      </w:r>
+    </w:p>
+    <w:p>
+      <w:pPr>
+        <w:pStyle w:val="a3"/>
+      </w:pPr>
+      <w:r>
+        <w:t xml:space="preserve"> – СКД – Настройки – Отчет – Отбор</w:t>
+      </w:r>
+    </w:p>
+    <w:p>
+      <w:r>
+        <w:t>Проверяю формирование отчета. В результате корректно отображаются остатки на начало выбранного месяца и на конец это месяца.</w:t>
+      </w:r>
+    </w:p>
+    <w:p>
+      <w:pPr>
+        <w:pStyle w:val="afd"/>
+      </w:pPr>
+      <w:r>
+        <w:drawing>
+          <wp:inline distT="0" distB="0" distL="0" distR="0" wp14:anchorId="4B5C99EE" wp14:editId="63DBF54D">
+            <wp:extent cx="5940425" cy="2072005"/>
+            <wp:effectExtent l="0" t="0" r="3175" b="4445"/>
+            <wp:docPr id="1151137527" name="Рисунок 1"/>
+            <wp:cNvGraphicFramePr>
+              <a:graphicFrameLocks xmlns:a="http://schemas.openxmlformats.org/drawingml/2006/main" noChangeAspect="1"/>
+            </wp:cNvGraphicFramePr>
+            <a:graphic xmlns:a="http://schemas.openxmlformats.org/drawingml/2006/main">
+              <a:graphicData uri="http://schemas.openxmlformats.org/drawingml/2006/picture">
+                <pic:pic xmlns:pic="http://schemas.openxmlformats.org/drawingml/2006/picture">
+                  <pic:nvPicPr>
+                    <pic:cNvPr id="1151137527" name=""/>
+                    <pic:cNvPicPr/>
+                  </pic:nvPicPr>
+                  <pic:blipFill>
+                    <a:blip r:embed="rId25"/>
+                    <a:stretch>
+                      <a:fillRect/>
+                    </a:stretch>
+                  </pic:blipFill>
+                  <pic:spPr>
+                    <a:xfrm>
+                      <a:off x="0" y="0"/>
+                      <a:ext cx="5940425" cy="2072005"/>
+                    </a:xfrm>
+                    <a:prstGeom prst="rect">
+                      <a:avLst/>
+                    </a:prstGeom>
+                  </pic:spPr>
+                </pic:pic>
+              </a:graphicData>
+            </a:graphic>
+          </wp:inline>
+        </w:drawing>
+      </w:r>
+    </w:p>
+    <w:p>
+      <w:pPr>
+        <w:pStyle w:val="a3"/>
+      </w:pPr>
+      <w:r>
+        <w:t xml:space="preserve"> – Сформированный отчет</w:t>
+      </w:r>
+    </w:p>
+    <w:p>
       <w:pPr>
         <w:pStyle w:val="2"/>
       </w:pPr>
@@ -1877,6 +2365,7 @@
         <w:pStyle w:val="2"/>
       </w:pPr>
       <w:r>
+        <w:lastRenderedPageBreak/>
         <w:t>Задание 2.3</w:t>
       </w:r>
     </w:p>
@@ -2362,8 +2851,8 @@
   <w:abstractNum w:abstractNumId="4" w15:restartNumberingAfterBreak="0">
     <w:nsid w:val="26DF6124"/>
     <w:multiLevelType w:val="hybridMultilevel"/>
-    <w:tmpl w:val="DB003A70"/>
-    <w:lvl w:ilvl="0" w:tplc="62EECA78">
+    <w:tmpl w:val="A27AB0BA"/>
+    <w:lvl w:ilvl="0" w:tplc="52724C0A">
       <w:start w:val="1"/>
       <w:numFmt w:val="decimal"/>
       <w:pStyle w:val="a1"/>
@@ -3402,6 +3891,12 @@
     <w:abstractNumId w:val="4"/>
   </w:num>
   <w:num w:numId="30" w16cid:durableId="1864127974">
+    <w:abstractNumId w:val="4"/>
+    <w:lvlOverride w:ilvl="0">
+      <w:startOverride w:val="1"/>
+    </w:lvlOverride>
+  </w:num>
+  <w:num w:numId="31" w16cid:durableId="816990233">
     <w:abstractNumId w:val="4"/>
     <w:lvlOverride w:ilvl="0">
       <w:startOverride w:val="1"/>
@@ -4030,6 +4525,7 @@
   <w:style w:type="character" w:default="1" w:styleId="aa">
     <w:name w:val="Default Paragraph Font"/>
     <w:uiPriority w:val="1"/>
+    <w:semiHidden/>
     <w:unhideWhenUsed/>
   </w:style>
   <w:style w:type="table" w:default="1" w:styleId="ab">
@@ -4562,7 +5058,7 @@
     <w:basedOn w:val="a9"/>
     <w:autoRedefine/>
     <w:qFormat/>
-    <w:rsid w:val="00491402"/>
+    <w:rsid w:val="004167C8"/>
     <w:pPr>
       <w:numPr>
         <w:numId w:val="9"/>

--- a/! Отчеты/Практика 4 Мумладзе АС.docx
+++ b/! Отчеты/Практика 4 Мумладзе АС.docx
@@ -442,13 +442,8 @@
                         <w:pStyle w:val="af4"/>
                       </w:pPr>
                       <w:r>
-                        <w:t xml:space="preserve">ассистент каф. </w:t>
+                        <w:t>ассистент каф. САиТ</w:t>
                       </w:r>
-                      <w:proofErr w:type="spellStart"/>
-                      <w:r>
-                        <w:t>САиТ</w:t>
-                      </w:r>
-                      <w:proofErr w:type="spellEnd"/>
                       <w:r>
                         <w:tab/>
                       </w:r>
@@ -2359,13 +2354,1404 @@
         <w:t>Задание 2.2</w:t>
       </w:r>
     </w:p>
-    <w:p/>
+    <w:p>
+      <w:r>
+        <w:t xml:space="preserve">Чтобы доработать отчет 2.1 нужно переписать запрос. </w:t>
+      </w:r>
+    </w:p>
+    <w:p>
+      <w:pPr>
+        <w:pStyle w:val="a"/>
+      </w:pPr>
+      <w:r>
+        <w:t>Логику расчета остатков выношу в виртуальную таблицу. Удаляю роли у ОстатокНаНачало и ОстатокНаКонец;</w:t>
+      </w:r>
+    </w:p>
+    <w:p>
+      <w:pPr>
+        <w:pStyle w:val="a"/>
+      </w:pPr>
+      <w:r>
+        <w:lastRenderedPageBreak/>
+        <w:t>Добавляю виртуальные таблицы для расчета продаж на текущий и прошлый месяц;</w:t>
+      </w:r>
+    </w:p>
+    <w:p>
+      <w:pPr>
+        <w:pStyle w:val="a"/>
+      </w:pPr>
+      <w:r>
+        <w:t>Извлекаю из всех трех виртуальных таблиц номенклатуру, записываю в 4ю виртуальную таблицу.</w:t>
+      </w:r>
+    </w:p>
+    <w:p>
+      <w:pPr>
+        <w:pStyle w:val="a"/>
+      </w:pPr>
+      <w:r>
+        <w:t>Объединяю все 4 виртуальные таблицы, добавляя к номенклатуре остатки и продажи, оставляя 0 где нет данных.</w:t>
+      </w:r>
+    </w:p>
+    <w:p>
+      <w:pPr>
+        <w:pStyle w:val="a1"/>
+        <w:numPr>
+          <w:ilvl w:val="0"/>
+          <w:numId w:val="32"/>
+        </w:numPr>
+      </w:pPr>
+      <w:r>
+        <w:t>ВЫБРАТЬ</w:t>
+      </w:r>
+    </w:p>
+    <w:p>
+      <w:pPr>
+        <w:pStyle w:val="a1"/>
+        <w:numPr>
+          <w:ilvl w:val="0"/>
+          <w:numId w:val="32"/>
+        </w:numPr>
+      </w:pPr>
+      <w:r>
+        <w:t xml:space="preserve">    Запасы.Номенклатура КАК Номенклатура,</w:t>
+      </w:r>
+    </w:p>
+    <w:p>
+      <w:pPr>
+        <w:pStyle w:val="a1"/>
+        <w:numPr>
+          <w:ilvl w:val="0"/>
+          <w:numId w:val="32"/>
+        </w:numPr>
+        <w:rPr>
+          <w:lang w:val="ru-RU"/>
+        </w:rPr>
+      </w:pPr>
+      <w:r>
+        <w:rPr>
+          <w:lang w:val="ru-RU"/>
+        </w:rPr>
+        <w:t xml:space="preserve">    СУММА(Запасы.КоличествоНачальныйОстаток) КАК ОстатокНаНачало,</w:t>
+      </w:r>
+    </w:p>
+    <w:p>
+      <w:pPr>
+        <w:pStyle w:val="a1"/>
+        <w:numPr>
+          <w:ilvl w:val="0"/>
+          <w:numId w:val="32"/>
+        </w:numPr>
+      </w:pPr>
+      <w:r>
+        <w:rPr>
+          <w:lang w:val="ru-RU"/>
+        </w:rPr>
+        <w:t xml:space="preserve">    </w:t>
+      </w:r>
+      <w:r>
+        <w:t>СУММА(Запасы.КоличествоКонечныйОстаток) КАК ОстатокНаКонец</w:t>
+      </w:r>
+    </w:p>
+    <w:p>
+      <w:pPr>
+        <w:pStyle w:val="a1"/>
+        <w:numPr>
+          <w:ilvl w:val="0"/>
+          <w:numId w:val="32"/>
+        </w:numPr>
+      </w:pPr>
+      <w:r>
+        <w:t>ПОМЕСТИТЬ ОстаткиМесяца</w:t>
+      </w:r>
+    </w:p>
+    <w:p>
+      <w:pPr>
+        <w:pStyle w:val="a1"/>
+        <w:numPr>
+          <w:ilvl w:val="0"/>
+          <w:numId w:val="32"/>
+        </w:numPr>
+      </w:pPr>
+      <w:r>
+        <w:t>ИЗ</w:t>
+      </w:r>
+    </w:p>
+    <w:p>
+      <w:pPr>
+        <w:pStyle w:val="a1"/>
+        <w:numPr>
+          <w:ilvl w:val="0"/>
+          <w:numId w:val="32"/>
+        </w:numPr>
+      </w:pPr>
+      <w:r>
+        <w:t xml:space="preserve">    РегистрНакопления.Запасы.ОстаткиИОбороты(</w:t>
+      </w:r>
+    </w:p>
+    <w:p>
+      <w:pPr>
+        <w:pStyle w:val="a1"/>
+        <w:numPr>
+          <w:ilvl w:val="0"/>
+          <w:numId w:val="32"/>
+        </w:numPr>
+      </w:pPr>
+      <w:r>
+        <w:tab/>
+        <w:t xml:space="preserve">    &amp;НачалоПериода {&amp;НачалоПериода},</w:t>
+      </w:r>
+    </w:p>
+    <w:p>
+      <w:pPr>
+        <w:pStyle w:val="a1"/>
+        <w:numPr>
+          <w:ilvl w:val="0"/>
+          <w:numId w:val="32"/>
+        </w:numPr>
+      </w:pPr>
+      <w:r>
+        <w:tab/>
+        <w:t xml:space="preserve">    &amp;КонецПериода {&amp;КонецПериода},</w:t>
+      </w:r>
+    </w:p>
+    <w:p>
+      <w:pPr>
+        <w:pStyle w:val="a1"/>
+        <w:numPr>
+          <w:ilvl w:val="0"/>
+          <w:numId w:val="32"/>
+        </w:numPr>
+      </w:pPr>
+      <w:r>
+        <w:tab/>
+        <w:t xml:space="preserve">    ,</w:t>
+      </w:r>
+    </w:p>
+    <w:p>
+      <w:pPr>
+        <w:pStyle w:val="a1"/>
+        <w:numPr>
+          <w:ilvl w:val="0"/>
+          <w:numId w:val="32"/>
+        </w:numPr>
+      </w:pPr>
+      <w:r>
+        <w:tab/>
+        <w:t xml:space="preserve">    ,</w:t>
+      </w:r>
+    </w:p>
+    <w:p>
+      <w:pPr>
+        <w:pStyle w:val="a1"/>
+        <w:numPr>
+          <w:ilvl w:val="0"/>
+          <w:numId w:val="32"/>
+        </w:numPr>
+      </w:pPr>
+      <w:r>
+        <w:t xml:space="preserve">    ) КАК Запасы</w:t>
+      </w:r>
+    </w:p>
+    <w:p>
+      <w:pPr>
+        <w:pStyle w:val="a1"/>
+        <w:numPr>
+          <w:ilvl w:val="0"/>
+          <w:numId w:val="32"/>
+        </w:numPr>
+      </w:pPr>
+      <w:r>
+        <w:t>СГРУППИРОВАТЬ ПО</w:t>
+      </w:r>
+    </w:p>
+    <w:p>
+      <w:pPr>
+        <w:pStyle w:val="a1"/>
+        <w:numPr>
+          <w:ilvl w:val="0"/>
+          <w:numId w:val="32"/>
+        </w:numPr>
+      </w:pPr>
+      <w:r>
+        <w:t xml:space="preserve">    Запасы.Номенклатура</w:t>
+      </w:r>
+    </w:p>
+    <w:p>
+      <w:pPr>
+        <w:pStyle w:val="a1"/>
+        <w:numPr>
+          <w:ilvl w:val="0"/>
+          <w:numId w:val="32"/>
+        </w:numPr>
+      </w:pPr>
+      <w:r>
+        <w:t>;</w:t>
+      </w:r>
+    </w:p>
+    <w:p>
+      <w:pPr>
+        <w:pStyle w:val="a1"/>
+        <w:numPr>
+          <w:ilvl w:val="0"/>
+          <w:numId w:val="32"/>
+        </w:numPr>
+      </w:pPr>
+      <w:r>
+        <w:t>// ================================================================</w:t>
+      </w:r>
+    </w:p>
+    <w:p>
+      <w:pPr>
+        <w:pStyle w:val="a1"/>
+        <w:numPr>
+          <w:ilvl w:val="0"/>
+          <w:numId w:val="32"/>
+        </w:numPr>
+      </w:pPr>
+      <w:r>
+        <w:t>ВЫБРАТЬ</w:t>
+      </w:r>
+    </w:p>
+    <w:p>
+      <w:pPr>
+        <w:pStyle w:val="a1"/>
+        <w:numPr>
+          <w:ilvl w:val="0"/>
+          <w:numId w:val="32"/>
+        </w:numPr>
+      </w:pPr>
+      <w:r>
+        <w:t xml:space="preserve">    Продажи.Номенклатура КАК Номенклатура,</w:t>
+      </w:r>
+    </w:p>
+    <w:p>
+      <w:pPr>
+        <w:pStyle w:val="a1"/>
+        <w:numPr>
+          <w:ilvl w:val="0"/>
+          <w:numId w:val="32"/>
+        </w:numPr>
+      </w:pPr>
+      <w:r>
+        <w:t xml:space="preserve">    СУММА(Продажи.КоличествоОборот) КАК ПродажиТекущийМесяц</w:t>
+      </w:r>
+    </w:p>
+    <w:p>
+      <w:pPr>
+        <w:pStyle w:val="a1"/>
+        <w:numPr>
+          <w:ilvl w:val="0"/>
+          <w:numId w:val="32"/>
+        </w:numPr>
+      </w:pPr>
+      <w:r>
+        <w:t>ПОМЕСТИТЬ ПродажиТекущие</w:t>
+      </w:r>
+    </w:p>
+    <w:p>
+      <w:pPr>
+        <w:pStyle w:val="a1"/>
+        <w:numPr>
+          <w:ilvl w:val="0"/>
+          <w:numId w:val="32"/>
+        </w:numPr>
+      </w:pPr>
+      <w:r>
+        <w:t>ИЗ</w:t>
+      </w:r>
+    </w:p>
+    <w:p>
+      <w:pPr>
+        <w:pStyle w:val="a1"/>
+        <w:numPr>
+          <w:ilvl w:val="0"/>
+          <w:numId w:val="32"/>
+        </w:numPr>
+      </w:pPr>
+      <w:r>
+        <w:t xml:space="preserve">    РегистрНакопления.Продажи.Обороты(</w:t>
+      </w:r>
+    </w:p>
+    <w:p>
+      <w:pPr>
+        <w:pStyle w:val="a1"/>
+        <w:numPr>
+          <w:ilvl w:val="0"/>
+          <w:numId w:val="32"/>
+        </w:numPr>
+      </w:pPr>
+      <w:r>
+        <w:t xml:space="preserve">        &amp;НачалоПериода {&amp;НачалоПериода},</w:t>
+      </w:r>
+    </w:p>
+    <w:p>
+      <w:pPr>
+        <w:pStyle w:val="a1"/>
+        <w:numPr>
+          <w:ilvl w:val="0"/>
+          <w:numId w:val="32"/>
+        </w:numPr>
+      </w:pPr>
+      <w:r>
+        <w:t xml:space="preserve">        &amp;КонецПериода {&amp;КонецПериода},</w:t>
+      </w:r>
+    </w:p>
+    <w:p>
+      <w:pPr>
+        <w:pStyle w:val="a1"/>
+        <w:numPr>
+          <w:ilvl w:val="0"/>
+          <w:numId w:val="32"/>
+        </w:numPr>
+      </w:pPr>
+      <w:r>
+        <w:t xml:space="preserve">        ,</w:t>
+      </w:r>
+    </w:p>
+    <w:p>
+      <w:pPr>
+        <w:pStyle w:val="a1"/>
+        <w:numPr>
+          <w:ilvl w:val="0"/>
+          <w:numId w:val="32"/>
+        </w:numPr>
+      </w:pPr>
+      <w:r>
+        <w:t xml:space="preserve">        </w:t>
+      </w:r>
+    </w:p>
+    <w:p>
+      <w:pPr>
+        <w:pStyle w:val="a1"/>
+        <w:numPr>
+          <w:ilvl w:val="0"/>
+          <w:numId w:val="32"/>
+        </w:numPr>
+      </w:pPr>
+      <w:r>
+        <w:t xml:space="preserve">    ) КАК Продажи</w:t>
+      </w:r>
+    </w:p>
+    <w:p>
+      <w:pPr>
+        <w:pStyle w:val="a1"/>
+        <w:numPr>
+          <w:ilvl w:val="0"/>
+          <w:numId w:val="32"/>
+        </w:numPr>
+      </w:pPr>
+      <w:r>
+        <w:t>СГРУППИРОВАТЬ ПО</w:t>
+      </w:r>
+    </w:p>
+    <w:p>
+      <w:pPr>
+        <w:pStyle w:val="a1"/>
+        <w:numPr>
+          <w:ilvl w:val="0"/>
+          <w:numId w:val="32"/>
+        </w:numPr>
+      </w:pPr>
+      <w:r>
+        <w:t xml:space="preserve">    Продажи.Номенклатура</w:t>
+      </w:r>
+    </w:p>
+    <w:p>
+      <w:pPr>
+        <w:pStyle w:val="a1"/>
+        <w:numPr>
+          <w:ilvl w:val="0"/>
+          <w:numId w:val="32"/>
+        </w:numPr>
+      </w:pPr>
+      <w:r>
+        <w:t>;</w:t>
+      </w:r>
+    </w:p>
+    <w:p>
+      <w:pPr>
+        <w:pStyle w:val="a1"/>
+        <w:numPr>
+          <w:ilvl w:val="0"/>
+          <w:numId w:val="32"/>
+        </w:numPr>
+      </w:pPr>
+      <w:r>
+        <w:t>// ================================================================</w:t>
+      </w:r>
+    </w:p>
+    <w:p>
+      <w:pPr>
+        <w:pStyle w:val="a1"/>
+        <w:numPr>
+          <w:ilvl w:val="0"/>
+          <w:numId w:val="32"/>
+        </w:numPr>
+      </w:pPr>
+      <w:r>
+        <w:t>ВЫБРАТЬ</w:t>
+      </w:r>
+    </w:p>
+    <w:p>
+      <w:pPr>
+        <w:pStyle w:val="a1"/>
+        <w:numPr>
+          <w:ilvl w:val="0"/>
+          <w:numId w:val="32"/>
+        </w:numPr>
+      </w:pPr>
+      <w:r>
+        <w:t xml:space="preserve">    Продажи.Номенклатура КАК Номенклатура,</w:t>
+      </w:r>
+    </w:p>
+    <w:p>
+      <w:pPr>
+        <w:pStyle w:val="a1"/>
+        <w:numPr>
+          <w:ilvl w:val="0"/>
+          <w:numId w:val="32"/>
+        </w:numPr>
+      </w:pPr>
+      <w:r>
+        <w:t xml:space="preserve">    СУММА(Продажи.КоличествоОборот) КАК ПродажиПрошлыйМесяц</w:t>
+      </w:r>
+    </w:p>
+    <w:p>
+      <w:pPr>
+        <w:pStyle w:val="a1"/>
+        <w:numPr>
+          <w:ilvl w:val="0"/>
+          <w:numId w:val="32"/>
+        </w:numPr>
+      </w:pPr>
+      <w:r>
+        <w:t>ПОМЕСТИТЬ ПродажиПрошлые</w:t>
+      </w:r>
+    </w:p>
+    <w:p>
+      <w:pPr>
+        <w:pStyle w:val="a1"/>
+        <w:numPr>
+          <w:ilvl w:val="0"/>
+          <w:numId w:val="32"/>
+        </w:numPr>
+      </w:pPr>
+      <w:r>
+        <w:t>ИЗ</w:t>
+      </w:r>
+    </w:p>
+    <w:p>
+      <w:pPr>
+        <w:pStyle w:val="a1"/>
+        <w:numPr>
+          <w:ilvl w:val="0"/>
+          <w:numId w:val="32"/>
+        </w:numPr>
+      </w:pPr>
+      <w:r>
+        <w:t xml:space="preserve">    РегистрНакопления.Продажи.Обороты(</w:t>
+      </w:r>
+    </w:p>
+    <w:p>
+      <w:pPr>
+        <w:pStyle w:val="a1"/>
+        <w:numPr>
+          <w:ilvl w:val="0"/>
+          <w:numId w:val="32"/>
+        </w:numPr>
+      </w:pPr>
+      <w:r>
+        <w:t xml:space="preserve">        &amp;НачалоПрошлогоМесяца {&amp;НачалоПрошлогоМесяца},</w:t>
+      </w:r>
+    </w:p>
+    <w:p>
+      <w:pPr>
+        <w:pStyle w:val="a1"/>
+        <w:numPr>
+          <w:ilvl w:val="0"/>
+          <w:numId w:val="32"/>
+        </w:numPr>
+      </w:pPr>
+      <w:r>
+        <w:t xml:space="preserve">        &amp;КонецПрошлогоМесяца {&amp;КонецПрошлогоМесяца},</w:t>
+      </w:r>
+    </w:p>
+    <w:p>
+      <w:pPr>
+        <w:pStyle w:val="a1"/>
+        <w:numPr>
+          <w:ilvl w:val="0"/>
+          <w:numId w:val="32"/>
+        </w:numPr>
+      </w:pPr>
+      <w:r>
+        <w:t xml:space="preserve">        ,</w:t>
+      </w:r>
+    </w:p>
+    <w:p>
+      <w:pPr>
+        <w:pStyle w:val="a1"/>
+        <w:numPr>
+          <w:ilvl w:val="0"/>
+          <w:numId w:val="32"/>
+        </w:numPr>
+      </w:pPr>
+      <w:r>
+        <w:lastRenderedPageBreak/>
+        <w:t xml:space="preserve">        </w:t>
+      </w:r>
+    </w:p>
+    <w:p>
+      <w:pPr>
+        <w:pStyle w:val="a1"/>
+        <w:numPr>
+          <w:ilvl w:val="0"/>
+          <w:numId w:val="32"/>
+        </w:numPr>
+      </w:pPr>
+      <w:r>
+        <w:t xml:space="preserve">    ) КАК Продажи</w:t>
+      </w:r>
+    </w:p>
+    <w:p>
+      <w:pPr>
+        <w:pStyle w:val="a1"/>
+        <w:numPr>
+          <w:ilvl w:val="0"/>
+          <w:numId w:val="32"/>
+        </w:numPr>
+      </w:pPr>
+      <w:r>
+        <w:t>СГРУППИРОВАТЬ ПО</w:t>
+      </w:r>
+    </w:p>
+    <w:p>
+      <w:pPr>
+        <w:pStyle w:val="a1"/>
+        <w:numPr>
+          <w:ilvl w:val="0"/>
+          <w:numId w:val="32"/>
+        </w:numPr>
+      </w:pPr>
+      <w:r>
+        <w:t xml:space="preserve">    Продажи.Номенклатура</w:t>
+      </w:r>
+    </w:p>
+    <w:p>
+      <w:pPr>
+        <w:pStyle w:val="a1"/>
+        <w:numPr>
+          <w:ilvl w:val="0"/>
+          <w:numId w:val="32"/>
+        </w:numPr>
+      </w:pPr>
+      <w:r>
+        <w:t>;</w:t>
+      </w:r>
+    </w:p>
+    <w:p>
+      <w:pPr>
+        <w:pStyle w:val="a1"/>
+        <w:numPr>
+          <w:ilvl w:val="0"/>
+          <w:numId w:val="32"/>
+        </w:numPr>
+      </w:pPr>
+      <w:r>
+        <w:t>// ================================================================</w:t>
+      </w:r>
+    </w:p>
+    <w:p>
+      <w:pPr>
+        <w:pStyle w:val="a1"/>
+        <w:numPr>
+          <w:ilvl w:val="0"/>
+          <w:numId w:val="32"/>
+        </w:numPr>
+      </w:pPr>
+      <w:r>
+        <w:t>ВЫБРАТЬ</w:t>
+      </w:r>
+    </w:p>
+    <w:p>
+      <w:pPr>
+        <w:pStyle w:val="a1"/>
+        <w:numPr>
+          <w:ilvl w:val="0"/>
+          <w:numId w:val="32"/>
+        </w:numPr>
+      </w:pPr>
+      <w:r>
+        <w:t xml:space="preserve">    ОстаткиМесяца.Номенклатура КАК Номенклатура</w:t>
+      </w:r>
+    </w:p>
+    <w:p>
+      <w:pPr>
+        <w:pStyle w:val="a1"/>
+        <w:numPr>
+          <w:ilvl w:val="0"/>
+          <w:numId w:val="32"/>
+        </w:numPr>
+      </w:pPr>
+      <w:r>
+        <w:t>ПОМЕСТИТЬ СписокНоменклатуры</w:t>
+      </w:r>
+    </w:p>
+    <w:p>
+      <w:pPr>
+        <w:pStyle w:val="a1"/>
+        <w:numPr>
+          <w:ilvl w:val="0"/>
+          <w:numId w:val="32"/>
+        </w:numPr>
+      </w:pPr>
+      <w:r>
+        <w:t>ИЗ</w:t>
+      </w:r>
+    </w:p>
+    <w:p>
+      <w:pPr>
+        <w:pStyle w:val="a1"/>
+        <w:numPr>
+          <w:ilvl w:val="0"/>
+          <w:numId w:val="32"/>
+        </w:numPr>
+      </w:pPr>
+      <w:r>
+        <w:t xml:space="preserve">    ОстаткиМесяца КАК ОстаткиМесяца</w:t>
+      </w:r>
+    </w:p>
+    <w:p>
+      <w:pPr>
+        <w:pStyle w:val="a1"/>
+        <w:numPr>
+          <w:ilvl w:val="0"/>
+          <w:numId w:val="32"/>
+        </w:numPr>
+      </w:pPr>
+    </w:p>
+    <w:p>
+      <w:pPr>
+        <w:pStyle w:val="a1"/>
+        <w:numPr>
+          <w:ilvl w:val="0"/>
+          <w:numId w:val="32"/>
+        </w:numPr>
+      </w:pPr>
+      <w:r>
+        <w:t>ОБЪЕДИНИТЬ</w:t>
+      </w:r>
+    </w:p>
+    <w:p>
+      <w:pPr>
+        <w:pStyle w:val="a1"/>
+        <w:numPr>
+          <w:ilvl w:val="0"/>
+          <w:numId w:val="32"/>
+        </w:numPr>
+      </w:pPr>
+    </w:p>
+    <w:p>
+      <w:pPr>
+        <w:pStyle w:val="a1"/>
+        <w:numPr>
+          <w:ilvl w:val="0"/>
+          <w:numId w:val="32"/>
+        </w:numPr>
+      </w:pPr>
+      <w:r>
+        <w:t>ВЫБРАТЬ</w:t>
+      </w:r>
+    </w:p>
+    <w:p>
+      <w:pPr>
+        <w:pStyle w:val="a1"/>
+        <w:numPr>
+          <w:ilvl w:val="0"/>
+          <w:numId w:val="32"/>
+        </w:numPr>
+      </w:pPr>
+      <w:r>
+        <w:t xml:space="preserve">    ПродажиТекущие.Номенклатура</w:t>
+      </w:r>
+    </w:p>
+    <w:p>
+      <w:pPr>
+        <w:pStyle w:val="a1"/>
+        <w:numPr>
+          <w:ilvl w:val="0"/>
+          <w:numId w:val="32"/>
+        </w:numPr>
+      </w:pPr>
+      <w:r>
+        <w:t>ИЗ</w:t>
+      </w:r>
+    </w:p>
+    <w:p>
+      <w:pPr>
+        <w:pStyle w:val="a1"/>
+        <w:numPr>
+          <w:ilvl w:val="0"/>
+          <w:numId w:val="32"/>
+        </w:numPr>
+      </w:pPr>
+      <w:r>
+        <w:t xml:space="preserve">    ПродажиТекущие КАК ПродажиТекущие</w:t>
+      </w:r>
+    </w:p>
+    <w:p>
+      <w:pPr>
+        <w:pStyle w:val="a1"/>
+        <w:numPr>
+          <w:ilvl w:val="0"/>
+          <w:numId w:val="32"/>
+        </w:numPr>
+      </w:pPr>
+    </w:p>
+    <w:p>
+      <w:pPr>
+        <w:pStyle w:val="a1"/>
+        <w:numPr>
+          <w:ilvl w:val="0"/>
+          <w:numId w:val="32"/>
+        </w:numPr>
+      </w:pPr>
+      <w:r>
+        <w:t>ОБЪЕДИНИТЬ</w:t>
+      </w:r>
+    </w:p>
+    <w:p>
+      <w:pPr>
+        <w:pStyle w:val="a1"/>
+        <w:numPr>
+          <w:ilvl w:val="0"/>
+          <w:numId w:val="32"/>
+        </w:numPr>
+      </w:pPr>
+    </w:p>
+    <w:p>
+      <w:pPr>
+        <w:pStyle w:val="a1"/>
+        <w:numPr>
+          <w:ilvl w:val="0"/>
+          <w:numId w:val="32"/>
+        </w:numPr>
+      </w:pPr>
+      <w:r>
+        <w:t>ВЫБРАТЬ</w:t>
+      </w:r>
+    </w:p>
+    <w:p>
+      <w:pPr>
+        <w:pStyle w:val="a1"/>
+        <w:numPr>
+          <w:ilvl w:val="0"/>
+          <w:numId w:val="32"/>
+        </w:numPr>
+      </w:pPr>
+      <w:r>
+        <w:t xml:space="preserve">    ПродажиПрошлые.Номенклатура</w:t>
+      </w:r>
+    </w:p>
+    <w:p>
+      <w:pPr>
+        <w:pStyle w:val="a1"/>
+        <w:numPr>
+          <w:ilvl w:val="0"/>
+          <w:numId w:val="32"/>
+        </w:numPr>
+      </w:pPr>
+      <w:r>
+        <w:t>ИЗ</w:t>
+      </w:r>
+    </w:p>
+    <w:p>
+      <w:pPr>
+        <w:pStyle w:val="a1"/>
+        <w:numPr>
+          <w:ilvl w:val="0"/>
+          <w:numId w:val="32"/>
+        </w:numPr>
+      </w:pPr>
+      <w:r>
+        <w:t xml:space="preserve">    ПродажиПрошлые КАК ПродажиПрошлые</w:t>
+      </w:r>
+    </w:p>
+    <w:p>
+      <w:pPr>
+        <w:pStyle w:val="a1"/>
+        <w:numPr>
+          <w:ilvl w:val="0"/>
+          <w:numId w:val="32"/>
+        </w:numPr>
+      </w:pPr>
+      <w:r>
+        <w:t>;</w:t>
+      </w:r>
+    </w:p>
+    <w:p>
+      <w:pPr>
+        <w:pStyle w:val="a1"/>
+        <w:numPr>
+          <w:ilvl w:val="0"/>
+          <w:numId w:val="32"/>
+        </w:numPr>
+      </w:pPr>
+      <w:r>
+        <w:t>// ================================================================</w:t>
+      </w:r>
+    </w:p>
+    <w:p>
+      <w:pPr>
+        <w:pStyle w:val="a1"/>
+        <w:numPr>
+          <w:ilvl w:val="0"/>
+          <w:numId w:val="32"/>
+        </w:numPr>
+      </w:pPr>
+      <w:r>
+        <w:t>ВЫБРАТЬ</w:t>
+      </w:r>
+    </w:p>
+    <w:p>
+      <w:pPr>
+        <w:pStyle w:val="a1"/>
+        <w:numPr>
+          <w:ilvl w:val="0"/>
+          <w:numId w:val="32"/>
+        </w:numPr>
+      </w:pPr>
+      <w:r>
+        <w:t xml:space="preserve">    СписокНоменклатуры.Номенклатура КАК Номенклатура,</w:t>
+      </w:r>
+    </w:p>
+    <w:p>
+      <w:pPr>
+        <w:pStyle w:val="a1"/>
+        <w:numPr>
+          <w:ilvl w:val="0"/>
+          <w:numId w:val="32"/>
+        </w:numPr>
+      </w:pPr>
+    </w:p>
+    <w:p>
+      <w:pPr>
+        <w:pStyle w:val="a1"/>
+        <w:numPr>
+          <w:ilvl w:val="0"/>
+          <w:numId w:val="32"/>
+        </w:numPr>
+      </w:pPr>
+      <w:r>
+        <w:t xml:space="preserve">    ЕСТЬNULL(ОстаткиМесяца.ОстатокНаНачало, 0)</w:t>
+      </w:r>
+    </w:p>
+    <w:p>
+      <w:pPr>
+        <w:pStyle w:val="a1"/>
+        <w:numPr>
+          <w:ilvl w:val="0"/>
+          <w:numId w:val="32"/>
+        </w:numPr>
+      </w:pPr>
+      <w:r>
+        <w:t xml:space="preserve">        КАК ОстатокНаНачало,</w:t>
+      </w:r>
+    </w:p>
+    <w:p>
+      <w:pPr>
+        <w:pStyle w:val="a1"/>
+        <w:numPr>
+          <w:ilvl w:val="0"/>
+          <w:numId w:val="32"/>
+        </w:numPr>
+      </w:pPr>
+    </w:p>
+    <w:p>
+      <w:pPr>
+        <w:pStyle w:val="a1"/>
+        <w:numPr>
+          <w:ilvl w:val="0"/>
+          <w:numId w:val="32"/>
+        </w:numPr>
+      </w:pPr>
+      <w:r>
+        <w:t xml:space="preserve">    ЕСТЬNULL(ОстаткиМесяца.ОстатокНаКонец, 0)</w:t>
+      </w:r>
+    </w:p>
+    <w:p>
+      <w:pPr>
+        <w:pStyle w:val="a1"/>
+        <w:numPr>
+          <w:ilvl w:val="0"/>
+          <w:numId w:val="32"/>
+        </w:numPr>
+      </w:pPr>
+      <w:r>
+        <w:t xml:space="preserve">        КАК ОстатокНаКонец,</w:t>
+      </w:r>
+    </w:p>
+    <w:p>
+      <w:pPr>
+        <w:pStyle w:val="a1"/>
+        <w:numPr>
+          <w:ilvl w:val="0"/>
+          <w:numId w:val="32"/>
+        </w:numPr>
+      </w:pPr>
+    </w:p>
+    <w:p>
+      <w:pPr>
+        <w:pStyle w:val="a1"/>
+        <w:numPr>
+          <w:ilvl w:val="0"/>
+          <w:numId w:val="32"/>
+        </w:numPr>
+      </w:pPr>
+      <w:r>
+        <w:t xml:space="preserve">    ЕСТЬNULL(ПродажиПрошлые.ПродажиПрошлыйМесяц, 0)</w:t>
+      </w:r>
+    </w:p>
+    <w:p>
+      <w:pPr>
+        <w:pStyle w:val="a1"/>
+        <w:numPr>
+          <w:ilvl w:val="0"/>
+          <w:numId w:val="32"/>
+        </w:numPr>
+      </w:pPr>
+      <w:r>
+        <w:t xml:space="preserve">        КАК ПродажиПрошлыйМесяц,</w:t>
+      </w:r>
+    </w:p>
+    <w:p>
+      <w:pPr>
+        <w:pStyle w:val="a1"/>
+        <w:numPr>
+          <w:ilvl w:val="0"/>
+          <w:numId w:val="32"/>
+        </w:numPr>
+      </w:pPr>
+    </w:p>
+    <w:p>
+      <w:pPr>
+        <w:pStyle w:val="a1"/>
+        <w:numPr>
+          <w:ilvl w:val="0"/>
+          <w:numId w:val="32"/>
+        </w:numPr>
+      </w:pPr>
+      <w:r>
+        <w:t xml:space="preserve">    ЕСТЬNULL(ПродажиТекущие.ПродажиТекущийМесяц, 0)</w:t>
+      </w:r>
+    </w:p>
+    <w:p>
+      <w:pPr>
+        <w:pStyle w:val="a1"/>
+        <w:numPr>
+          <w:ilvl w:val="0"/>
+          <w:numId w:val="32"/>
+        </w:numPr>
+      </w:pPr>
+      <w:r>
+        <w:t xml:space="preserve">        КАК ПродажиТекущийМесяц</w:t>
+      </w:r>
+    </w:p>
+    <w:p>
+      <w:pPr>
+        <w:pStyle w:val="a1"/>
+        <w:numPr>
+          <w:ilvl w:val="0"/>
+          <w:numId w:val="32"/>
+        </w:numPr>
+      </w:pPr>
+    </w:p>
+    <w:p>
+      <w:pPr>
+        <w:pStyle w:val="a1"/>
+        <w:numPr>
+          <w:ilvl w:val="0"/>
+          <w:numId w:val="32"/>
+        </w:numPr>
+      </w:pPr>
+      <w:r>
+        <w:t>ИЗ</w:t>
+      </w:r>
+    </w:p>
+    <w:p>
+      <w:pPr>
+        <w:pStyle w:val="a1"/>
+        <w:numPr>
+          <w:ilvl w:val="0"/>
+          <w:numId w:val="32"/>
+        </w:numPr>
+      </w:pPr>
+      <w:r>
+        <w:t xml:space="preserve">    СписокНоменклатуры КАК СписокНоменклатуры</w:t>
+      </w:r>
+    </w:p>
+    <w:p>
+      <w:pPr>
+        <w:pStyle w:val="a1"/>
+        <w:numPr>
+          <w:ilvl w:val="0"/>
+          <w:numId w:val="32"/>
+        </w:numPr>
+      </w:pPr>
+    </w:p>
+    <w:p>
+      <w:pPr>
+        <w:pStyle w:val="a1"/>
+        <w:numPr>
+          <w:ilvl w:val="0"/>
+          <w:numId w:val="32"/>
+        </w:numPr>
+      </w:pPr>
+      <w:r>
+        <w:t xml:space="preserve">        ЛЕВОЕ СОЕДИНЕНИЕ ОстаткиМесяца КАК ОстаткиМесяца</w:t>
+      </w:r>
+    </w:p>
+    <w:p>
+      <w:pPr>
+        <w:pStyle w:val="a1"/>
+        <w:numPr>
+          <w:ilvl w:val="0"/>
+          <w:numId w:val="32"/>
+        </w:numPr>
+      </w:pPr>
+      <w:r>
+        <w:t xml:space="preserve">        ПО СписокНоменклатуры.Номенклатура</w:t>
+      </w:r>
+    </w:p>
+    <w:p>
+      <w:pPr>
+        <w:pStyle w:val="a1"/>
+        <w:numPr>
+          <w:ilvl w:val="0"/>
+          <w:numId w:val="32"/>
+        </w:numPr>
+      </w:pPr>
+      <w:r>
+        <w:t xml:space="preserve">            = ОстаткиМесяца.Номенклатура</w:t>
+      </w:r>
+    </w:p>
+    <w:p>
+      <w:pPr>
+        <w:pStyle w:val="a1"/>
+        <w:numPr>
+          <w:ilvl w:val="0"/>
+          <w:numId w:val="32"/>
+        </w:numPr>
+      </w:pPr>
+    </w:p>
+    <w:p>
+      <w:pPr>
+        <w:pStyle w:val="a1"/>
+        <w:numPr>
+          <w:ilvl w:val="0"/>
+          <w:numId w:val="32"/>
+        </w:numPr>
+      </w:pPr>
+      <w:r>
+        <w:t xml:space="preserve">        ЛЕВОЕ СОЕДИНЕНИЕ ПродажиПрошлые КАК ПродажиПрошлые</w:t>
+      </w:r>
+    </w:p>
+    <w:p>
+      <w:pPr>
+        <w:pStyle w:val="a1"/>
+        <w:numPr>
+          <w:ilvl w:val="0"/>
+          <w:numId w:val="32"/>
+        </w:numPr>
+      </w:pPr>
+      <w:r>
+        <w:t xml:space="preserve">        ПО СписокНоменклатуры.Номенклатура</w:t>
+      </w:r>
+    </w:p>
+    <w:p>
+      <w:pPr>
+        <w:pStyle w:val="a1"/>
+        <w:numPr>
+          <w:ilvl w:val="0"/>
+          <w:numId w:val="32"/>
+        </w:numPr>
+      </w:pPr>
+      <w:r>
+        <w:lastRenderedPageBreak/>
+        <w:t xml:space="preserve">            = ПродажиПрошлые.Номенклатура</w:t>
+      </w:r>
+    </w:p>
+    <w:p>
+      <w:pPr>
+        <w:pStyle w:val="a1"/>
+        <w:numPr>
+          <w:ilvl w:val="0"/>
+          <w:numId w:val="32"/>
+        </w:numPr>
+      </w:pPr>
+    </w:p>
+    <w:p>
+      <w:pPr>
+        <w:pStyle w:val="a1"/>
+        <w:numPr>
+          <w:ilvl w:val="0"/>
+          <w:numId w:val="32"/>
+        </w:numPr>
+      </w:pPr>
+      <w:r>
+        <w:t xml:space="preserve">        ЛЕВОЕ СОЕДИНЕНИЕ ПродажиТекущие КАК ПродажиТекущие</w:t>
+      </w:r>
+    </w:p>
+    <w:p>
+      <w:pPr>
+        <w:pStyle w:val="a1"/>
+        <w:numPr>
+          <w:ilvl w:val="0"/>
+          <w:numId w:val="32"/>
+        </w:numPr>
+      </w:pPr>
+      <w:r>
+        <w:t xml:space="preserve">        ПО СписокНоменклатуры.Номенклатура</w:t>
+      </w:r>
+    </w:p>
+    <w:p>
+      <w:pPr>
+        <w:pStyle w:val="a1"/>
+        <w:numPr>
+          <w:ilvl w:val="0"/>
+          <w:numId w:val="32"/>
+        </w:numPr>
+      </w:pPr>
+      <w:r>
+        <w:t xml:space="preserve">            = ПродажиТекущие.Номенклатура</w:t>
+      </w:r>
+    </w:p>
+    <w:p>
+      <w:r>
+        <w:t>Добавляю продажи в ресурсы.</w:t>
+      </w:r>
+    </w:p>
+    <w:p>
+      <w:pPr>
+        <w:pStyle w:val="afd"/>
+      </w:pPr>
+      <w:r>
+        <w:drawing>
+          <wp:inline distT="0" distB="0" distL="0" distR="0" wp14:anchorId="26D9D10F" wp14:editId="0A268C15">
+            <wp:extent cx="5940425" cy="922655"/>
+            <wp:effectExtent l="0" t="0" r="3175" b="0"/>
+            <wp:docPr id="795258765" name="Рисунок 1"/>
+            <wp:cNvGraphicFramePr>
+              <a:graphicFrameLocks xmlns:a="http://schemas.openxmlformats.org/drawingml/2006/main" noChangeAspect="1"/>
+            </wp:cNvGraphicFramePr>
+            <a:graphic xmlns:a="http://schemas.openxmlformats.org/drawingml/2006/main">
+              <a:graphicData uri="http://schemas.openxmlformats.org/drawingml/2006/picture">
+                <pic:pic xmlns:pic="http://schemas.openxmlformats.org/drawingml/2006/picture">
+                  <pic:nvPicPr>
+                    <pic:cNvPr id="795258765" name=""/>
+                    <pic:cNvPicPr/>
+                  </pic:nvPicPr>
+                  <pic:blipFill>
+                    <a:blip r:embed="rId26"/>
+                    <a:stretch>
+                      <a:fillRect/>
+                    </a:stretch>
+                  </pic:blipFill>
+                  <pic:spPr>
+                    <a:xfrm>
+                      <a:off x="0" y="0"/>
+                      <a:ext cx="5940425" cy="922655"/>
+                    </a:xfrm>
+                    <a:prstGeom prst="rect">
+                      <a:avLst/>
+                    </a:prstGeom>
+                  </pic:spPr>
+                </pic:pic>
+              </a:graphicData>
+            </a:graphic>
+          </wp:inline>
+        </w:drawing>
+      </w:r>
+    </w:p>
+    <w:p>
+      <w:pPr>
+        <w:pStyle w:val="a3"/>
+      </w:pPr>
+      <w:r>
+        <w:t xml:space="preserve"> – СКД – Ресурсы</w:t>
+      </w:r>
+    </w:p>
+    <w:p>
+      <w:r>
+        <w:t>Настраиваю параметры. Все параметры по датам должны быть рассчитаны независимо друг от друга от ВыбранныйМесяц, иначе будет ошибка вычисления и пустое поле.</w:t>
+      </w:r>
+    </w:p>
+    <w:p>
+      <w:pPr>
+        <w:pStyle w:val="afd"/>
+      </w:pPr>
+      <w:r>
+        <w:drawing>
+          <wp:inline distT="0" distB="0" distL="0" distR="0" wp14:anchorId="4D127964" wp14:editId="1877AF1A">
+            <wp:extent cx="5940425" cy="1059180"/>
+            <wp:effectExtent l="0" t="0" r="3175" b="7620"/>
+            <wp:docPr id="209983108" name="Рисунок 1"/>
+            <wp:cNvGraphicFramePr>
+              <a:graphicFrameLocks xmlns:a="http://schemas.openxmlformats.org/drawingml/2006/main" noChangeAspect="1"/>
+            </wp:cNvGraphicFramePr>
+            <a:graphic xmlns:a="http://schemas.openxmlformats.org/drawingml/2006/main">
+              <a:graphicData uri="http://schemas.openxmlformats.org/drawingml/2006/picture">
+                <pic:pic xmlns:pic="http://schemas.openxmlformats.org/drawingml/2006/picture">
+                  <pic:nvPicPr>
+                    <pic:cNvPr id="209983108" name=""/>
+                    <pic:cNvPicPr/>
+                  </pic:nvPicPr>
+                  <pic:blipFill>
+                    <a:blip r:embed="rId27"/>
+                    <a:stretch>
+                      <a:fillRect/>
+                    </a:stretch>
+                  </pic:blipFill>
+                  <pic:spPr>
+                    <a:xfrm>
+                      <a:off x="0" y="0"/>
+                      <a:ext cx="5940425" cy="1059180"/>
+                    </a:xfrm>
+                    <a:prstGeom prst="rect">
+                      <a:avLst/>
+                    </a:prstGeom>
+                  </pic:spPr>
+                </pic:pic>
+              </a:graphicData>
+            </a:graphic>
+          </wp:inline>
+        </w:drawing>
+      </w:r>
+    </w:p>
+    <w:p>
+      <w:pPr>
+        <w:pStyle w:val="a3"/>
+      </w:pPr>
+      <w:r>
+        <w:t xml:space="preserve"> – СКД – Параметры</w:t>
+      </w:r>
+    </w:p>
+    <w:p>
+      <w:r>
+        <w:t>Добавляю поля по продажам в схему отчета.</w:t>
+      </w:r>
+    </w:p>
+    <w:p>
+      <w:pPr>
+        <w:pStyle w:val="afd"/>
+      </w:pPr>
+      <w:r>
+        <w:drawing>
+          <wp:inline distT="0" distB="0" distL="0" distR="0" wp14:anchorId="1EFC8760" wp14:editId="26B851D8">
+            <wp:extent cx="5940425" cy="1793875"/>
+            <wp:effectExtent l="0" t="0" r="3175" b="0"/>
+            <wp:docPr id="1068897158" name="Рисунок 1"/>
+            <wp:cNvGraphicFramePr>
+              <a:graphicFrameLocks xmlns:a="http://schemas.openxmlformats.org/drawingml/2006/main" noChangeAspect="1"/>
+            </wp:cNvGraphicFramePr>
+            <a:graphic xmlns:a="http://schemas.openxmlformats.org/drawingml/2006/main">
+              <a:graphicData uri="http://schemas.openxmlformats.org/drawingml/2006/picture">
+                <pic:pic xmlns:pic="http://schemas.openxmlformats.org/drawingml/2006/picture">
+                  <pic:nvPicPr>
+                    <pic:cNvPr id="1068897158" name=""/>
+                    <pic:cNvPicPr/>
+                  </pic:nvPicPr>
+                  <pic:blipFill>
+                    <a:blip r:embed="rId28"/>
+                    <a:stretch>
+                      <a:fillRect/>
+                    </a:stretch>
+                  </pic:blipFill>
+                  <pic:spPr>
+                    <a:xfrm>
+                      <a:off x="0" y="0"/>
+                      <a:ext cx="5940425" cy="1793875"/>
+                    </a:xfrm>
+                    <a:prstGeom prst="rect">
+                      <a:avLst/>
+                    </a:prstGeom>
+                  </pic:spPr>
+                </pic:pic>
+              </a:graphicData>
+            </a:graphic>
+          </wp:inline>
+        </w:drawing>
+      </w:r>
+    </w:p>
+    <w:p>
+      <w:pPr>
+        <w:pStyle w:val="a3"/>
+      </w:pPr>
+      <w:r>
+        <w:t xml:space="preserve"> – СКД – Настройки – Отчет – Выбранные поля</w:t>
+      </w:r>
+    </w:p>
+    <w:p>
+      <w:r>
+        <w:t>Проверяю формирование отчета. Данные по остаткам, продажам прошлого и текущего месяца корректно формируются.</w:t>
+      </w:r>
+    </w:p>
+    <w:p>
+      <w:pPr>
+        <w:pStyle w:val="afd"/>
+      </w:pPr>
+      <w:r>
+        <w:lastRenderedPageBreak/>
+        <w:drawing>
+          <wp:inline distT="0" distB="0" distL="0" distR="0" wp14:anchorId="19636D37" wp14:editId="65B6FA89">
+            <wp:extent cx="5940425" cy="3178175"/>
+            <wp:effectExtent l="0" t="0" r="3175" b="3175"/>
+            <wp:docPr id="1850324978" name="Рисунок 1"/>
+            <wp:cNvGraphicFramePr>
+              <a:graphicFrameLocks xmlns:a="http://schemas.openxmlformats.org/drawingml/2006/main" noChangeAspect="1"/>
+            </wp:cNvGraphicFramePr>
+            <a:graphic xmlns:a="http://schemas.openxmlformats.org/drawingml/2006/main">
+              <a:graphicData uri="http://schemas.openxmlformats.org/drawingml/2006/picture">
+                <pic:pic xmlns:pic="http://schemas.openxmlformats.org/drawingml/2006/picture">
+                  <pic:nvPicPr>
+                    <pic:cNvPr id="1850324978" name=""/>
+                    <pic:cNvPicPr/>
+                  </pic:nvPicPr>
+                  <pic:blipFill>
+                    <a:blip r:embed="rId29"/>
+                    <a:stretch>
+                      <a:fillRect/>
+                    </a:stretch>
+                  </pic:blipFill>
+                  <pic:spPr>
+                    <a:xfrm>
+                      <a:off x="0" y="0"/>
+                      <a:ext cx="5940425" cy="3178175"/>
+                    </a:xfrm>
+                    <a:prstGeom prst="rect">
+                      <a:avLst/>
+                    </a:prstGeom>
+                  </pic:spPr>
+                </pic:pic>
+              </a:graphicData>
+            </a:graphic>
+          </wp:inline>
+        </w:drawing>
+      </w:r>
+    </w:p>
+    <w:p>
+      <w:pPr>
+        <w:pStyle w:val="a3"/>
+      </w:pPr>
+      <w:r>
+        <w:t xml:space="preserve"> – Сформированный отчет</w:t>
+      </w:r>
+    </w:p>
     <w:p>
       <w:pPr>
         <w:pStyle w:val="2"/>
       </w:pPr>
       <w:r>
-        <w:lastRenderedPageBreak/>
         <w:t>Задание 2.3</w:t>
       </w:r>
     </w:p>
@@ -2851,8 +4237,8 @@
   <w:abstractNum w:abstractNumId="4" w15:restartNumberingAfterBreak="0">
     <w:nsid w:val="26DF6124"/>
     <w:multiLevelType w:val="hybridMultilevel"/>
-    <w:tmpl w:val="A27AB0BA"/>
-    <w:lvl w:ilvl="0" w:tplc="52724C0A">
+    <w:tmpl w:val="0F06C5A4"/>
+    <w:lvl w:ilvl="0" w:tplc="C39489B4">
       <w:start w:val="1"/>
       <w:numFmt w:val="decimal"/>
       <w:pStyle w:val="a1"/>
@@ -3897,6 +5283,12 @@
     </w:lvlOverride>
   </w:num>
   <w:num w:numId="31" w16cid:durableId="816990233">
+    <w:abstractNumId w:val="4"/>
+    <w:lvlOverride w:ilvl="0">
+      <w:startOverride w:val="1"/>
+    </w:lvlOverride>
+  </w:num>
+  <w:num w:numId="32" w16cid:durableId="2036492764">
     <w:abstractNumId w:val="4"/>
     <w:lvlOverride w:ilvl="0">
       <w:startOverride w:val="1"/>
@@ -5058,7 +6450,7 @@
     <w:basedOn w:val="a9"/>
     <w:autoRedefine/>
     <w:qFormat/>
-    <w:rsid w:val="004167C8"/>
+    <w:rsid w:val="00350BC8"/>
     <w:pPr>
       <w:numPr>
         <w:numId w:val="9"/>

--- a/! Отчеты/Практика 4 Мумладзе АС.docx
+++ b/! Отчеты/Практика 4 Мумладзе АС.docx
@@ -2423,14 +2423,8 @@
           <w:ilvl w:val="0"/>
           <w:numId w:val="32"/>
         </w:numPr>
-        <w:rPr>
-          <w:lang w:val="ru-RU"/>
-        </w:rPr>
-      </w:pPr>
-      <w:r>
-        <w:rPr>
-          <w:lang w:val="ru-RU"/>
-        </w:rPr>
+      </w:pPr>
+      <w:r>
         <w:t xml:space="preserve">    СУММА(Запасы.КоличествоНачальныйОстаток) КАК ОстатокНаНачало,</w:t>
       </w:r>
     </w:p>
@@ -3755,12 +3749,2191 @@
         <w:t>Задание 2.3</w:t>
       </w:r>
     </w:p>
+    <w:p>
+      <w:r>
+        <w:t>Дорабатываю отчет 2.2. Изменяю запрос, чтобы:</w:t>
+      </w:r>
+    </w:p>
+    <w:p>
+      <w:pPr>
+        <w:pStyle w:val="a"/>
+      </w:pPr>
+      <w:r>
+        <w:t>Нашлась самая поздняя дата закупки, меньше чем КонецПериода;</w:t>
+      </w:r>
+    </w:p>
+    <w:p>
+      <w:pPr>
+        <w:pStyle w:val="a"/>
+      </w:pPr>
+      <w:r>
+        <w:t>Нашлось значение закупки от вышеопределенной даты;</w:t>
+      </w:r>
+    </w:p>
+    <w:p>
+      <w:pPr>
+        <w:pStyle w:val="a"/>
+      </w:pPr>
+      <w:r>
+        <w:t>В итоговом запросе логика проверки роста закупки: только если есть данные по закупке и продажи текущего месяца больше прошлого, тогда *1,05.</w:t>
+      </w:r>
+    </w:p>
+    <w:p>
+      <w:pPr>
+        <w:pStyle w:val="a1"/>
+        <w:numPr>
+          <w:ilvl w:val="0"/>
+          <w:numId w:val="33"/>
+        </w:numPr>
+      </w:pPr>
+      <w:r>
+        <w:t xml:space="preserve">// ================================================================  </w:t>
+      </w:r>
+    </w:p>
+    <w:p>
+      <w:pPr>
+        <w:pStyle w:val="a1"/>
+        <w:numPr>
+          <w:ilvl w:val="0"/>
+          <w:numId w:val="33"/>
+        </w:numPr>
+      </w:pPr>
+      <w:r>
+        <w:t>// Остатки нач/кон текущего месяца</w:t>
+      </w:r>
+    </w:p>
+    <w:p>
+      <w:pPr>
+        <w:pStyle w:val="a1"/>
+        <w:numPr>
+          <w:ilvl w:val="0"/>
+          <w:numId w:val="33"/>
+        </w:numPr>
+      </w:pPr>
+      <w:r>
+        <w:t>ВЫБРАТЬ</w:t>
+      </w:r>
+    </w:p>
+    <w:p>
+      <w:pPr>
+        <w:pStyle w:val="a1"/>
+        <w:numPr>
+          <w:ilvl w:val="0"/>
+          <w:numId w:val="33"/>
+        </w:numPr>
+      </w:pPr>
+      <w:r>
+        <w:t xml:space="preserve">    Запасы.Номенклатура КАК Номенклатура,</w:t>
+      </w:r>
+    </w:p>
+    <w:p>
+      <w:pPr>
+        <w:pStyle w:val="a1"/>
+        <w:numPr>
+          <w:ilvl w:val="0"/>
+          <w:numId w:val="33"/>
+        </w:numPr>
+        <w:rPr>
+          <w:lang w:val="ru-RU"/>
+        </w:rPr>
+      </w:pPr>
+      <w:r>
+        <w:rPr>
+          <w:lang w:val="ru-RU"/>
+        </w:rPr>
+        <w:t xml:space="preserve">    СУММА(Запасы.КоличествоНачальныйОстаток) КАК ОстатокНаНачало,</w:t>
+      </w:r>
+    </w:p>
+    <w:p>
+      <w:pPr>
+        <w:pStyle w:val="a1"/>
+        <w:numPr>
+          <w:ilvl w:val="0"/>
+          <w:numId w:val="33"/>
+        </w:numPr>
+      </w:pPr>
+      <w:r>
+        <w:rPr>
+          <w:lang w:val="ru-RU"/>
+        </w:rPr>
+        <w:t xml:space="preserve">    </w:t>
+      </w:r>
+      <w:r>
+        <w:t>СУММА(Запасы.КоличествоКонечныйОстаток) КАК ОстатокНаКонец</w:t>
+      </w:r>
+    </w:p>
+    <w:p>
+      <w:pPr>
+        <w:pStyle w:val="a1"/>
+        <w:numPr>
+          <w:ilvl w:val="0"/>
+          <w:numId w:val="33"/>
+        </w:numPr>
+      </w:pPr>
+      <w:r>
+        <w:t>ПОМЕСТИТЬ ОстаткиМесяца</w:t>
+      </w:r>
+    </w:p>
+    <w:p>
+      <w:pPr>
+        <w:pStyle w:val="a1"/>
+        <w:numPr>
+          <w:ilvl w:val="0"/>
+          <w:numId w:val="33"/>
+        </w:numPr>
+      </w:pPr>
+      <w:r>
+        <w:t>ИЗ</w:t>
+      </w:r>
+    </w:p>
+    <w:p>
+      <w:pPr>
+        <w:pStyle w:val="a1"/>
+        <w:numPr>
+          <w:ilvl w:val="0"/>
+          <w:numId w:val="33"/>
+        </w:numPr>
+      </w:pPr>
+      <w:r>
+        <w:t xml:space="preserve">    РегистрНакопления.Запасы.ОстаткиИОбороты(</w:t>
+      </w:r>
+    </w:p>
+    <w:p>
+      <w:pPr>
+        <w:pStyle w:val="a1"/>
+        <w:numPr>
+          <w:ilvl w:val="0"/>
+          <w:numId w:val="33"/>
+        </w:numPr>
+      </w:pPr>
+      <w:r>
+        <w:tab/>
+        <w:t xml:space="preserve">    &amp;НачалоПериода {&amp;НачалоПериода},</w:t>
+      </w:r>
+    </w:p>
+    <w:p>
+      <w:pPr>
+        <w:pStyle w:val="a1"/>
+        <w:numPr>
+          <w:ilvl w:val="0"/>
+          <w:numId w:val="33"/>
+        </w:numPr>
+      </w:pPr>
+      <w:r>
+        <w:tab/>
+        <w:t xml:space="preserve">    &amp;КонецПериода {&amp;КонецПериода},</w:t>
+      </w:r>
+    </w:p>
+    <w:p>
+      <w:pPr>
+        <w:pStyle w:val="a1"/>
+        <w:numPr>
+          <w:ilvl w:val="0"/>
+          <w:numId w:val="33"/>
+        </w:numPr>
+      </w:pPr>
+      <w:r>
+        <w:tab/>
+        <w:t xml:space="preserve">    ,</w:t>
+      </w:r>
+    </w:p>
+    <w:p>
+      <w:pPr>
+        <w:pStyle w:val="a1"/>
+        <w:numPr>
+          <w:ilvl w:val="0"/>
+          <w:numId w:val="33"/>
+        </w:numPr>
+      </w:pPr>
+      <w:r>
+        <w:tab/>
+        <w:t xml:space="preserve">    ,</w:t>
+      </w:r>
+    </w:p>
+    <w:p>
+      <w:pPr>
+        <w:pStyle w:val="a1"/>
+        <w:numPr>
+          <w:ilvl w:val="0"/>
+          <w:numId w:val="33"/>
+        </w:numPr>
+      </w:pPr>
+      <w:r>
+        <w:t xml:space="preserve">    ) КАК Запасы</w:t>
+      </w:r>
+    </w:p>
+    <w:p>
+      <w:pPr>
+        <w:pStyle w:val="a1"/>
+        <w:numPr>
+          <w:ilvl w:val="0"/>
+          <w:numId w:val="33"/>
+        </w:numPr>
+      </w:pPr>
+      <w:r>
+        <w:t>СГРУППИРОВАТЬ ПО</w:t>
+      </w:r>
+    </w:p>
+    <w:p>
+      <w:pPr>
+        <w:pStyle w:val="a1"/>
+        <w:numPr>
+          <w:ilvl w:val="0"/>
+          <w:numId w:val="33"/>
+        </w:numPr>
+      </w:pPr>
+      <w:r>
+        <w:t xml:space="preserve">    Запасы.Номенклатура</w:t>
+      </w:r>
+    </w:p>
+    <w:p>
+      <w:pPr>
+        <w:pStyle w:val="a1"/>
+        <w:numPr>
+          <w:ilvl w:val="0"/>
+          <w:numId w:val="33"/>
+        </w:numPr>
+      </w:pPr>
+      <w:r>
+        <w:t>;</w:t>
+      </w:r>
+    </w:p>
+    <w:p>
+      <w:pPr>
+        <w:pStyle w:val="a1"/>
+        <w:numPr>
+          <w:ilvl w:val="0"/>
+          <w:numId w:val="33"/>
+        </w:numPr>
+      </w:pPr>
+      <w:r>
+        <w:t>// ================================================================</w:t>
+      </w:r>
+    </w:p>
+    <w:p>
+      <w:pPr>
+        <w:pStyle w:val="a1"/>
+        <w:numPr>
+          <w:ilvl w:val="0"/>
+          <w:numId w:val="33"/>
+        </w:numPr>
+      </w:pPr>
+      <w:r>
+        <w:lastRenderedPageBreak/>
+        <w:t>// Продажи текущего месяца</w:t>
+      </w:r>
+    </w:p>
+    <w:p>
+      <w:pPr>
+        <w:pStyle w:val="a1"/>
+        <w:numPr>
+          <w:ilvl w:val="0"/>
+          <w:numId w:val="33"/>
+        </w:numPr>
+      </w:pPr>
+      <w:r>
+        <w:t>ВЫБРАТЬ</w:t>
+      </w:r>
+    </w:p>
+    <w:p>
+      <w:pPr>
+        <w:pStyle w:val="a1"/>
+        <w:numPr>
+          <w:ilvl w:val="0"/>
+          <w:numId w:val="33"/>
+        </w:numPr>
+      </w:pPr>
+      <w:r>
+        <w:t xml:space="preserve">    Продажи.Номенклатура КАК Номенклатура,</w:t>
+      </w:r>
+    </w:p>
+    <w:p>
+      <w:pPr>
+        <w:pStyle w:val="a1"/>
+        <w:numPr>
+          <w:ilvl w:val="0"/>
+          <w:numId w:val="33"/>
+        </w:numPr>
+      </w:pPr>
+      <w:r>
+        <w:t xml:space="preserve">    СУММА(Продажи.КоличествоОборот) КАК ПродажиТекущийМесяц</w:t>
+      </w:r>
+    </w:p>
+    <w:p>
+      <w:pPr>
+        <w:pStyle w:val="a1"/>
+        <w:numPr>
+          <w:ilvl w:val="0"/>
+          <w:numId w:val="33"/>
+        </w:numPr>
+      </w:pPr>
+      <w:r>
+        <w:t>ПОМЕСТИТЬ ПродажиТекущие</w:t>
+      </w:r>
+    </w:p>
+    <w:p>
+      <w:pPr>
+        <w:pStyle w:val="a1"/>
+        <w:numPr>
+          <w:ilvl w:val="0"/>
+          <w:numId w:val="33"/>
+        </w:numPr>
+      </w:pPr>
+      <w:r>
+        <w:t>ИЗ</w:t>
+      </w:r>
+    </w:p>
+    <w:p>
+      <w:pPr>
+        <w:pStyle w:val="a1"/>
+        <w:numPr>
+          <w:ilvl w:val="0"/>
+          <w:numId w:val="33"/>
+        </w:numPr>
+      </w:pPr>
+      <w:r>
+        <w:t xml:space="preserve">    РегистрНакопления.Продажи.Обороты(</w:t>
+      </w:r>
+    </w:p>
+    <w:p>
+      <w:pPr>
+        <w:pStyle w:val="a1"/>
+        <w:numPr>
+          <w:ilvl w:val="0"/>
+          <w:numId w:val="33"/>
+        </w:numPr>
+      </w:pPr>
+      <w:r>
+        <w:t xml:space="preserve">        &amp;НачалоПериода {&amp;НачалоПериода},</w:t>
+      </w:r>
+    </w:p>
+    <w:p>
+      <w:pPr>
+        <w:pStyle w:val="a1"/>
+        <w:numPr>
+          <w:ilvl w:val="0"/>
+          <w:numId w:val="33"/>
+        </w:numPr>
+      </w:pPr>
+      <w:r>
+        <w:t xml:space="preserve">        &amp;КонецПериода {&amp;КонецПериода},</w:t>
+      </w:r>
+    </w:p>
+    <w:p>
+      <w:pPr>
+        <w:pStyle w:val="a1"/>
+        <w:numPr>
+          <w:ilvl w:val="0"/>
+          <w:numId w:val="33"/>
+        </w:numPr>
+      </w:pPr>
+      <w:r>
+        <w:t xml:space="preserve">        ,</w:t>
+      </w:r>
+    </w:p>
+    <w:p>
+      <w:pPr>
+        <w:pStyle w:val="a1"/>
+        <w:numPr>
+          <w:ilvl w:val="0"/>
+          <w:numId w:val="33"/>
+        </w:numPr>
+      </w:pPr>
+      <w:r>
+        <w:t xml:space="preserve">        </w:t>
+      </w:r>
+    </w:p>
+    <w:p>
+      <w:pPr>
+        <w:pStyle w:val="a1"/>
+        <w:numPr>
+          <w:ilvl w:val="0"/>
+          <w:numId w:val="33"/>
+        </w:numPr>
+      </w:pPr>
+      <w:r>
+        <w:t xml:space="preserve">    ) КАК Продажи</w:t>
+      </w:r>
+    </w:p>
+    <w:p>
+      <w:pPr>
+        <w:pStyle w:val="a1"/>
+        <w:numPr>
+          <w:ilvl w:val="0"/>
+          <w:numId w:val="33"/>
+        </w:numPr>
+      </w:pPr>
+      <w:r>
+        <w:t>СГРУППИРОВАТЬ ПО</w:t>
+      </w:r>
+    </w:p>
+    <w:p>
+      <w:pPr>
+        <w:pStyle w:val="a1"/>
+        <w:numPr>
+          <w:ilvl w:val="0"/>
+          <w:numId w:val="33"/>
+        </w:numPr>
+      </w:pPr>
+      <w:r>
+        <w:t xml:space="preserve">    Продажи.Номенклатура</w:t>
+      </w:r>
+    </w:p>
+    <w:p>
+      <w:pPr>
+        <w:pStyle w:val="a1"/>
+        <w:numPr>
+          <w:ilvl w:val="0"/>
+          <w:numId w:val="33"/>
+        </w:numPr>
+      </w:pPr>
+      <w:r>
+        <w:t>;</w:t>
+      </w:r>
+    </w:p>
+    <w:p>
+      <w:pPr>
+        <w:pStyle w:val="a1"/>
+        <w:numPr>
+          <w:ilvl w:val="0"/>
+          <w:numId w:val="33"/>
+        </w:numPr>
+      </w:pPr>
+      <w:r>
+        <w:t>// ================================================================</w:t>
+      </w:r>
+    </w:p>
+    <w:p>
+      <w:pPr>
+        <w:pStyle w:val="a1"/>
+        <w:numPr>
+          <w:ilvl w:val="0"/>
+          <w:numId w:val="33"/>
+        </w:numPr>
+      </w:pPr>
+      <w:r>
+        <w:t>// Продажи прошлого месяца</w:t>
+      </w:r>
+    </w:p>
+    <w:p>
+      <w:pPr>
+        <w:pStyle w:val="a1"/>
+        <w:numPr>
+          <w:ilvl w:val="0"/>
+          <w:numId w:val="33"/>
+        </w:numPr>
+      </w:pPr>
+      <w:r>
+        <w:t>ВЫБРАТЬ</w:t>
+      </w:r>
+    </w:p>
+    <w:p>
+      <w:pPr>
+        <w:pStyle w:val="a1"/>
+        <w:numPr>
+          <w:ilvl w:val="0"/>
+          <w:numId w:val="33"/>
+        </w:numPr>
+      </w:pPr>
+      <w:r>
+        <w:t xml:space="preserve">    Продажи.Номенклатура КАК Номенклатура,</w:t>
+      </w:r>
+    </w:p>
+    <w:p>
+      <w:pPr>
+        <w:pStyle w:val="a1"/>
+        <w:numPr>
+          <w:ilvl w:val="0"/>
+          <w:numId w:val="33"/>
+        </w:numPr>
+      </w:pPr>
+      <w:r>
+        <w:t xml:space="preserve">    СУММА(Продажи.КоличествоОборот) КАК ПродажиПрошлыйМесяц</w:t>
+      </w:r>
+    </w:p>
+    <w:p>
+      <w:pPr>
+        <w:pStyle w:val="a1"/>
+        <w:numPr>
+          <w:ilvl w:val="0"/>
+          <w:numId w:val="33"/>
+        </w:numPr>
+      </w:pPr>
+      <w:r>
+        <w:t>ПОМЕСТИТЬ ПродажиПрошлые</w:t>
+      </w:r>
+    </w:p>
+    <w:p>
+      <w:pPr>
+        <w:pStyle w:val="a1"/>
+        <w:numPr>
+          <w:ilvl w:val="0"/>
+          <w:numId w:val="33"/>
+        </w:numPr>
+      </w:pPr>
+      <w:r>
+        <w:t>ИЗ</w:t>
+      </w:r>
+    </w:p>
+    <w:p>
+      <w:pPr>
+        <w:pStyle w:val="a1"/>
+        <w:numPr>
+          <w:ilvl w:val="0"/>
+          <w:numId w:val="33"/>
+        </w:numPr>
+      </w:pPr>
+      <w:r>
+        <w:t xml:space="preserve">    РегистрНакопления.Продажи.Обороты(</w:t>
+      </w:r>
+    </w:p>
+    <w:p>
+      <w:pPr>
+        <w:pStyle w:val="a1"/>
+        <w:numPr>
+          <w:ilvl w:val="0"/>
+          <w:numId w:val="33"/>
+        </w:numPr>
+      </w:pPr>
+      <w:r>
+        <w:t xml:space="preserve">        &amp;НачалоПрошлогоМесяца {&amp;НачалоПрошлогоМесяца},</w:t>
+      </w:r>
+    </w:p>
+    <w:p>
+      <w:pPr>
+        <w:pStyle w:val="a1"/>
+        <w:numPr>
+          <w:ilvl w:val="0"/>
+          <w:numId w:val="33"/>
+        </w:numPr>
+      </w:pPr>
+      <w:r>
+        <w:t xml:space="preserve">        &amp;КонецПрошлогоМесяца {&amp;КонецПрошлогоМесяца},</w:t>
+      </w:r>
+    </w:p>
+    <w:p>
+      <w:pPr>
+        <w:pStyle w:val="a1"/>
+        <w:numPr>
+          <w:ilvl w:val="0"/>
+          <w:numId w:val="33"/>
+        </w:numPr>
+      </w:pPr>
+      <w:r>
+        <w:t xml:space="preserve">        ,</w:t>
+      </w:r>
+    </w:p>
+    <w:p>
+      <w:pPr>
+        <w:pStyle w:val="a1"/>
+        <w:numPr>
+          <w:ilvl w:val="0"/>
+          <w:numId w:val="33"/>
+        </w:numPr>
+      </w:pPr>
+      <w:r>
+        <w:t xml:space="preserve">        </w:t>
+      </w:r>
+    </w:p>
+    <w:p>
+      <w:pPr>
+        <w:pStyle w:val="a1"/>
+        <w:numPr>
+          <w:ilvl w:val="0"/>
+          <w:numId w:val="33"/>
+        </w:numPr>
+      </w:pPr>
+      <w:r>
+        <w:t xml:space="preserve">    ) КАК Продажи</w:t>
+      </w:r>
+    </w:p>
+    <w:p>
+      <w:pPr>
+        <w:pStyle w:val="a1"/>
+        <w:numPr>
+          <w:ilvl w:val="0"/>
+          <w:numId w:val="33"/>
+        </w:numPr>
+      </w:pPr>
+      <w:r>
+        <w:t>СГРУППИРОВАТЬ ПО</w:t>
+      </w:r>
+    </w:p>
+    <w:p>
+      <w:pPr>
+        <w:pStyle w:val="a1"/>
+        <w:numPr>
+          <w:ilvl w:val="0"/>
+          <w:numId w:val="33"/>
+        </w:numPr>
+      </w:pPr>
+      <w:r>
+        <w:t xml:space="preserve">    Продажи.Номенклатура</w:t>
+      </w:r>
+    </w:p>
+    <w:p>
+      <w:pPr>
+        <w:pStyle w:val="a1"/>
+        <w:numPr>
+          <w:ilvl w:val="0"/>
+          <w:numId w:val="33"/>
+        </w:numPr>
+      </w:pPr>
+      <w:r>
+        <w:t>;</w:t>
+      </w:r>
+    </w:p>
+    <w:p>
+      <w:pPr>
+        <w:pStyle w:val="a1"/>
+        <w:numPr>
+          <w:ilvl w:val="0"/>
+          <w:numId w:val="33"/>
+        </w:numPr>
+      </w:pPr>
+      <w:r>
+        <w:t>// ================================================================</w:t>
+      </w:r>
+    </w:p>
+    <w:p>
+      <w:pPr>
+        <w:pStyle w:val="a1"/>
+        <w:numPr>
+          <w:ilvl w:val="0"/>
+          <w:numId w:val="33"/>
+        </w:numPr>
+      </w:pPr>
+      <w:r>
+        <w:t>// Последний момент закупки каждой номенклатуры</w:t>
+      </w:r>
+    </w:p>
+    <w:p>
+      <w:pPr>
+        <w:pStyle w:val="a1"/>
+        <w:numPr>
+          <w:ilvl w:val="0"/>
+          <w:numId w:val="33"/>
+        </w:numPr>
+      </w:pPr>
+      <w:r>
+        <w:t>ВЫБРАТЬ</w:t>
+      </w:r>
+    </w:p>
+    <w:p>
+      <w:pPr>
+        <w:pStyle w:val="a1"/>
+        <w:numPr>
+          <w:ilvl w:val="0"/>
+          <w:numId w:val="33"/>
+        </w:numPr>
+      </w:pPr>
+      <w:r>
+        <w:t xml:space="preserve">    Закупки.Номенклатура КАК Номенклатура,</w:t>
+      </w:r>
+    </w:p>
+    <w:p>
+      <w:pPr>
+        <w:pStyle w:val="a1"/>
+        <w:numPr>
+          <w:ilvl w:val="0"/>
+          <w:numId w:val="33"/>
+        </w:numPr>
+      </w:pPr>
+      <w:r>
+        <w:t xml:space="preserve">    МАКСИМУМ(Закупки.Период) КАК ПериодПоследнейЗакупки</w:t>
+      </w:r>
+    </w:p>
+    <w:p>
+      <w:pPr>
+        <w:pStyle w:val="a1"/>
+        <w:numPr>
+          <w:ilvl w:val="0"/>
+          <w:numId w:val="33"/>
+        </w:numPr>
+      </w:pPr>
+      <w:r>
+        <w:t>ПОМЕСТИТЬ ПоследниеПериодыЗакупок</w:t>
+      </w:r>
+    </w:p>
+    <w:p>
+      <w:pPr>
+        <w:pStyle w:val="a1"/>
+        <w:numPr>
+          <w:ilvl w:val="0"/>
+          <w:numId w:val="33"/>
+        </w:numPr>
+      </w:pPr>
+      <w:r>
+        <w:t>ИЗ</w:t>
+      </w:r>
+    </w:p>
+    <w:p>
+      <w:pPr>
+        <w:pStyle w:val="a1"/>
+        <w:numPr>
+          <w:ilvl w:val="0"/>
+          <w:numId w:val="33"/>
+        </w:numPr>
+      </w:pPr>
+      <w:r>
+        <w:t xml:space="preserve">    РегистрНакопления.Закупки КАК Закупки</w:t>
+      </w:r>
+    </w:p>
+    <w:p>
+      <w:pPr>
+        <w:pStyle w:val="a1"/>
+        <w:numPr>
+          <w:ilvl w:val="0"/>
+          <w:numId w:val="33"/>
+        </w:numPr>
+      </w:pPr>
+      <w:r>
+        <w:t>ГДЕ</w:t>
+      </w:r>
+    </w:p>
+    <w:p>
+      <w:pPr>
+        <w:pStyle w:val="a1"/>
+        <w:numPr>
+          <w:ilvl w:val="0"/>
+          <w:numId w:val="33"/>
+        </w:numPr>
+      </w:pPr>
+      <w:r>
+        <w:t xml:space="preserve">    Закупки.Активность</w:t>
+      </w:r>
+    </w:p>
+    <w:p>
+      <w:pPr>
+        <w:pStyle w:val="a1"/>
+        <w:numPr>
+          <w:ilvl w:val="0"/>
+          <w:numId w:val="33"/>
+        </w:numPr>
+      </w:pPr>
+      <w:r>
+        <w:t xml:space="preserve">    И Закупки.Количество &gt; 0</w:t>
+      </w:r>
+    </w:p>
+    <w:p>
+      <w:pPr>
+        <w:pStyle w:val="a1"/>
+        <w:numPr>
+          <w:ilvl w:val="0"/>
+          <w:numId w:val="33"/>
+        </w:numPr>
+      </w:pPr>
+      <w:r>
+        <w:t xml:space="preserve">    И Закупки.Период &lt;= &amp;КонецПериода</w:t>
+      </w:r>
+    </w:p>
+    <w:p>
+      <w:pPr>
+        <w:pStyle w:val="a1"/>
+        <w:numPr>
+          <w:ilvl w:val="0"/>
+          <w:numId w:val="33"/>
+        </w:numPr>
+      </w:pPr>
+      <w:r>
+        <w:t>СГРУППИРОВАТЬ ПО</w:t>
+      </w:r>
+    </w:p>
+    <w:p>
+      <w:pPr>
+        <w:pStyle w:val="a1"/>
+        <w:numPr>
+          <w:ilvl w:val="0"/>
+          <w:numId w:val="33"/>
+        </w:numPr>
+      </w:pPr>
+      <w:r>
+        <w:t xml:space="preserve">    Закупки.Номенклатура</w:t>
+      </w:r>
+    </w:p>
+    <w:p>
+      <w:pPr>
+        <w:pStyle w:val="a1"/>
+        <w:numPr>
+          <w:ilvl w:val="0"/>
+          <w:numId w:val="33"/>
+        </w:numPr>
+      </w:pPr>
+      <w:r>
+        <w:t>;</w:t>
+      </w:r>
+    </w:p>
+    <w:p>
+      <w:pPr>
+        <w:pStyle w:val="a1"/>
+        <w:numPr>
+          <w:ilvl w:val="0"/>
+          <w:numId w:val="33"/>
+        </w:numPr>
+      </w:pPr>
+      <w:r>
+        <w:t>// ================================================================</w:t>
+      </w:r>
+    </w:p>
+    <w:p>
+      <w:pPr>
+        <w:pStyle w:val="a1"/>
+        <w:numPr>
+          <w:ilvl w:val="0"/>
+          <w:numId w:val="33"/>
+        </w:numPr>
+        <w:rPr>
+          <w:lang w:val="ru-RU"/>
+        </w:rPr>
+      </w:pPr>
+      <w:r>
+        <w:rPr>
+          <w:lang w:val="ru-RU"/>
+        </w:rPr>
+        <w:t>// Количество закупки на последнем найденном моменте</w:t>
+      </w:r>
+    </w:p>
+    <w:p>
+      <w:pPr>
+        <w:pStyle w:val="a1"/>
+        <w:numPr>
+          <w:ilvl w:val="0"/>
+          <w:numId w:val="33"/>
+        </w:numPr>
+      </w:pPr>
+      <w:r>
+        <w:t>ВЫБРАТЬ</w:t>
+      </w:r>
+    </w:p>
+    <w:p>
+      <w:pPr>
+        <w:pStyle w:val="a1"/>
+        <w:numPr>
+          <w:ilvl w:val="0"/>
+          <w:numId w:val="33"/>
+        </w:numPr>
+      </w:pPr>
+      <w:r>
+        <w:t xml:space="preserve">    Закупки.Номенклатура КАК Номенклатура,</w:t>
+      </w:r>
+    </w:p>
+    <w:p>
+      <w:pPr>
+        <w:pStyle w:val="a1"/>
+        <w:numPr>
+          <w:ilvl w:val="0"/>
+          <w:numId w:val="33"/>
+        </w:numPr>
+      </w:pPr>
+      <w:r>
+        <w:t xml:space="preserve">    СУММА(Закупки.Количество) КАК КоличествоПоследнейЗакупки</w:t>
+      </w:r>
+    </w:p>
+    <w:p>
+      <w:pPr>
+        <w:pStyle w:val="a1"/>
+        <w:numPr>
+          <w:ilvl w:val="0"/>
+          <w:numId w:val="33"/>
+        </w:numPr>
+      </w:pPr>
+      <w:r>
+        <w:lastRenderedPageBreak/>
+        <w:t>ПОМЕСТИТЬ ПоследниеЗакупки</w:t>
+      </w:r>
+    </w:p>
+    <w:p>
+      <w:pPr>
+        <w:pStyle w:val="a1"/>
+        <w:numPr>
+          <w:ilvl w:val="0"/>
+          <w:numId w:val="33"/>
+        </w:numPr>
+      </w:pPr>
+      <w:r>
+        <w:t>ИЗ</w:t>
+      </w:r>
+    </w:p>
+    <w:p>
+      <w:pPr>
+        <w:pStyle w:val="a1"/>
+        <w:numPr>
+          <w:ilvl w:val="0"/>
+          <w:numId w:val="33"/>
+        </w:numPr>
+      </w:pPr>
+      <w:r>
+        <w:t xml:space="preserve">    РегистрНакопления.Закупки КАК Закупки</w:t>
+      </w:r>
+    </w:p>
+    <w:p>
+      <w:pPr>
+        <w:pStyle w:val="a1"/>
+        <w:numPr>
+          <w:ilvl w:val="0"/>
+          <w:numId w:val="33"/>
+        </w:numPr>
+      </w:pPr>
+    </w:p>
+    <w:p>
+      <w:pPr>
+        <w:pStyle w:val="a1"/>
+        <w:numPr>
+          <w:ilvl w:val="0"/>
+          <w:numId w:val="33"/>
+        </w:numPr>
+      </w:pPr>
+      <w:r>
+        <w:t xml:space="preserve">        ВНУТРЕННЕЕ СОЕДИНЕНИЕ</w:t>
+      </w:r>
+    </w:p>
+    <w:p>
+      <w:pPr>
+        <w:pStyle w:val="a1"/>
+        <w:numPr>
+          <w:ilvl w:val="0"/>
+          <w:numId w:val="33"/>
+        </w:numPr>
+      </w:pPr>
+      <w:r>
+        <w:t xml:space="preserve">            ПоследниеПериодыЗакупок КАК ПоследниеПериодыЗакупок</w:t>
+      </w:r>
+    </w:p>
+    <w:p>
+      <w:pPr>
+        <w:pStyle w:val="a1"/>
+        <w:numPr>
+          <w:ilvl w:val="0"/>
+          <w:numId w:val="33"/>
+        </w:numPr>
+      </w:pPr>
+      <w:r>
+        <w:t xml:space="preserve">        ПО</w:t>
+      </w:r>
+    </w:p>
+    <w:p>
+      <w:pPr>
+        <w:pStyle w:val="a1"/>
+        <w:numPr>
+          <w:ilvl w:val="0"/>
+          <w:numId w:val="33"/>
+        </w:numPr>
+      </w:pPr>
+      <w:r>
+        <w:t xml:space="preserve">            Закупки.Номенклатура =</w:t>
+      </w:r>
+    </w:p>
+    <w:p>
+      <w:pPr>
+        <w:pStyle w:val="a1"/>
+        <w:numPr>
+          <w:ilvl w:val="0"/>
+          <w:numId w:val="33"/>
+        </w:numPr>
+      </w:pPr>
+      <w:r>
+        <w:t xml:space="preserve">                ПоследниеПериодыЗакупок.Номенклатура</w:t>
+      </w:r>
+    </w:p>
+    <w:p>
+      <w:pPr>
+        <w:pStyle w:val="a1"/>
+        <w:numPr>
+          <w:ilvl w:val="0"/>
+          <w:numId w:val="33"/>
+        </w:numPr>
+      </w:pPr>
+      <w:r>
+        <w:t xml:space="preserve">            И Закупки.Период =</w:t>
+      </w:r>
+    </w:p>
+    <w:p>
+      <w:pPr>
+        <w:pStyle w:val="a1"/>
+        <w:numPr>
+          <w:ilvl w:val="0"/>
+          <w:numId w:val="33"/>
+        </w:numPr>
+      </w:pPr>
+      <w:r>
+        <w:t xml:space="preserve">                ПоследниеПериодыЗакупок.ПериодПоследнейЗакупки</w:t>
+      </w:r>
+    </w:p>
+    <w:p>
+      <w:pPr>
+        <w:pStyle w:val="a1"/>
+        <w:numPr>
+          <w:ilvl w:val="0"/>
+          <w:numId w:val="33"/>
+        </w:numPr>
+      </w:pPr>
+    </w:p>
+    <w:p>
+      <w:pPr>
+        <w:pStyle w:val="a1"/>
+        <w:numPr>
+          <w:ilvl w:val="0"/>
+          <w:numId w:val="33"/>
+        </w:numPr>
+      </w:pPr>
+      <w:r>
+        <w:t>ГДЕ</w:t>
+      </w:r>
+    </w:p>
+    <w:p>
+      <w:pPr>
+        <w:pStyle w:val="a1"/>
+        <w:numPr>
+          <w:ilvl w:val="0"/>
+          <w:numId w:val="33"/>
+        </w:numPr>
+      </w:pPr>
+      <w:r>
+        <w:t xml:space="preserve">    Закупки.Активность</w:t>
+      </w:r>
+    </w:p>
+    <w:p>
+      <w:pPr>
+        <w:pStyle w:val="a1"/>
+        <w:numPr>
+          <w:ilvl w:val="0"/>
+          <w:numId w:val="33"/>
+        </w:numPr>
+      </w:pPr>
+      <w:r>
+        <w:t xml:space="preserve">    И Закупки.Количество &gt; 0</w:t>
+      </w:r>
+    </w:p>
+    <w:p>
+      <w:pPr>
+        <w:pStyle w:val="a1"/>
+        <w:numPr>
+          <w:ilvl w:val="0"/>
+          <w:numId w:val="33"/>
+        </w:numPr>
+      </w:pPr>
+    </w:p>
+    <w:p>
+      <w:pPr>
+        <w:pStyle w:val="a1"/>
+        <w:numPr>
+          <w:ilvl w:val="0"/>
+          <w:numId w:val="33"/>
+        </w:numPr>
+      </w:pPr>
+      <w:r>
+        <w:t>СГРУППИРОВАТЬ ПО</w:t>
+      </w:r>
+    </w:p>
+    <w:p>
+      <w:pPr>
+        <w:pStyle w:val="a1"/>
+        <w:numPr>
+          <w:ilvl w:val="0"/>
+          <w:numId w:val="33"/>
+        </w:numPr>
+      </w:pPr>
+      <w:r>
+        <w:t xml:space="preserve">    Закупки.Номенклатура</w:t>
+      </w:r>
+    </w:p>
+    <w:p>
+      <w:pPr>
+        <w:pStyle w:val="a1"/>
+        <w:numPr>
+          <w:ilvl w:val="0"/>
+          <w:numId w:val="33"/>
+        </w:numPr>
+      </w:pPr>
+      <w:r>
+        <w:t>;</w:t>
+      </w:r>
+    </w:p>
+    <w:p>
+      <w:pPr>
+        <w:pStyle w:val="a1"/>
+        <w:numPr>
+          <w:ilvl w:val="0"/>
+          <w:numId w:val="33"/>
+        </w:numPr>
+      </w:pPr>
+      <w:r>
+        <w:t>// ================================================================</w:t>
+      </w:r>
+    </w:p>
+    <w:p>
+      <w:pPr>
+        <w:pStyle w:val="a1"/>
+        <w:numPr>
+          <w:ilvl w:val="0"/>
+          <w:numId w:val="33"/>
+        </w:numPr>
+      </w:pPr>
+      <w:r>
+        <w:t>// Номенклатура по всем вирт таблицам</w:t>
+      </w:r>
+    </w:p>
+    <w:p>
+      <w:pPr>
+        <w:pStyle w:val="a1"/>
+        <w:numPr>
+          <w:ilvl w:val="0"/>
+          <w:numId w:val="33"/>
+        </w:numPr>
+      </w:pPr>
+      <w:r>
+        <w:t>ВЫБРАТЬ</w:t>
+      </w:r>
+    </w:p>
+    <w:p>
+      <w:pPr>
+        <w:pStyle w:val="a1"/>
+        <w:numPr>
+          <w:ilvl w:val="0"/>
+          <w:numId w:val="33"/>
+        </w:numPr>
+      </w:pPr>
+      <w:r>
+        <w:t xml:space="preserve">    ОстаткиМесяца.Номенклатура КАК Номенклатура</w:t>
+      </w:r>
+    </w:p>
+    <w:p>
+      <w:pPr>
+        <w:pStyle w:val="a1"/>
+        <w:numPr>
+          <w:ilvl w:val="0"/>
+          <w:numId w:val="33"/>
+        </w:numPr>
+      </w:pPr>
+      <w:r>
+        <w:t>ПОМЕСТИТЬ СписокНоменклатуры</w:t>
+      </w:r>
+    </w:p>
+    <w:p>
+      <w:pPr>
+        <w:pStyle w:val="a1"/>
+        <w:numPr>
+          <w:ilvl w:val="0"/>
+          <w:numId w:val="33"/>
+        </w:numPr>
+      </w:pPr>
+      <w:r>
+        <w:t>ИЗ</w:t>
+      </w:r>
+    </w:p>
+    <w:p>
+      <w:pPr>
+        <w:pStyle w:val="a1"/>
+        <w:numPr>
+          <w:ilvl w:val="0"/>
+          <w:numId w:val="33"/>
+        </w:numPr>
+      </w:pPr>
+      <w:r>
+        <w:t xml:space="preserve">    ОстаткиМесяца КАК ОстаткиМесяца</w:t>
+      </w:r>
+    </w:p>
+    <w:p>
+      <w:pPr>
+        <w:pStyle w:val="a1"/>
+        <w:numPr>
+          <w:ilvl w:val="0"/>
+          <w:numId w:val="33"/>
+        </w:numPr>
+      </w:pPr>
+    </w:p>
+    <w:p>
+      <w:pPr>
+        <w:pStyle w:val="a1"/>
+        <w:numPr>
+          <w:ilvl w:val="0"/>
+          <w:numId w:val="33"/>
+        </w:numPr>
+      </w:pPr>
+      <w:r>
+        <w:t>ОБЪЕДИНИТЬ</w:t>
+      </w:r>
+    </w:p>
+    <w:p>
+      <w:pPr>
+        <w:pStyle w:val="a1"/>
+        <w:numPr>
+          <w:ilvl w:val="0"/>
+          <w:numId w:val="33"/>
+        </w:numPr>
+      </w:pPr>
+    </w:p>
+    <w:p>
+      <w:pPr>
+        <w:pStyle w:val="a1"/>
+        <w:numPr>
+          <w:ilvl w:val="0"/>
+          <w:numId w:val="33"/>
+        </w:numPr>
+      </w:pPr>
+      <w:r>
+        <w:t>ВЫБРАТЬ</w:t>
+      </w:r>
+    </w:p>
+    <w:p>
+      <w:pPr>
+        <w:pStyle w:val="a1"/>
+        <w:numPr>
+          <w:ilvl w:val="0"/>
+          <w:numId w:val="33"/>
+        </w:numPr>
+      </w:pPr>
+      <w:r>
+        <w:t xml:space="preserve">    ПродажиТекущие.Номенклатура</w:t>
+      </w:r>
+    </w:p>
+    <w:p>
+      <w:pPr>
+        <w:pStyle w:val="a1"/>
+        <w:numPr>
+          <w:ilvl w:val="0"/>
+          <w:numId w:val="33"/>
+        </w:numPr>
+      </w:pPr>
+      <w:r>
+        <w:t>ИЗ</w:t>
+      </w:r>
+    </w:p>
+    <w:p>
+      <w:pPr>
+        <w:pStyle w:val="a1"/>
+        <w:numPr>
+          <w:ilvl w:val="0"/>
+          <w:numId w:val="33"/>
+        </w:numPr>
+      </w:pPr>
+      <w:r>
+        <w:t xml:space="preserve">    ПродажиТекущие КАК ПродажиТекущие</w:t>
+      </w:r>
+    </w:p>
+    <w:p>
+      <w:pPr>
+        <w:pStyle w:val="a1"/>
+        <w:numPr>
+          <w:ilvl w:val="0"/>
+          <w:numId w:val="33"/>
+        </w:numPr>
+      </w:pPr>
+    </w:p>
+    <w:p>
+      <w:pPr>
+        <w:pStyle w:val="a1"/>
+        <w:numPr>
+          <w:ilvl w:val="0"/>
+          <w:numId w:val="33"/>
+        </w:numPr>
+      </w:pPr>
+      <w:r>
+        <w:t>ОБЪЕДИНИТЬ</w:t>
+      </w:r>
+    </w:p>
+    <w:p>
+      <w:pPr>
+        <w:pStyle w:val="a1"/>
+        <w:numPr>
+          <w:ilvl w:val="0"/>
+          <w:numId w:val="33"/>
+        </w:numPr>
+      </w:pPr>
+    </w:p>
+    <w:p>
+      <w:pPr>
+        <w:pStyle w:val="a1"/>
+        <w:numPr>
+          <w:ilvl w:val="0"/>
+          <w:numId w:val="33"/>
+        </w:numPr>
+      </w:pPr>
+      <w:r>
+        <w:t>ВЫБРАТЬ</w:t>
+      </w:r>
+    </w:p>
+    <w:p>
+      <w:pPr>
+        <w:pStyle w:val="a1"/>
+        <w:numPr>
+          <w:ilvl w:val="0"/>
+          <w:numId w:val="33"/>
+        </w:numPr>
+      </w:pPr>
+      <w:r>
+        <w:t xml:space="preserve">    ПродажиПрошлые.Номенклатура</w:t>
+      </w:r>
+    </w:p>
+    <w:p>
+      <w:pPr>
+        <w:pStyle w:val="a1"/>
+        <w:numPr>
+          <w:ilvl w:val="0"/>
+          <w:numId w:val="33"/>
+        </w:numPr>
+      </w:pPr>
+      <w:r>
+        <w:t>ИЗ</w:t>
+      </w:r>
+    </w:p>
+    <w:p>
+      <w:pPr>
+        <w:pStyle w:val="a1"/>
+        <w:numPr>
+          <w:ilvl w:val="0"/>
+          <w:numId w:val="33"/>
+        </w:numPr>
+      </w:pPr>
+      <w:r>
+        <w:t xml:space="preserve">    ПродажиПрошлые КАК ПродажиПрошлые</w:t>
+      </w:r>
+    </w:p>
+    <w:p>
+      <w:pPr>
+        <w:pStyle w:val="a1"/>
+        <w:numPr>
+          <w:ilvl w:val="0"/>
+          <w:numId w:val="33"/>
+        </w:numPr>
+      </w:pPr>
+      <w:r>
+        <w:t>;</w:t>
+      </w:r>
+    </w:p>
+    <w:p>
+      <w:pPr>
+        <w:pStyle w:val="a1"/>
+        <w:numPr>
+          <w:ilvl w:val="0"/>
+          <w:numId w:val="33"/>
+        </w:numPr>
+      </w:pPr>
+      <w:r>
+        <w:t>// ================================================================</w:t>
+      </w:r>
+    </w:p>
+    <w:p>
+      <w:pPr>
+        <w:pStyle w:val="a1"/>
+        <w:numPr>
+          <w:ilvl w:val="0"/>
+          <w:numId w:val="33"/>
+        </w:numPr>
+      </w:pPr>
+      <w:r>
+        <w:t>// Итоговый отчета</w:t>
+      </w:r>
+    </w:p>
+    <w:p>
+      <w:pPr>
+        <w:pStyle w:val="a1"/>
+        <w:numPr>
+          <w:ilvl w:val="0"/>
+          <w:numId w:val="33"/>
+        </w:numPr>
+      </w:pPr>
+      <w:r>
+        <w:t>ВЫБРАТЬ</w:t>
+      </w:r>
+    </w:p>
+    <w:p>
+      <w:pPr>
+        <w:pStyle w:val="a1"/>
+        <w:numPr>
+          <w:ilvl w:val="0"/>
+          <w:numId w:val="33"/>
+        </w:numPr>
+      </w:pPr>
+      <w:r>
+        <w:t xml:space="preserve">    СписокНоменклатуры.Номенклатура КАК Номенклатура,</w:t>
+      </w:r>
+    </w:p>
+    <w:p>
+      <w:pPr>
+        <w:pStyle w:val="a1"/>
+        <w:numPr>
+          <w:ilvl w:val="0"/>
+          <w:numId w:val="33"/>
+        </w:numPr>
+      </w:pPr>
+    </w:p>
+    <w:p>
+      <w:pPr>
+        <w:pStyle w:val="a1"/>
+        <w:numPr>
+          <w:ilvl w:val="0"/>
+          <w:numId w:val="33"/>
+        </w:numPr>
+      </w:pPr>
+      <w:r>
+        <w:t xml:space="preserve">    ЕСТЬNULL(ОстаткиМесяца.ОстатокНаНачало, 0)</w:t>
+      </w:r>
+    </w:p>
+    <w:p>
+      <w:pPr>
+        <w:pStyle w:val="a1"/>
+        <w:numPr>
+          <w:ilvl w:val="0"/>
+          <w:numId w:val="33"/>
+        </w:numPr>
+      </w:pPr>
+      <w:r>
+        <w:t xml:space="preserve">        КАК ОстатокНаНачало,</w:t>
+      </w:r>
+    </w:p>
+    <w:p>
+      <w:pPr>
+        <w:pStyle w:val="a1"/>
+        <w:numPr>
+          <w:ilvl w:val="0"/>
+          <w:numId w:val="33"/>
+        </w:numPr>
+      </w:pPr>
+    </w:p>
+    <w:p>
+      <w:pPr>
+        <w:pStyle w:val="a1"/>
+        <w:numPr>
+          <w:ilvl w:val="0"/>
+          <w:numId w:val="33"/>
+        </w:numPr>
+      </w:pPr>
+      <w:r>
+        <w:t xml:space="preserve">    ЕСТЬNULL(ОстаткиМесяца.ОстатокНаКонец, 0)</w:t>
+      </w:r>
+    </w:p>
+    <w:p>
+      <w:pPr>
+        <w:pStyle w:val="a1"/>
+        <w:numPr>
+          <w:ilvl w:val="0"/>
+          <w:numId w:val="33"/>
+        </w:numPr>
+      </w:pPr>
+      <w:r>
+        <w:t xml:space="preserve">        КАК ОстатокНаКонец,</w:t>
+      </w:r>
+    </w:p>
+    <w:p>
+      <w:pPr>
+        <w:pStyle w:val="a1"/>
+        <w:numPr>
+          <w:ilvl w:val="0"/>
+          <w:numId w:val="33"/>
+        </w:numPr>
+      </w:pPr>
+    </w:p>
+    <w:p>
+      <w:pPr>
+        <w:pStyle w:val="a1"/>
+        <w:numPr>
+          <w:ilvl w:val="0"/>
+          <w:numId w:val="33"/>
+        </w:numPr>
+      </w:pPr>
+      <w:r>
+        <w:t xml:space="preserve">    ЕСТЬNULL(ПродажиПрошлые.ПродажиПрошлыйМесяц, 0)</w:t>
+      </w:r>
+    </w:p>
+    <w:p>
+      <w:pPr>
+        <w:pStyle w:val="a1"/>
+        <w:numPr>
+          <w:ilvl w:val="0"/>
+          <w:numId w:val="33"/>
+        </w:numPr>
+      </w:pPr>
+      <w:r>
+        <w:t xml:space="preserve">        КАК ПродажиПрошлыйМесяц,</w:t>
+      </w:r>
+    </w:p>
+    <w:p>
+      <w:pPr>
+        <w:pStyle w:val="a1"/>
+        <w:numPr>
+          <w:ilvl w:val="0"/>
+          <w:numId w:val="33"/>
+        </w:numPr>
+      </w:pPr>
+    </w:p>
+    <w:p>
+      <w:pPr>
+        <w:pStyle w:val="a1"/>
+        <w:numPr>
+          <w:ilvl w:val="0"/>
+          <w:numId w:val="33"/>
+        </w:numPr>
+      </w:pPr>
+      <w:r>
+        <w:t xml:space="preserve">    ЕСТЬNULL(ПродажиТекущие.ПродажиТекущийМесяц, 0)</w:t>
+      </w:r>
+    </w:p>
+    <w:p>
+      <w:pPr>
+        <w:pStyle w:val="a1"/>
+        <w:numPr>
+          <w:ilvl w:val="0"/>
+          <w:numId w:val="33"/>
+        </w:numPr>
+      </w:pPr>
+      <w:r>
+        <w:t xml:space="preserve">        КАК ПродажиТекущийМесяц,</w:t>
+      </w:r>
+    </w:p>
+    <w:p>
+      <w:pPr>
+        <w:pStyle w:val="a1"/>
+        <w:numPr>
+          <w:ilvl w:val="0"/>
+          <w:numId w:val="33"/>
+        </w:numPr>
+      </w:pPr>
+    </w:p>
+    <w:p>
+      <w:pPr>
+        <w:pStyle w:val="a1"/>
+        <w:numPr>
+          <w:ilvl w:val="0"/>
+          <w:numId w:val="33"/>
+        </w:numPr>
+      </w:pPr>
+      <w:r>
+        <w:t xml:space="preserve">    ЕСТЬNULL(ПоследниеЗакупки.КоличествоПоследнейЗакупки, 0)</w:t>
+      </w:r>
+    </w:p>
+    <w:p>
+      <w:pPr>
+        <w:pStyle w:val="a1"/>
+        <w:numPr>
+          <w:ilvl w:val="0"/>
+          <w:numId w:val="33"/>
+        </w:numPr>
+      </w:pPr>
+      <w:r>
+        <w:t xml:space="preserve">        КАК КоличествоПоследнейЗакупки,</w:t>
+      </w:r>
+    </w:p>
+    <w:p>
+      <w:pPr>
+        <w:pStyle w:val="a1"/>
+        <w:numPr>
+          <w:ilvl w:val="0"/>
+          <w:numId w:val="33"/>
+        </w:numPr>
+      </w:pPr>
+    </w:p>
+    <w:p>
+      <w:pPr>
+        <w:pStyle w:val="a1"/>
+        <w:numPr>
+          <w:ilvl w:val="0"/>
+          <w:numId w:val="33"/>
+        </w:numPr>
+      </w:pPr>
+      <w:r>
+        <w:t xml:space="preserve">    ВЫБОР</w:t>
+      </w:r>
+    </w:p>
+    <w:p>
+      <w:pPr>
+        <w:pStyle w:val="a1"/>
+        <w:numPr>
+          <w:ilvl w:val="0"/>
+          <w:numId w:val="33"/>
+        </w:numPr>
+      </w:pPr>
+      <w:r>
+        <w:t xml:space="preserve">        КОГДА</w:t>
+      </w:r>
+    </w:p>
+    <w:p>
+      <w:pPr>
+        <w:pStyle w:val="a1"/>
+        <w:numPr>
+          <w:ilvl w:val="0"/>
+          <w:numId w:val="33"/>
+        </w:numPr>
+      </w:pPr>
+      <w:r>
+        <w:t xml:space="preserve">            ЕСТЬNULL(ПродажиТекущие.ПродажиТекущийМесяц, 0)</w:t>
+      </w:r>
+    </w:p>
+    <w:p>
+      <w:pPr>
+        <w:pStyle w:val="a1"/>
+        <w:numPr>
+          <w:ilvl w:val="0"/>
+          <w:numId w:val="33"/>
+        </w:numPr>
+      </w:pPr>
+      <w:r>
+        <w:t xml:space="preserve">            &gt;</w:t>
+      </w:r>
+    </w:p>
+    <w:p>
+      <w:pPr>
+        <w:pStyle w:val="a1"/>
+        <w:numPr>
+          <w:ilvl w:val="0"/>
+          <w:numId w:val="33"/>
+        </w:numPr>
+      </w:pPr>
+      <w:r>
+        <w:t xml:space="preserve">            ЕСТЬNULL(ПродажиПрошлые.ПродажиПрошлыйМесяц, 0)</w:t>
+      </w:r>
+    </w:p>
+    <w:p>
+      <w:pPr>
+        <w:pStyle w:val="a1"/>
+        <w:numPr>
+          <w:ilvl w:val="0"/>
+          <w:numId w:val="33"/>
+        </w:numPr>
+      </w:pPr>
+    </w:p>
+    <w:p>
+      <w:pPr>
+        <w:pStyle w:val="a1"/>
+        <w:numPr>
+          <w:ilvl w:val="0"/>
+          <w:numId w:val="33"/>
+        </w:numPr>
+      </w:pPr>
+      <w:r>
+        <w:t xml:space="preserve">            И ПоследниеЗакупки.КоличествоПоследнейЗакупки</w:t>
+      </w:r>
+    </w:p>
+    <w:p>
+      <w:pPr>
+        <w:pStyle w:val="a1"/>
+        <w:numPr>
+          <w:ilvl w:val="0"/>
+          <w:numId w:val="33"/>
+        </w:numPr>
+      </w:pPr>
+      <w:r>
+        <w:t xml:space="preserve">                ЕСТЬ НЕ NULL</w:t>
+      </w:r>
+    </w:p>
+    <w:p>
+      <w:pPr>
+        <w:pStyle w:val="a1"/>
+        <w:numPr>
+          <w:ilvl w:val="0"/>
+          <w:numId w:val="33"/>
+        </w:numPr>
+      </w:pPr>
+    </w:p>
+    <w:p>
+      <w:pPr>
+        <w:pStyle w:val="a1"/>
+        <w:numPr>
+          <w:ilvl w:val="0"/>
+          <w:numId w:val="33"/>
+        </w:numPr>
+      </w:pPr>
+      <w:r>
+        <w:t xml:space="preserve">        ТОГДА</w:t>
+      </w:r>
+    </w:p>
+    <w:p>
+      <w:pPr>
+        <w:pStyle w:val="a1"/>
+        <w:numPr>
+          <w:ilvl w:val="0"/>
+          <w:numId w:val="33"/>
+        </w:numPr>
+      </w:pPr>
+      <w:r>
+        <w:t xml:space="preserve">            ПоследниеЗакупки.КоличествоПоследнейЗакупки * 1.05</w:t>
+      </w:r>
+    </w:p>
+    <w:p>
+      <w:pPr>
+        <w:pStyle w:val="a1"/>
+        <w:numPr>
+          <w:ilvl w:val="0"/>
+          <w:numId w:val="33"/>
+        </w:numPr>
+      </w:pPr>
+    </w:p>
+    <w:p>
+      <w:pPr>
+        <w:pStyle w:val="a1"/>
+        <w:numPr>
+          <w:ilvl w:val="0"/>
+          <w:numId w:val="33"/>
+        </w:numPr>
+      </w:pPr>
+      <w:r>
+        <w:t xml:space="preserve">        ИНАЧЕ</w:t>
+      </w:r>
+    </w:p>
+    <w:p>
+      <w:pPr>
+        <w:pStyle w:val="a1"/>
+        <w:numPr>
+          <w:ilvl w:val="0"/>
+          <w:numId w:val="33"/>
+        </w:numPr>
+      </w:pPr>
+      <w:r>
+        <w:t xml:space="preserve">            NULL</w:t>
+      </w:r>
+    </w:p>
+    <w:p>
+      <w:pPr>
+        <w:pStyle w:val="a1"/>
+        <w:numPr>
+          <w:ilvl w:val="0"/>
+          <w:numId w:val="33"/>
+        </w:numPr>
+      </w:pPr>
+      <w:r>
+        <w:t xml:space="preserve">    КОНЕЦ КАК РекомендуемЗакупить</w:t>
+      </w:r>
+    </w:p>
+    <w:p>
+      <w:pPr>
+        <w:pStyle w:val="a1"/>
+        <w:numPr>
+          <w:ilvl w:val="0"/>
+          <w:numId w:val="33"/>
+        </w:numPr>
+      </w:pPr>
+    </w:p>
+    <w:p>
+      <w:pPr>
+        <w:pStyle w:val="a1"/>
+        <w:numPr>
+          <w:ilvl w:val="0"/>
+          <w:numId w:val="33"/>
+        </w:numPr>
+      </w:pPr>
+      <w:r>
+        <w:t>ИЗ</w:t>
+      </w:r>
+    </w:p>
+    <w:p>
+      <w:pPr>
+        <w:pStyle w:val="a1"/>
+        <w:numPr>
+          <w:ilvl w:val="0"/>
+          <w:numId w:val="33"/>
+        </w:numPr>
+      </w:pPr>
+      <w:r>
+        <w:t xml:space="preserve">    СписокНоменклатуры КАК СписокНоменклатуры</w:t>
+      </w:r>
+    </w:p>
+    <w:p>
+      <w:pPr>
+        <w:pStyle w:val="a1"/>
+        <w:numPr>
+          <w:ilvl w:val="0"/>
+          <w:numId w:val="33"/>
+        </w:numPr>
+      </w:pPr>
+    </w:p>
+    <w:p>
+      <w:pPr>
+        <w:pStyle w:val="a1"/>
+        <w:numPr>
+          <w:ilvl w:val="0"/>
+          <w:numId w:val="33"/>
+        </w:numPr>
+      </w:pPr>
+      <w:r>
+        <w:t xml:space="preserve">        ЛЕВОЕ СОЕДИНЕНИЕ ОстаткиМесяца КАК ОстаткиМесяца</w:t>
+      </w:r>
+    </w:p>
+    <w:p>
+      <w:pPr>
+        <w:pStyle w:val="a1"/>
+        <w:numPr>
+          <w:ilvl w:val="0"/>
+          <w:numId w:val="33"/>
+        </w:numPr>
+      </w:pPr>
+      <w:r>
+        <w:t xml:space="preserve">        ПО</w:t>
+      </w:r>
+    </w:p>
+    <w:p>
+      <w:pPr>
+        <w:pStyle w:val="a1"/>
+        <w:numPr>
+          <w:ilvl w:val="0"/>
+          <w:numId w:val="33"/>
+        </w:numPr>
+      </w:pPr>
+      <w:r>
+        <w:t xml:space="preserve">            СписокНоменклатуры.Номенклатура =</w:t>
+      </w:r>
+    </w:p>
+    <w:p>
+      <w:pPr>
+        <w:pStyle w:val="a1"/>
+        <w:numPr>
+          <w:ilvl w:val="0"/>
+          <w:numId w:val="33"/>
+        </w:numPr>
+      </w:pPr>
+      <w:r>
+        <w:t xml:space="preserve">                ОстаткиМесяца.Номенклатура</w:t>
+      </w:r>
+    </w:p>
+    <w:p>
+      <w:pPr>
+        <w:pStyle w:val="a1"/>
+        <w:numPr>
+          <w:ilvl w:val="0"/>
+          <w:numId w:val="33"/>
+        </w:numPr>
+      </w:pPr>
+    </w:p>
+    <w:p>
+      <w:pPr>
+        <w:pStyle w:val="a1"/>
+        <w:numPr>
+          <w:ilvl w:val="0"/>
+          <w:numId w:val="33"/>
+        </w:numPr>
+      </w:pPr>
+      <w:r>
+        <w:t xml:space="preserve">        ЛЕВОЕ СОЕДИНЕНИЕ ПродажиПрошлые КАК ПродажиПрошлые</w:t>
+      </w:r>
+    </w:p>
+    <w:p>
+      <w:pPr>
+        <w:pStyle w:val="a1"/>
+        <w:numPr>
+          <w:ilvl w:val="0"/>
+          <w:numId w:val="33"/>
+        </w:numPr>
+      </w:pPr>
+      <w:r>
+        <w:t xml:space="preserve">        ПО</w:t>
+      </w:r>
+    </w:p>
+    <w:p>
+      <w:pPr>
+        <w:pStyle w:val="a1"/>
+        <w:numPr>
+          <w:ilvl w:val="0"/>
+          <w:numId w:val="33"/>
+        </w:numPr>
+      </w:pPr>
+      <w:r>
+        <w:t xml:space="preserve">            СписокНоменклатуры.Номенклатура =</w:t>
+      </w:r>
+    </w:p>
+    <w:p>
+      <w:pPr>
+        <w:pStyle w:val="a1"/>
+        <w:numPr>
+          <w:ilvl w:val="0"/>
+          <w:numId w:val="33"/>
+        </w:numPr>
+      </w:pPr>
+      <w:r>
+        <w:t xml:space="preserve">                ПродажиПрошлые.Номенклатура</w:t>
+      </w:r>
+    </w:p>
+    <w:p>
+      <w:pPr>
+        <w:pStyle w:val="a1"/>
+        <w:numPr>
+          <w:ilvl w:val="0"/>
+          <w:numId w:val="33"/>
+        </w:numPr>
+      </w:pPr>
+    </w:p>
+    <w:p>
+      <w:pPr>
+        <w:pStyle w:val="a1"/>
+        <w:numPr>
+          <w:ilvl w:val="0"/>
+          <w:numId w:val="33"/>
+        </w:numPr>
+      </w:pPr>
+      <w:r>
+        <w:t xml:space="preserve">        ЛЕВОЕ СОЕДИНЕНИЕ ПродажиТекущие КАК ПродажиТекущие</w:t>
+      </w:r>
+    </w:p>
+    <w:p>
+      <w:pPr>
+        <w:pStyle w:val="a1"/>
+        <w:numPr>
+          <w:ilvl w:val="0"/>
+          <w:numId w:val="33"/>
+        </w:numPr>
+      </w:pPr>
+      <w:r>
+        <w:t xml:space="preserve">        ПО</w:t>
+      </w:r>
+    </w:p>
+    <w:p>
+      <w:pPr>
+        <w:pStyle w:val="a1"/>
+        <w:numPr>
+          <w:ilvl w:val="0"/>
+          <w:numId w:val="33"/>
+        </w:numPr>
+      </w:pPr>
+      <w:r>
+        <w:t xml:space="preserve">            СписокНоменклатуры.Номенклатура =</w:t>
+      </w:r>
+    </w:p>
+    <w:p>
+      <w:pPr>
+        <w:pStyle w:val="a1"/>
+        <w:numPr>
+          <w:ilvl w:val="0"/>
+          <w:numId w:val="33"/>
+        </w:numPr>
+      </w:pPr>
+      <w:r>
+        <w:t xml:space="preserve">                ПродажиТекущие.Номенклатура</w:t>
+      </w:r>
+    </w:p>
+    <w:p>
+      <w:pPr>
+        <w:pStyle w:val="a1"/>
+        <w:numPr>
+          <w:ilvl w:val="0"/>
+          <w:numId w:val="33"/>
+        </w:numPr>
+      </w:pPr>
+    </w:p>
+    <w:p>
+      <w:pPr>
+        <w:pStyle w:val="a1"/>
+        <w:numPr>
+          <w:ilvl w:val="0"/>
+          <w:numId w:val="33"/>
+        </w:numPr>
+      </w:pPr>
+      <w:r>
+        <w:t xml:space="preserve">        ЛЕВОЕ СОЕДИНЕНИЕ ПоследниеЗакупки КАК ПоследниеЗакупки</w:t>
+      </w:r>
+    </w:p>
+    <w:p>
+      <w:pPr>
+        <w:pStyle w:val="a1"/>
+        <w:numPr>
+          <w:ilvl w:val="0"/>
+          <w:numId w:val="33"/>
+        </w:numPr>
+      </w:pPr>
+      <w:r>
+        <w:t xml:space="preserve">        ПО</w:t>
+      </w:r>
+    </w:p>
+    <w:p>
+      <w:pPr>
+        <w:pStyle w:val="a1"/>
+        <w:numPr>
+          <w:ilvl w:val="0"/>
+          <w:numId w:val="33"/>
+        </w:numPr>
+      </w:pPr>
+      <w:r>
+        <w:t xml:space="preserve">            СписокНоменклатуры.Номенклатура =</w:t>
+      </w:r>
+    </w:p>
+    <w:p>
+      <w:pPr>
+        <w:pStyle w:val="a1"/>
+        <w:numPr>
+          <w:ilvl w:val="0"/>
+          <w:numId w:val="33"/>
+        </w:numPr>
+      </w:pPr>
+      <w:r>
+        <w:t xml:space="preserve">                ПоследниеЗакупки.Номенклатура</w:t>
+      </w:r>
+    </w:p>
+    <w:p>
+      <w:r>
+        <w:t>Далее обновляю ресурсы по новым полям.</w:t>
+      </w:r>
+    </w:p>
+    <w:p>
+      <w:pPr>
+        <w:pStyle w:val="afd"/>
+      </w:pPr>
+      <w:r>
+        <w:lastRenderedPageBreak/>
+        <w:drawing>
+          <wp:inline distT="0" distB="0" distL="0" distR="0" wp14:anchorId="37BBC006" wp14:editId="690B8915">
+            <wp:extent cx="5001905" cy="1391765"/>
+            <wp:effectExtent l="0" t="0" r="0" b="0"/>
+            <wp:docPr id="2109696447" name="Рисунок 1"/>
+            <wp:cNvGraphicFramePr>
+              <a:graphicFrameLocks xmlns:a="http://schemas.openxmlformats.org/drawingml/2006/main" noChangeAspect="1"/>
+            </wp:cNvGraphicFramePr>
+            <a:graphic xmlns:a="http://schemas.openxmlformats.org/drawingml/2006/main">
+              <a:graphicData uri="http://schemas.openxmlformats.org/drawingml/2006/picture">
+                <pic:pic xmlns:pic="http://schemas.openxmlformats.org/drawingml/2006/picture">
+                  <pic:nvPicPr>
+                    <pic:cNvPr id="2109696447" name=""/>
+                    <pic:cNvPicPr/>
+                  </pic:nvPicPr>
+                  <pic:blipFill>
+                    <a:blip r:embed="rId30"/>
+                    <a:stretch>
+                      <a:fillRect/>
+                    </a:stretch>
+                  </pic:blipFill>
+                  <pic:spPr>
+                    <a:xfrm>
+                      <a:off x="0" y="0"/>
+                      <a:ext cx="5026313" cy="1398556"/>
+                    </a:xfrm>
+                    <a:prstGeom prst="rect">
+                      <a:avLst/>
+                    </a:prstGeom>
+                  </pic:spPr>
+                </pic:pic>
+              </a:graphicData>
+            </a:graphic>
+          </wp:inline>
+        </w:drawing>
+      </w:r>
+    </w:p>
+    <w:p>
+      <w:pPr>
+        <w:pStyle w:val="a3"/>
+      </w:pPr>
+      <w:r>
+        <w:t xml:space="preserve"> – СКД – Ресурсы</w:t>
+      </w:r>
+    </w:p>
+    <w:p>
+      <w:r>
+        <w:t>Вношу новые поля в схему отчета.</w:t>
+      </w:r>
+    </w:p>
+    <w:p>
+      <w:pPr>
+        <w:pStyle w:val="afd"/>
+      </w:pPr>
+      <w:r>
+        <w:drawing>
+          <wp:inline distT="0" distB="0" distL="0" distR="0" wp14:anchorId="5B2131F9" wp14:editId="26CEDD4C">
+            <wp:extent cx="4954137" cy="2016077"/>
+            <wp:effectExtent l="0" t="0" r="0" b="3810"/>
+            <wp:docPr id="1556082167" name="Рисунок 1"/>
+            <wp:cNvGraphicFramePr>
+              <a:graphicFrameLocks xmlns:a="http://schemas.openxmlformats.org/drawingml/2006/main" noChangeAspect="1"/>
+            </wp:cNvGraphicFramePr>
+            <a:graphic xmlns:a="http://schemas.openxmlformats.org/drawingml/2006/main">
+              <a:graphicData uri="http://schemas.openxmlformats.org/drawingml/2006/picture">
+                <pic:pic xmlns:pic="http://schemas.openxmlformats.org/drawingml/2006/picture">
+                  <pic:nvPicPr>
+                    <pic:cNvPr id="1556082167" name=""/>
+                    <pic:cNvPicPr/>
+                  </pic:nvPicPr>
+                  <pic:blipFill>
+                    <a:blip r:embed="rId31"/>
+                    <a:stretch>
+                      <a:fillRect/>
+                    </a:stretch>
+                  </pic:blipFill>
+                  <pic:spPr>
+                    <a:xfrm>
+                      <a:off x="0" y="0"/>
+                      <a:ext cx="4974266" cy="2024268"/>
+                    </a:xfrm>
+                    <a:prstGeom prst="rect">
+                      <a:avLst/>
+                    </a:prstGeom>
+                  </pic:spPr>
+                </pic:pic>
+              </a:graphicData>
+            </a:graphic>
+          </wp:inline>
+        </w:drawing>
+      </w:r>
+    </w:p>
+    <w:p>
+      <w:pPr>
+        <w:pStyle w:val="a3"/>
+      </w:pPr>
+      <w:r>
+        <w:t xml:space="preserve"> – СКД – Настройки – Номенклатура – Выбранные поля</w:t>
+      </w:r>
+    </w:p>
+    <w:p>
+      <w:r>
+        <w:t>Проверяю генерацию отчета. Данные корректно формируются, рекомендация по росту закупки дается в соответствии с задачей.</w:t>
+      </w:r>
+      <w:r>
+        <w:t xml:space="preserve"> </w:t>
+      </w:r>
+      <w:r>
+        <w:t>Если рекомендации по закупке нет, остается пустое поле.</w:t>
+      </w:r>
+    </w:p>
+    <w:p>
+      <w:pPr>
+        <w:pStyle w:val="afd"/>
+      </w:pPr>
+      <w:r>
+        <w:drawing>
+          <wp:inline distT="0" distB="0" distL="0" distR="0" wp14:anchorId="66987C14" wp14:editId="1ED10510">
+            <wp:extent cx="5940425" cy="2313940"/>
+            <wp:effectExtent l="0" t="0" r="3175" b="0"/>
+            <wp:docPr id="488429019" name="Рисунок 1"/>
+            <wp:cNvGraphicFramePr>
+              <a:graphicFrameLocks xmlns:a="http://schemas.openxmlformats.org/drawingml/2006/main" noChangeAspect="1"/>
+            </wp:cNvGraphicFramePr>
+            <a:graphic xmlns:a="http://schemas.openxmlformats.org/drawingml/2006/main">
+              <a:graphicData uri="http://schemas.openxmlformats.org/drawingml/2006/picture">
+                <pic:pic xmlns:pic="http://schemas.openxmlformats.org/drawingml/2006/picture">
+                  <pic:nvPicPr>
+                    <pic:cNvPr id="488429019" name=""/>
+                    <pic:cNvPicPr/>
+                  </pic:nvPicPr>
+                  <pic:blipFill>
+                    <a:blip r:embed="rId32"/>
+                    <a:stretch>
+                      <a:fillRect/>
+                    </a:stretch>
+                  </pic:blipFill>
+                  <pic:spPr>
+                    <a:xfrm>
+                      <a:off x="0" y="0"/>
+                      <a:ext cx="5940425" cy="2313940"/>
+                    </a:xfrm>
+                    <a:prstGeom prst="rect">
+                      <a:avLst/>
+                    </a:prstGeom>
+                  </pic:spPr>
+                </pic:pic>
+              </a:graphicData>
+            </a:graphic>
+          </wp:inline>
+        </w:drawing>
+      </w:r>
+    </w:p>
+    <w:p>
+      <w:pPr>
+        <w:pStyle w:val="a3"/>
+      </w:pPr>
+      <w:r>
+        <w:t xml:space="preserve"> – Сформированный отчет</w:t>
+      </w:r>
+    </w:p>
     <w:p/>
     <w:p>
       <w:pPr>
         <w:pStyle w:val="2"/>
       </w:pPr>
       <w:r>
+        <w:lastRenderedPageBreak/>
         <w:t>Задание 3</w:t>
       </w:r>
     </w:p>
@@ -4237,8 +6410,8 @@
   <w:abstractNum w:abstractNumId="4" w15:restartNumberingAfterBreak="0">
     <w:nsid w:val="26DF6124"/>
     <w:multiLevelType w:val="hybridMultilevel"/>
-    <w:tmpl w:val="0F06C5A4"/>
-    <w:lvl w:ilvl="0" w:tplc="C39489B4">
+    <w:tmpl w:val="8F9CE606"/>
+    <w:lvl w:ilvl="0" w:tplc="004E0CCC">
       <w:start w:val="1"/>
       <w:numFmt w:val="decimal"/>
       <w:pStyle w:val="a1"/>
@@ -5289,6 +7462,12 @@
     </w:lvlOverride>
   </w:num>
   <w:num w:numId="32" w16cid:durableId="2036492764">
+    <w:abstractNumId w:val="4"/>
+    <w:lvlOverride w:ilvl="0">
+      <w:startOverride w:val="1"/>
+    </w:lvlOverride>
+  </w:num>
+  <w:num w:numId="33" w16cid:durableId="2028556425">
     <w:abstractNumId w:val="4"/>
     <w:lvlOverride w:ilvl="0">
       <w:startOverride w:val="1"/>
@@ -6450,7 +8629,7 @@
     <w:basedOn w:val="a9"/>
     <w:autoRedefine/>
     <w:qFormat/>
-    <w:rsid w:val="00350BC8"/>
+    <w:rsid w:val="00B46328"/>
     <w:pPr>
       <w:numPr>
         <w:numId w:val="9"/>

--- a/! Отчеты/Практика 4 Мумладзе АС.docx
+++ b/! Отчеты/Практика 4 Мумладзе АС.docx
@@ -578,8 +578,16 @@
                               <w:rPr>
                                 <w:szCs w:val="24"/>
                               </w:rPr>
-                              <w:t>Профессиональная разработка на платформе 1С:Предприятие</w:t>
+                              <w:t>Профессиональная разработка на платформе 1</w:t>
                             </w:r>
+                            <w:proofErr w:type="gramStart"/>
+                            <w:r>
+                              <w:rPr>
+                                <w:szCs w:val="24"/>
+                              </w:rPr>
+                              <w:t>С:Предприятие</w:t>
+                            </w:r>
+                            <w:proofErr w:type="gramEnd"/>
                             <w:r>
                               <w:rPr>
                                 <w:szCs w:val="24"/>
@@ -694,8 +702,16 @@
                         <w:rPr>
                           <w:szCs w:val="24"/>
                         </w:rPr>
-                        <w:t>Профессиональная разработка на платформе 1С:Предприятие</w:t>
+                        <w:t>Профессиональная разработка на платформе 1</w:t>
                       </w:r>
+                      <w:proofErr w:type="gramStart"/>
+                      <w:r>
+                        <w:rPr>
+                          <w:szCs w:val="24"/>
+                        </w:rPr>
+                        <w:t>С:Предприятие</w:t>
+                      </w:r>
+                      <w:proofErr w:type="gramEnd"/>
                       <w:r>
                         <w:rPr>
                           <w:szCs w:val="24"/>
@@ -934,7 +950,7 @@
         <w:rPr>
           <w:noProof/>
         </w:rPr>
-        <w:instrText xml:space="preserve"> PAGEREF _Toc195459406 \h </w:instrText>
+        <w:instrText xml:space="preserve"> PAGEREF _Toc242874547 \h </w:instrText>
       </w:r>
       <w:r>
         <w:rPr>
@@ -952,6 +968,537 @@
           <w:noProof/>
         </w:rPr>
         <w:t>3</w:t>
+      </w:r>
+      <w:r>
+        <w:rPr>
+          <w:noProof/>
+        </w:rPr>
+        <w:fldChar w:fldCharType="end"/>
+      </w:r>
+    </w:p>
+    <w:p>
+      <w:pPr>
+        <w:pStyle w:val="12"/>
+        <w:rPr>
+          <w:rFonts w:eastAsiaTheme="minorEastAsia"/>
+          <w:noProof/>
+          <w:sz w:val="24"/>
+          <w:szCs w:val="24"/>
+          <w:lang w:eastAsia="ru-RU"/>
+        </w:rPr>
+      </w:pPr>
+      <w:r>
+        <w:rPr>
+          <w:noProof/>
+        </w:rPr>
+        <w:t>1 Ход работы</w:t>
+      </w:r>
+      <w:r>
+        <w:rPr>
+          <w:noProof/>
+        </w:rPr>
+        <w:tab/>
+      </w:r>
+      <w:r>
+        <w:rPr>
+          <w:noProof/>
+        </w:rPr>
+        <w:fldChar w:fldCharType="begin"/>
+      </w:r>
+      <w:r>
+        <w:rPr>
+          <w:noProof/>
+        </w:rPr>
+        <w:instrText xml:space="preserve"> PAGEREF _Toc242874548 \h </w:instrText>
+      </w:r>
+      <w:r>
+        <w:rPr>
+          <w:noProof/>
+        </w:rPr>
+      </w:r>
+      <w:r>
+        <w:rPr>
+          <w:noProof/>
+        </w:rPr>
+        <w:fldChar w:fldCharType="separate"/>
+      </w:r>
+      <w:r>
+        <w:rPr>
+          <w:noProof/>
+        </w:rPr>
+        <w:t>4</w:t>
+      </w:r>
+      <w:r>
+        <w:rPr>
+          <w:noProof/>
+        </w:rPr>
+        <w:fldChar w:fldCharType="end"/>
+      </w:r>
+    </w:p>
+    <w:p>
+      <w:pPr>
+        <w:pStyle w:val="21"/>
+        <w:rPr>
+          <w:rFonts w:eastAsiaTheme="minorEastAsia"/>
+          <w:noProof/>
+          <w:sz w:val="24"/>
+          <w:szCs w:val="24"/>
+          <w:lang w:eastAsia="ru-RU"/>
+        </w:rPr>
+      </w:pPr>
+      <w:r>
+        <w:rPr>
+          <w:noProof/>
+        </w:rPr>
+        <w:t>1.1 Задание 1</w:t>
+      </w:r>
+      <w:r>
+        <w:rPr>
+          <w:noProof/>
+        </w:rPr>
+        <w:tab/>
+      </w:r>
+      <w:r>
+        <w:rPr>
+          <w:noProof/>
+        </w:rPr>
+        <w:fldChar w:fldCharType="begin"/>
+      </w:r>
+      <w:r>
+        <w:rPr>
+          <w:noProof/>
+        </w:rPr>
+        <w:instrText xml:space="preserve"> PAGEREF _Toc242874549 \h </w:instrText>
+      </w:r>
+      <w:r>
+        <w:rPr>
+          <w:noProof/>
+        </w:rPr>
+      </w:r>
+      <w:r>
+        <w:rPr>
+          <w:noProof/>
+        </w:rPr>
+        <w:fldChar w:fldCharType="separate"/>
+      </w:r>
+      <w:r>
+        <w:rPr>
+          <w:noProof/>
+        </w:rPr>
+        <w:t>4</w:t>
+      </w:r>
+      <w:r>
+        <w:rPr>
+          <w:noProof/>
+        </w:rPr>
+        <w:fldChar w:fldCharType="end"/>
+      </w:r>
+    </w:p>
+    <w:p>
+      <w:pPr>
+        <w:pStyle w:val="21"/>
+        <w:rPr>
+          <w:rFonts w:eastAsiaTheme="minorEastAsia"/>
+          <w:noProof/>
+          <w:sz w:val="24"/>
+          <w:szCs w:val="24"/>
+          <w:lang w:eastAsia="ru-RU"/>
+        </w:rPr>
+      </w:pPr>
+      <w:r>
+        <w:rPr>
+          <w:noProof/>
+        </w:rPr>
+        <w:t>1.2 Задание 2.1</w:t>
+      </w:r>
+      <w:r>
+        <w:rPr>
+          <w:noProof/>
+        </w:rPr>
+        <w:tab/>
+      </w:r>
+      <w:r>
+        <w:rPr>
+          <w:noProof/>
+        </w:rPr>
+        <w:fldChar w:fldCharType="begin"/>
+      </w:r>
+      <w:r>
+        <w:rPr>
+          <w:noProof/>
+        </w:rPr>
+        <w:instrText xml:space="preserve"> PAGEREF _Toc242874550 \h </w:instrText>
+      </w:r>
+      <w:r>
+        <w:rPr>
+          <w:noProof/>
+        </w:rPr>
+      </w:r>
+      <w:r>
+        <w:rPr>
+          <w:noProof/>
+        </w:rPr>
+        <w:fldChar w:fldCharType="separate"/>
+      </w:r>
+      <w:r>
+        <w:rPr>
+          <w:noProof/>
+        </w:rPr>
+        <w:t>7</w:t>
+      </w:r>
+      <w:r>
+        <w:rPr>
+          <w:noProof/>
+        </w:rPr>
+        <w:fldChar w:fldCharType="end"/>
+      </w:r>
+    </w:p>
+    <w:p>
+      <w:pPr>
+        <w:pStyle w:val="21"/>
+        <w:rPr>
+          <w:rFonts w:eastAsiaTheme="minorEastAsia"/>
+          <w:noProof/>
+          <w:sz w:val="24"/>
+          <w:szCs w:val="24"/>
+          <w:lang w:eastAsia="ru-RU"/>
+        </w:rPr>
+      </w:pPr>
+      <w:r>
+        <w:rPr>
+          <w:noProof/>
+        </w:rPr>
+        <w:t>1.3 Задание 2.2</w:t>
+      </w:r>
+      <w:r>
+        <w:rPr>
+          <w:noProof/>
+        </w:rPr>
+        <w:tab/>
+      </w:r>
+      <w:r>
+        <w:rPr>
+          <w:noProof/>
+        </w:rPr>
+        <w:fldChar w:fldCharType="begin"/>
+      </w:r>
+      <w:r>
+        <w:rPr>
+          <w:noProof/>
+        </w:rPr>
+        <w:instrText xml:space="preserve"> PAGEREF _Toc242874551 \h </w:instrText>
+      </w:r>
+      <w:r>
+        <w:rPr>
+          <w:noProof/>
+        </w:rPr>
+      </w:r>
+      <w:r>
+        <w:rPr>
+          <w:noProof/>
+        </w:rPr>
+        <w:fldChar w:fldCharType="separate"/>
+      </w:r>
+      <w:r>
+        <w:rPr>
+          <w:noProof/>
+        </w:rPr>
+        <w:t>9</w:t>
+      </w:r>
+      <w:r>
+        <w:rPr>
+          <w:noProof/>
+        </w:rPr>
+        <w:fldChar w:fldCharType="end"/>
+      </w:r>
+    </w:p>
+    <w:p>
+      <w:pPr>
+        <w:pStyle w:val="21"/>
+        <w:rPr>
+          <w:rFonts w:eastAsiaTheme="minorEastAsia"/>
+          <w:noProof/>
+          <w:sz w:val="24"/>
+          <w:szCs w:val="24"/>
+          <w:lang w:eastAsia="ru-RU"/>
+        </w:rPr>
+      </w:pPr>
+      <w:r>
+        <w:rPr>
+          <w:noProof/>
+        </w:rPr>
+        <w:t>1.4 Задание 2.3</w:t>
+      </w:r>
+      <w:r>
+        <w:rPr>
+          <w:noProof/>
+        </w:rPr>
+        <w:tab/>
+      </w:r>
+      <w:r>
+        <w:rPr>
+          <w:noProof/>
+        </w:rPr>
+        <w:fldChar w:fldCharType="begin"/>
+      </w:r>
+      <w:r>
+        <w:rPr>
+          <w:noProof/>
+        </w:rPr>
+        <w:instrText xml:space="preserve"> PAGEREF _Toc242874552 \h </w:instrText>
+      </w:r>
+      <w:r>
+        <w:rPr>
+          <w:noProof/>
+        </w:rPr>
+      </w:r>
+      <w:r>
+        <w:rPr>
+          <w:noProof/>
+        </w:rPr>
+        <w:fldChar w:fldCharType="separate"/>
+      </w:r>
+      <w:r>
+        <w:rPr>
+          <w:noProof/>
+        </w:rPr>
+        <w:t>13</w:t>
+      </w:r>
+      <w:r>
+        <w:rPr>
+          <w:noProof/>
+        </w:rPr>
+        <w:fldChar w:fldCharType="end"/>
+      </w:r>
+    </w:p>
+    <w:p>
+      <w:pPr>
+        <w:pStyle w:val="21"/>
+        <w:rPr>
+          <w:rFonts w:eastAsiaTheme="minorEastAsia"/>
+          <w:noProof/>
+          <w:sz w:val="24"/>
+          <w:szCs w:val="24"/>
+          <w:lang w:eastAsia="ru-RU"/>
+        </w:rPr>
+      </w:pPr>
+      <w:r>
+        <w:rPr>
+          <w:noProof/>
+        </w:rPr>
+        <w:t>1.5 Задание 3</w:t>
+      </w:r>
+      <w:r>
+        <w:rPr>
+          <w:noProof/>
+        </w:rPr>
+        <w:tab/>
+      </w:r>
+      <w:r>
+        <w:rPr>
+          <w:noProof/>
+        </w:rPr>
+        <w:fldChar w:fldCharType="begin"/>
+      </w:r>
+      <w:r>
+        <w:rPr>
+          <w:noProof/>
+        </w:rPr>
+        <w:instrText xml:space="preserve"> PAGEREF _Toc242874553 \h </w:instrText>
+      </w:r>
+      <w:r>
+        <w:rPr>
+          <w:noProof/>
+        </w:rPr>
+      </w:r>
+      <w:r>
+        <w:rPr>
+          <w:noProof/>
+        </w:rPr>
+        <w:fldChar w:fldCharType="separate"/>
+      </w:r>
+      <w:r>
+        <w:rPr>
+          <w:noProof/>
+        </w:rPr>
+        <w:t>18</w:t>
+      </w:r>
+      <w:r>
+        <w:rPr>
+          <w:noProof/>
+        </w:rPr>
+        <w:fldChar w:fldCharType="end"/>
+      </w:r>
+    </w:p>
+    <w:p>
+      <w:pPr>
+        <w:pStyle w:val="31"/>
+        <w:rPr>
+          <w:rFonts w:eastAsiaTheme="minorEastAsia"/>
+          <w:noProof/>
+          <w:sz w:val="24"/>
+          <w:szCs w:val="24"/>
+          <w:lang w:eastAsia="ru-RU"/>
+        </w:rPr>
+      </w:pPr>
+      <w:r>
+        <w:rPr>
+          <w:noProof/>
+        </w:rPr>
+        <w:t>1.5.1 Дополнительный отчет</w:t>
+      </w:r>
+      <w:r>
+        <w:rPr>
+          <w:noProof/>
+        </w:rPr>
+        <w:tab/>
+      </w:r>
+      <w:r>
+        <w:rPr>
+          <w:noProof/>
+        </w:rPr>
+        <w:fldChar w:fldCharType="begin"/>
+      </w:r>
+      <w:r>
+        <w:rPr>
+          <w:noProof/>
+        </w:rPr>
+        <w:instrText xml:space="preserve"> PAGEREF _Toc242874554 \h </w:instrText>
+      </w:r>
+      <w:r>
+        <w:rPr>
+          <w:noProof/>
+        </w:rPr>
+      </w:r>
+      <w:r>
+        <w:rPr>
+          <w:noProof/>
+        </w:rPr>
+        <w:fldChar w:fldCharType="separate"/>
+      </w:r>
+      <w:r>
+        <w:rPr>
+          <w:noProof/>
+        </w:rPr>
+        <w:t>18</w:t>
+      </w:r>
+      <w:r>
+        <w:rPr>
+          <w:noProof/>
+        </w:rPr>
+        <w:fldChar w:fldCharType="end"/>
+      </w:r>
+    </w:p>
+    <w:p>
+      <w:pPr>
+        <w:pStyle w:val="31"/>
+        <w:rPr>
+          <w:rFonts w:eastAsiaTheme="minorEastAsia"/>
+          <w:noProof/>
+          <w:sz w:val="24"/>
+          <w:szCs w:val="24"/>
+          <w:lang w:eastAsia="ru-RU"/>
+        </w:rPr>
+      </w:pPr>
+      <w:r>
+        <w:rPr>
+          <w:noProof/>
+        </w:rPr>
+        <w:t>1.5.2 Основной отчет</w:t>
+      </w:r>
+      <w:r>
+        <w:rPr>
+          <w:noProof/>
+        </w:rPr>
+        <w:tab/>
+      </w:r>
+      <w:r>
+        <w:rPr>
+          <w:noProof/>
+        </w:rPr>
+        <w:fldChar w:fldCharType="begin"/>
+      </w:r>
+      <w:r>
+        <w:rPr>
+          <w:noProof/>
+        </w:rPr>
+        <w:instrText xml:space="preserve"> PAGEREF _Toc242874555 \h </w:instrText>
+      </w:r>
+      <w:r>
+        <w:rPr>
+          <w:noProof/>
+        </w:rPr>
+      </w:r>
+      <w:r>
+        <w:rPr>
+          <w:noProof/>
+        </w:rPr>
+        <w:fldChar w:fldCharType="separate"/>
+      </w:r>
+      <w:r>
+        <w:rPr>
+          <w:noProof/>
+        </w:rPr>
+        <w:t>20</w:t>
+      </w:r>
+      <w:r>
+        <w:rPr>
+          <w:noProof/>
+        </w:rPr>
+        <w:fldChar w:fldCharType="end"/>
+      </w:r>
+    </w:p>
+    <w:p>
+      <w:pPr>
+        <w:pStyle w:val="12"/>
+        <w:rPr>
+          <w:rFonts w:eastAsiaTheme="minorEastAsia"/>
+          <w:noProof/>
+          <w:sz w:val="24"/>
+          <w:szCs w:val="24"/>
+          <w:lang w:eastAsia="ru-RU"/>
+        </w:rPr>
+      </w:pPr>
+      <w:r>
+        <w:rPr>
+          <w:noProof/>
+        </w:rPr>
+        <w:t>Вывод</w:t>
+      </w:r>
+      <w:r>
+        <w:rPr>
+          <w:noProof/>
+        </w:rPr>
+        <w:tab/>
+      </w:r>
+      <w:r>
+        <w:rPr>
+          <w:noProof/>
+        </w:rPr>
+        <w:fldChar w:fldCharType="begin"/>
+      </w:r>
+      <w:r>
+        <w:rPr>
+          <w:noProof/>
+        </w:rPr>
+        <w:instrText xml:space="preserve"> PAGEREF _Toc242874556 \h </w:instrText>
+      </w:r>
+      <w:r>
+        <w:rPr>
+          <w:noProof/>
+        </w:rPr>
+      </w:r>
+      <w:r>
+        <w:rPr>
+          <w:noProof/>
+        </w:rPr>
+        <w:fldChar w:fldCharType="separate"/>
+      </w:r>
+      <w:r>
+        <w:rPr>
+          <w:noProof/>
+        </w:rPr>
+        <w:t>24</w:t>
       </w:r>
       <w:r>
         <w:rPr>
@@ -986,7 +1533,7 @@
         <w:pStyle w:val="-"/>
       </w:pPr>
       <w:bookmarkStart w:id="0" w:name="_Toc150630172"/>
-      <w:bookmarkStart w:id="1" w:name="_Toc195459406"/>
+      <w:bookmarkStart w:id="1" w:name="_Toc242874547"/>
       <w:r>
         <w:lastRenderedPageBreak/>
         <w:t>В</w:t>
@@ -1026,7 +1573,15 @@
         <w:pStyle w:val="a"/>
       </w:pPr>
       <w:r>
-        <w:t>Разработать отчёт, в котором пользователь выбирает год и месяц, а система выводит остатки номенклатуры на начало и конец выбранного месяца. Источник данных — виртуальная таблица РегистрНакопления.Запасы.ОстаткиИОбороты.</w:t>
+        <w:t xml:space="preserve">Разработать отчёт, в котором пользователь выбирает год и месяц, а система выводит остатки номенклатуры на начало и конец выбранного месяца. Источник данных — виртуальная таблица </w:t>
+      </w:r>
+      <w:proofErr w:type="spellStart"/>
+      <w:r>
+        <w:t>РегистрНакопления.Запасы.ОстаткиИОбороты</w:t>
+      </w:r>
+      <w:proofErr w:type="spellEnd"/>
+      <w:r>
+        <w:t>.</w:t>
       </w:r>
     </w:p>
     <w:p>
@@ -1034,7 +1589,15 @@
         <w:pStyle w:val="a"/>
       </w:pPr>
       <w:r>
-        <w:t>Доработать отчёт из задачи 2.1, добавив показатели объёма продаж номенклатуры за выбранный месяц и месяц, предшествующий ему. Источник данных — виртуальная таблица РегистрНакопления.Продажи.Обороты.</w:t>
+        <w:t xml:space="preserve">Доработать отчёт из задачи 2.1, добавив показатели объёма продаж номенклатуры за выбранный месяц и месяц, предшествующий ему. Источник данных — виртуальная таблица </w:t>
+      </w:r>
+      <w:proofErr w:type="spellStart"/>
+      <w:r>
+        <w:t>РегистрНакопления.Продажи.Обороты</w:t>
+      </w:r>
+      <w:proofErr w:type="spellEnd"/>
+      <w:r>
+        <w:t>.</w:t>
       </w:r>
     </w:p>
     <w:p>
@@ -1050,17 +1613,27 @@
         <w:pStyle w:val="a"/>
       </w:pPr>
       <w:r>
-        <w:t>Настроить расшифровку в отчёте из задачи 2: при нажатии на номенклатуру должен открываться отдельный внешний отчёт, отображающий текущий остаток выбранной номенклатуры. Для выполнения задачи требуется основной отчёт с расшифровкой и отдельный отчёт «ОстаткиНаДату».</w:t>
+        <w:t>Настроить расшифровку в отчёте из задачи 2: при нажатии на номенклатуру должен открываться отдельный внешний отчёт, отображающий текущий остаток выбранной номенклатуры. Для выполнения задачи требуется основной отчёт с расшифровкой и отдельный отчёт «</w:t>
+      </w:r>
+      <w:proofErr w:type="spellStart"/>
+      <w:r>
+        <w:t>ОстаткиНаДату</w:t>
+      </w:r>
+      <w:proofErr w:type="spellEnd"/>
+      <w:r>
+        <w:t>».</w:t>
       </w:r>
     </w:p>
     <w:p>
       <w:pPr>
         <w:pStyle w:val="1"/>
       </w:pPr>
+      <w:bookmarkStart w:id="2" w:name="_Toc242874548"/>
       <w:r>
         <w:lastRenderedPageBreak/>
         <w:t>Ход работы</w:t>
       </w:r>
+      <w:bookmarkEnd w:id="2"/>
     </w:p>
     <w:p>
       <w:r>
@@ -1095,17 +1668,21 @@
       <w:pPr>
         <w:pStyle w:val="2"/>
       </w:pPr>
+      <w:bookmarkStart w:id="3" w:name="_Toc242874549"/>
       <w:r>
         <w:t>Задание 1</w:t>
       </w:r>
+      <w:bookmarkEnd w:id="3"/>
     </w:p>
     <w:p>
       <w:r>
         <w:t xml:space="preserve">Создаю внешний отчет </w:t>
       </w:r>
+      <w:proofErr w:type="spellStart"/>
       <w:r>
         <w:t>ОстаткиИОборотыПоДням</w:t>
       </w:r>
+      <w:proofErr w:type="spellEnd"/>
       <w:r>
         <w:t>, добавляю СКД.</w:t>
       </w:r>
@@ -1159,9 +1736,11 @@
       <w:r>
         <w:t xml:space="preserve"> – Внешний отчет </w:t>
       </w:r>
+      <w:proofErr w:type="spellStart"/>
       <w:r>
         <w:t>ОстаткиИОборотыПоДням</w:t>
       </w:r>
+      <w:proofErr w:type="spellEnd"/>
     </w:p>
     <w:p>
       <w:r>
@@ -1346,7 +1925,15 @@
     </w:p>
     <w:p>
       <w:r>
-        <w:t>Создаю схему отчета – Таблица со строками Номенклатура и колонками ПериодДень.</w:t>
+        <w:t xml:space="preserve">Создаю схему отчета – Таблица со строками Номенклатура и колонками </w:t>
+      </w:r>
+      <w:proofErr w:type="spellStart"/>
+      <w:r>
+        <w:t>ПериодДень</w:t>
+      </w:r>
+      <w:proofErr w:type="spellEnd"/>
+      <w:r>
+        <w:t>.</w:t>
       </w:r>
     </w:p>
     <w:p>
@@ -1617,7 +2204,15 @@
         <w:pStyle w:val="a3"/>
       </w:pPr>
       <w:r>
-        <w:t xml:space="preserve"> – СКД – Настройки – ПериодДень – Поля группировки</w:t>
+        <w:t xml:space="preserve"> – СКД – Настройки – </w:t>
+      </w:r>
+      <w:proofErr w:type="spellStart"/>
+      <w:r>
+        <w:t>ПериодДень</w:t>
+      </w:r>
+      <w:proofErr w:type="spellEnd"/>
+      <w:r>
+        <w:t xml:space="preserve"> – Поля группировки</w:t>
       </w:r>
     </w:p>
     <w:p>
@@ -1680,7 +2275,11 @@
         <w:t>После всех настроек сохраняю внешний отчет в</w:t>
       </w:r>
       <w:r>
-        <w:t xml:space="preserve"> «</w:t>
+        <w:t xml:space="preserve"> </w:t>
+      </w:r>
+      <w:proofErr w:type="gramStart"/>
+      <w:r>
+        <w:t>«</w:t>
       </w:r>
       <w:r>
         <w:t>.</w:t>
@@ -1691,6 +2290,7 @@
         </w:rPr>
         <w:t>erf</w:t>
       </w:r>
+      <w:proofErr w:type="gramEnd"/>
       <w:r>
         <w:t>»</w:t>
       </w:r>
@@ -1700,6 +2300,7 @@
       <w:r>
         <w:t xml:space="preserve">файл. Открываю УНФ в пользовательском режиме, открываю </w:t>
       </w:r>
+      <w:proofErr w:type="gramStart"/>
       <w:r>
         <w:t>«</w:t>
       </w:r>
@@ -1712,6 +2313,7 @@
         </w:rPr>
         <w:t>erf</w:t>
       </w:r>
+      <w:proofErr w:type="gramEnd"/>
       <w:r>
         <w:t>»</w:t>
       </w:r>
@@ -1777,13 +2379,23 @@
       <w:pPr>
         <w:pStyle w:val="2"/>
       </w:pPr>
+      <w:bookmarkStart w:id="4" w:name="_Toc242874550"/>
       <w:r>
         <w:t>Задание 2.1</w:t>
       </w:r>
-    </w:p>
-    <w:p>
-      <w:r>
-        <w:t>Создаю внешний отчет ОстаткиЗаМесяц, добавляю СКД.</w:t>
+      <w:bookmarkEnd w:id="4"/>
+    </w:p>
+    <w:p>
+      <w:r>
+        <w:t xml:space="preserve">Создаю внешний отчет </w:t>
+      </w:r>
+      <w:proofErr w:type="spellStart"/>
+      <w:r>
+        <w:t>ОстаткиЗаМесяц</w:t>
+      </w:r>
+      <w:proofErr w:type="spellEnd"/>
+      <w:r>
+        <w:t>, добавляю СКД.</w:t>
       </w:r>
     </w:p>
     <w:p>
@@ -1833,8 +2445,13 @@
         <w:pStyle w:val="a3"/>
       </w:pPr>
       <w:r>
-        <w:t xml:space="preserve"> – Внешний отчет ОстаткиЗаМесяц</w:t>
-      </w:r>
+        <w:t xml:space="preserve"> – Внешний отчет </w:t>
+      </w:r>
+      <w:proofErr w:type="spellStart"/>
+      <w:r>
+        <w:t>ОстаткиЗаМесяц</w:t>
+      </w:r>
+      <w:proofErr w:type="spellEnd"/>
     </w:p>
     <w:p>
       <w:r>
@@ -1953,7 +2570,31 @@
     <w:p>
       <w:r>
         <w:lastRenderedPageBreak/>
-        <w:t>Настроил параметр ВыбранныйМесяц. Он будет отвечать за выбор месяца и использоваться для расчета НачалоПериода и КонецПериода.</w:t>
+        <w:t xml:space="preserve">Настроил параметр </w:t>
+      </w:r>
+      <w:proofErr w:type="spellStart"/>
+      <w:r>
+        <w:t>ВыбранныйМесяц</w:t>
+      </w:r>
+      <w:proofErr w:type="spellEnd"/>
+      <w:r>
+        <w:t xml:space="preserve">. Он будет отвечать за выбор месяца и использоваться для расчета </w:t>
+      </w:r>
+      <w:proofErr w:type="spellStart"/>
+      <w:r>
+        <w:t>НачалоПериода</w:t>
+      </w:r>
+      <w:proofErr w:type="spellEnd"/>
+      <w:r>
+        <w:t xml:space="preserve"> и </w:t>
+      </w:r>
+      <w:proofErr w:type="spellStart"/>
+      <w:r>
+        <w:t>КонецПериода</w:t>
+      </w:r>
+      <w:proofErr w:type="spellEnd"/>
+      <w:r>
+        <w:t>.</w:t>
       </w:r>
     </w:p>
     <w:p>
@@ -2008,7 +2649,15 @@
     </w:p>
     <w:p>
       <w:r>
-        <w:t>Включаю отображение только параметра ВыбранныйМесяц.</w:t>
+        <w:t xml:space="preserve">Включаю отображение только параметра </w:t>
+      </w:r>
+      <w:proofErr w:type="spellStart"/>
+      <w:r>
+        <w:t>ВыбранныйМесяц</w:t>
+      </w:r>
+      <w:proofErr w:type="spellEnd"/>
+      <w:r>
+        <w:t>.</w:t>
       </w:r>
     </w:p>
     <w:p>
@@ -2350,9 +2999,11 @@
       <w:pPr>
         <w:pStyle w:val="2"/>
       </w:pPr>
+      <w:bookmarkStart w:id="5" w:name="_Toc242874551"/>
       <w:r>
         <w:t>Задание 2.2</w:t>
       </w:r>
+      <w:bookmarkEnd w:id="5"/>
     </w:p>
     <w:p>
       <w:r>
@@ -2364,7 +3015,23 @@
         <w:pStyle w:val="a"/>
       </w:pPr>
       <w:r>
-        <w:t>Логику расчета остатков выношу в виртуальную таблицу. Удаляю роли у ОстатокНаНачало и ОстатокНаКонец;</w:t>
+        <w:t xml:space="preserve">Логику расчета остатков выношу в виртуальную таблицу. Удаляю роли у </w:t>
+      </w:r>
+      <w:proofErr w:type="spellStart"/>
+      <w:r>
+        <w:t>ОстатокНаНачало</w:t>
+      </w:r>
+      <w:proofErr w:type="spellEnd"/>
+      <w:r>
+        <w:t xml:space="preserve"> и </w:t>
+      </w:r>
+      <w:proofErr w:type="spellStart"/>
+      <w:r>
+        <w:t>ОстатокНаКонец</w:t>
+      </w:r>
+      <w:proofErr w:type="spellEnd"/>
+      <w:r>
+        <w:t>;</w:t>
       </w:r>
     </w:p>
     <w:p>
@@ -2381,7 +3048,15 @@
         <w:pStyle w:val="a"/>
       </w:pPr>
       <w:r>
-        <w:t>Извлекаю из всех трех виртуальных таблиц номенклатуру, записываю в 4ю виртуальную таблицу.</w:t>
+        <w:t xml:space="preserve">Извлекаю из всех трех виртуальных таблиц номенклатуру, записываю в </w:t>
+      </w:r>
+      <w:proofErr w:type="gramStart"/>
+      <w:r>
+        <w:t>4ю</w:t>
+      </w:r>
+      <w:proofErr w:type="gramEnd"/>
+      <w:r>
+        <w:t xml:space="preserve"> виртуальную таблицу.</w:t>
       </w:r>
     </w:p>
     <w:p>
@@ -3577,7 +4252,15 @@
     </w:p>
     <w:p>
       <w:r>
-        <w:t>Настраиваю параметры. Все параметры по датам должны быть рассчитаны независимо друг от друга от ВыбранныйМесяц, иначе будет ошибка вычисления и пустое поле.</w:t>
+        <w:t xml:space="preserve">Настраиваю параметры. Все параметры по датам должны быть рассчитаны независимо друг от друга от </w:t>
+      </w:r>
+      <w:proofErr w:type="spellStart"/>
+      <w:r>
+        <w:t>ВыбранныйМесяц</w:t>
+      </w:r>
+      <w:proofErr w:type="spellEnd"/>
+      <w:r>
+        <w:t>, иначе будет ошибка вычисления и пустое поле.</w:t>
       </w:r>
     </w:p>
     <w:p>
@@ -3745,9 +4428,11 @@
       <w:pPr>
         <w:pStyle w:val="2"/>
       </w:pPr>
+      <w:bookmarkStart w:id="6" w:name="_Toc242874552"/>
       <w:r>
         <w:t>Задание 2.3</w:t>
       </w:r>
+      <w:bookmarkEnd w:id="6"/>
     </w:p>
     <w:p>
       <w:r>
@@ -3759,7 +4444,15 @@
         <w:pStyle w:val="a"/>
       </w:pPr>
       <w:r>
-        <w:t>Нашлась самая поздняя дата закупки, меньше чем КонецПериода;</w:t>
+        <w:t xml:space="preserve">Нашлась самая поздняя дата закупки, меньше чем </w:t>
+      </w:r>
+      <w:proofErr w:type="spellStart"/>
+      <w:r>
+        <w:t>КонецПериода</w:t>
+      </w:r>
+      <w:proofErr w:type="spellEnd"/>
+      <w:r>
+        <w:t>;</w:t>
       </w:r>
     </w:p>
     <w:p>
@@ -3833,14 +4526,8 @@
           <w:ilvl w:val="0"/>
           <w:numId w:val="33"/>
         </w:numPr>
-        <w:rPr>
-          <w:lang w:val="ru-RU"/>
-        </w:rPr>
-      </w:pPr>
-      <w:r>
-        <w:rPr>
-          <w:lang w:val="ru-RU"/>
-        </w:rPr>
+      </w:pPr>
+      <w:r>
         <w:t xml:space="preserve">    СУММА(Запасы.КоличествоНачальныйОстаток) КАК ОстатокНаНачало,</w:t>
       </w:r>
     </w:p>
@@ -4582,14 +5269,8 @@
           <w:ilvl w:val="0"/>
           <w:numId w:val="33"/>
         </w:numPr>
-        <w:rPr>
-          <w:lang w:val="ru-RU"/>
-        </w:rPr>
-      </w:pPr>
-      <w:r>
-        <w:rPr>
-          <w:lang w:val="ru-RU"/>
-        </w:rPr>
+      </w:pPr>
+      <w:r>
         <w:t>// Количество закупки на последнем найденном моменте</w:t>
       </w:r>
     </w:p>
@@ -5932,12 +6613,1964 @@
       <w:pPr>
         <w:pStyle w:val="2"/>
       </w:pPr>
+      <w:bookmarkStart w:id="7" w:name="_Toc242874553"/>
       <w:r>
         <w:lastRenderedPageBreak/>
         <w:t>Задание 3</w:t>
       </w:r>
-    </w:p>
-    <w:p/>
+      <w:bookmarkEnd w:id="7"/>
+    </w:p>
+    <w:p>
+      <w:r>
+        <w:t>Задание 3 состоит из двух частей: создания отчета по остатку номенклатуры на текущую дату и доработки отчета из 2.3 задания, чтобы в общем отчете можно было открыть строку по номенклатуре и сформировался дополнительный отчет.</w:t>
+      </w:r>
+    </w:p>
+    <w:p>
+      <w:pPr>
+        <w:pStyle w:val="3"/>
+      </w:pPr>
+      <w:bookmarkStart w:id="8" w:name="_Toc242874554"/>
+      <w:r>
+        <w:t>Дополнительный отчет</w:t>
+      </w:r>
+      <w:bookmarkEnd w:id="8"/>
+    </w:p>
+    <w:p>
+      <w:r>
+        <w:t>Создаю новый внешний отчет.</w:t>
+      </w:r>
+    </w:p>
+    <w:p>
+      <w:pPr>
+        <w:pStyle w:val="afd"/>
+      </w:pPr>
+      <w:r>
+        <w:drawing>
+          <wp:inline distT="0" distB="0" distL="0" distR="0" wp14:anchorId="16D62565" wp14:editId="4D2E321A">
+            <wp:extent cx="3600450" cy="3267692"/>
+            <wp:effectExtent l="0" t="0" r="0" b="9525"/>
+            <wp:docPr id="1857430716" name="Рисунок 1"/>
+            <wp:cNvGraphicFramePr>
+              <a:graphicFrameLocks xmlns:a="http://schemas.openxmlformats.org/drawingml/2006/main" noChangeAspect="1"/>
+            </wp:cNvGraphicFramePr>
+            <a:graphic xmlns:a="http://schemas.openxmlformats.org/drawingml/2006/main">
+              <a:graphicData uri="http://schemas.openxmlformats.org/drawingml/2006/picture">
+                <pic:pic xmlns:pic="http://schemas.openxmlformats.org/drawingml/2006/picture">
+                  <pic:nvPicPr>
+                    <pic:cNvPr id="1857430716" name=""/>
+                    <pic:cNvPicPr/>
+                  </pic:nvPicPr>
+                  <pic:blipFill>
+                    <a:blip r:embed="rId33"/>
+                    <a:stretch>
+                      <a:fillRect/>
+                    </a:stretch>
+                  </pic:blipFill>
+                  <pic:spPr>
+                    <a:xfrm>
+                      <a:off x="0" y="0"/>
+                      <a:ext cx="3606610" cy="3273283"/>
+                    </a:xfrm>
+                    <a:prstGeom prst="rect">
+                      <a:avLst/>
+                    </a:prstGeom>
+                  </pic:spPr>
+                </pic:pic>
+              </a:graphicData>
+            </a:graphic>
+          </wp:inline>
+        </w:drawing>
+      </w:r>
+    </w:p>
+    <w:p>
+      <w:pPr>
+        <w:pStyle w:val="a3"/>
+      </w:pPr>
+      <w:r>
+        <w:t xml:space="preserve"> – Внешний отчет</w:t>
+      </w:r>
+    </w:p>
+    <w:p>
+      <w:r>
+        <w:t>Прописываю запрос данных.</w:t>
+      </w:r>
+    </w:p>
+    <w:p>
+      <w:pPr>
+        <w:pStyle w:val="a1"/>
+        <w:numPr>
+          <w:ilvl w:val="0"/>
+          <w:numId w:val="34"/>
+        </w:numPr>
+      </w:pPr>
+      <w:r>
+        <w:t>ВЫБРАТЬ</w:t>
+      </w:r>
+    </w:p>
+    <w:p>
+      <w:pPr>
+        <w:pStyle w:val="a1"/>
+        <w:numPr>
+          <w:ilvl w:val="0"/>
+          <w:numId w:val="34"/>
+        </w:numPr>
+      </w:pPr>
+      <w:r>
+        <w:t xml:space="preserve">    ЗапасыОстатки.Номенклатура КАК Номенклатура,</w:t>
+      </w:r>
+    </w:p>
+    <w:p>
+      <w:pPr>
+        <w:pStyle w:val="a1"/>
+        <w:numPr>
+          <w:ilvl w:val="0"/>
+          <w:numId w:val="34"/>
+        </w:numPr>
+      </w:pPr>
+      <w:r>
+        <w:t xml:space="preserve">    ЗапасыОстатки.КоличествоОстаток КАК КоличествоОстаток</w:t>
+      </w:r>
+    </w:p>
+    <w:p>
+      <w:pPr>
+        <w:pStyle w:val="a1"/>
+        <w:numPr>
+          <w:ilvl w:val="0"/>
+          <w:numId w:val="34"/>
+        </w:numPr>
+      </w:pPr>
+      <w:r>
+        <w:t>ИЗ</w:t>
+      </w:r>
+    </w:p>
+    <w:p>
+      <w:pPr>
+        <w:pStyle w:val="a1"/>
+        <w:numPr>
+          <w:ilvl w:val="0"/>
+          <w:numId w:val="34"/>
+        </w:numPr>
+      </w:pPr>
+      <w:r>
+        <w:t xml:space="preserve">    РегистрНакопления.Запасы.Остатки(</w:t>
+      </w:r>
+    </w:p>
+    <w:p>
+      <w:pPr>
+        <w:pStyle w:val="a1"/>
+        <w:numPr>
+          <w:ilvl w:val="0"/>
+          <w:numId w:val="34"/>
+        </w:numPr>
+      </w:pPr>
+      <w:r>
+        <w:t xml:space="preserve">        &amp;ДатаОстатков {&amp;ДатаОстатков},</w:t>
+      </w:r>
+    </w:p>
+    <w:p>
+      <w:pPr>
+        <w:pStyle w:val="a1"/>
+        <w:numPr>
+          <w:ilvl w:val="0"/>
+          <w:numId w:val="34"/>
+        </w:numPr>
+      </w:pPr>
+      <w:r>
+        <w:t xml:space="preserve">        </w:t>
+      </w:r>
+    </w:p>
+    <w:p>
+      <w:pPr>
+        <w:pStyle w:val="a1"/>
+        <w:numPr>
+          <w:ilvl w:val="0"/>
+          <w:numId w:val="34"/>
+        </w:numPr>
+      </w:pPr>
+      <w:r>
+        <w:t xml:space="preserve">    ) КАК ЗапасыОстатки</w:t>
+      </w:r>
+    </w:p>
+    <w:p>
+      <w:r>
+        <w:t>Указываю рассчитываемый ресурс.</w:t>
+      </w:r>
+    </w:p>
+    <w:p>
+      <w:pPr>
+        <w:pStyle w:val="afd"/>
+      </w:pPr>
+      <w:r>
+        <w:lastRenderedPageBreak/>
+        <w:drawing>
+          <wp:inline distT="0" distB="0" distL="0" distR="0" wp14:anchorId="511F6F35" wp14:editId="1217764C">
+            <wp:extent cx="5940425" cy="723900"/>
+            <wp:effectExtent l="0" t="0" r="3175" b="0"/>
+            <wp:docPr id="1258036980" name="Рисунок 1"/>
+            <wp:cNvGraphicFramePr>
+              <a:graphicFrameLocks xmlns:a="http://schemas.openxmlformats.org/drawingml/2006/main" noChangeAspect="1"/>
+            </wp:cNvGraphicFramePr>
+            <a:graphic xmlns:a="http://schemas.openxmlformats.org/drawingml/2006/main">
+              <a:graphicData uri="http://schemas.openxmlformats.org/drawingml/2006/picture">
+                <pic:pic xmlns:pic="http://schemas.openxmlformats.org/drawingml/2006/picture">
+                  <pic:nvPicPr>
+                    <pic:cNvPr id="1258036980" name=""/>
+                    <pic:cNvPicPr/>
+                  </pic:nvPicPr>
+                  <pic:blipFill rotWithShape="1">
+                    <a:blip r:embed="rId34"/>
+                    <a:srcRect b="35190"/>
+                    <a:stretch>
+                      <a:fillRect/>
+                    </a:stretch>
+                  </pic:blipFill>
+                  <pic:spPr bwMode="auto">
+                    <a:xfrm>
+                      <a:off x="0" y="0"/>
+                      <a:ext cx="5940425" cy="723900"/>
+                    </a:xfrm>
+                    <a:prstGeom prst="rect">
+                      <a:avLst/>
+                    </a:prstGeom>
+                    <a:ln>
+                      <a:noFill/>
+                    </a:ln>
+                    <a:extLst>
+                      <a:ext uri="{53640926-AAD7-44D8-BBD7-CCE9431645EC}">
+                        <a14:shadowObscured xmlns:a14="http://schemas.microsoft.com/office/drawing/2010/main"/>
+                      </a:ext>
+                    </a:extLst>
+                  </pic:spPr>
+                </pic:pic>
+              </a:graphicData>
+            </a:graphic>
+          </wp:inline>
+        </w:drawing>
+      </w:r>
+    </w:p>
+    <w:p>
+      <w:pPr>
+        <w:pStyle w:val="a3"/>
+      </w:pPr>
+      <w:r>
+        <w:t xml:space="preserve"> – СКД – Ресурсы</w:t>
+      </w:r>
+    </w:p>
+    <w:p>
+      <w:r>
+        <w:t xml:space="preserve">Создаю схему отчета, добавляю в нее </w:t>
+      </w:r>
+      <w:proofErr w:type="spellStart"/>
+      <w:r>
+        <w:t>КоличествоОстаток</w:t>
+      </w:r>
+      <w:proofErr w:type="spellEnd"/>
+      <w:r>
+        <w:t>.</w:t>
+      </w:r>
+    </w:p>
+    <w:p>
+      <w:pPr>
+        <w:pStyle w:val="afd"/>
+      </w:pPr>
+      <w:r>
+        <w:drawing>
+          <wp:inline distT="0" distB="0" distL="0" distR="0" wp14:anchorId="3D5EC780" wp14:editId="65D41638">
+            <wp:extent cx="4867275" cy="1405292"/>
+            <wp:effectExtent l="0" t="0" r="0" b="4445"/>
+            <wp:docPr id="342704936" name="Рисунок 1"/>
+            <wp:cNvGraphicFramePr>
+              <a:graphicFrameLocks xmlns:a="http://schemas.openxmlformats.org/drawingml/2006/main" noChangeAspect="1"/>
+            </wp:cNvGraphicFramePr>
+            <a:graphic xmlns:a="http://schemas.openxmlformats.org/drawingml/2006/main">
+              <a:graphicData uri="http://schemas.openxmlformats.org/drawingml/2006/picture">
+                <pic:pic xmlns:pic="http://schemas.openxmlformats.org/drawingml/2006/picture">
+                  <pic:nvPicPr>
+                    <pic:cNvPr id="342704936" name=""/>
+                    <pic:cNvPicPr/>
+                  </pic:nvPicPr>
+                  <pic:blipFill>
+                    <a:blip r:embed="rId35"/>
+                    <a:stretch>
+                      <a:fillRect/>
+                    </a:stretch>
+                  </pic:blipFill>
+                  <pic:spPr>
+                    <a:xfrm>
+                      <a:off x="0" y="0"/>
+                      <a:ext cx="4876786" cy="1408038"/>
+                    </a:xfrm>
+                    <a:prstGeom prst="rect">
+                      <a:avLst/>
+                    </a:prstGeom>
+                  </pic:spPr>
+                </pic:pic>
+              </a:graphicData>
+            </a:graphic>
+          </wp:inline>
+        </w:drawing>
+      </w:r>
+    </w:p>
+    <w:p>
+      <w:pPr>
+        <w:pStyle w:val="a3"/>
+      </w:pPr>
+      <w:r>
+        <w:t xml:space="preserve"> – СКД – Настройки – Номенклатура – Выбранные поля</w:t>
+      </w:r>
+    </w:p>
+    <w:p>
+      <w:r>
+        <w:t>Настраиваю отбор по номенклатуре.</w:t>
+      </w:r>
+    </w:p>
+    <w:p>
+      <w:pPr>
+        <w:pStyle w:val="afd"/>
+      </w:pPr>
+      <w:r>
+        <w:drawing>
+          <wp:inline distT="0" distB="0" distL="0" distR="0" wp14:anchorId="798680D2" wp14:editId="71C110E0">
+            <wp:extent cx="5079927" cy="1514475"/>
+            <wp:effectExtent l="0" t="0" r="6985" b="0"/>
+            <wp:docPr id="350539673" name="Рисунок 1"/>
+            <wp:cNvGraphicFramePr>
+              <a:graphicFrameLocks xmlns:a="http://schemas.openxmlformats.org/drawingml/2006/main" noChangeAspect="1"/>
+            </wp:cNvGraphicFramePr>
+            <a:graphic xmlns:a="http://schemas.openxmlformats.org/drawingml/2006/main">
+              <a:graphicData uri="http://schemas.openxmlformats.org/drawingml/2006/picture">
+                <pic:pic xmlns:pic="http://schemas.openxmlformats.org/drawingml/2006/picture">
+                  <pic:nvPicPr>
+                    <pic:cNvPr id="350539673" name=""/>
+                    <pic:cNvPicPr/>
+                  </pic:nvPicPr>
+                  <pic:blipFill>
+                    <a:blip r:embed="rId36"/>
+                    <a:stretch>
+                      <a:fillRect/>
+                    </a:stretch>
+                  </pic:blipFill>
+                  <pic:spPr>
+                    <a:xfrm>
+                      <a:off x="0" y="0"/>
+                      <a:ext cx="5102238" cy="1521127"/>
+                    </a:xfrm>
+                    <a:prstGeom prst="rect">
+                      <a:avLst/>
+                    </a:prstGeom>
+                  </pic:spPr>
+                </pic:pic>
+              </a:graphicData>
+            </a:graphic>
+          </wp:inline>
+        </w:drawing>
+      </w:r>
+    </w:p>
+    <w:p>
+      <w:pPr>
+        <w:pStyle w:val="a3"/>
+      </w:pPr>
+      <w:r>
+        <w:t xml:space="preserve"> – СКД – Настройки – Отчет – Отбор</w:t>
+      </w:r>
+    </w:p>
+    <w:p>
+      <w:r>
+        <w:t>Проверяю формирование отчета.</w:t>
+      </w:r>
+    </w:p>
+    <w:p>
+      <w:pPr>
+        <w:pStyle w:val="afd"/>
+      </w:pPr>
+      <w:r>
+        <w:drawing>
+          <wp:inline distT="0" distB="0" distL="0" distR="0" wp14:anchorId="30DB4075" wp14:editId="4B03A153">
+            <wp:extent cx="4972050" cy="1938118"/>
+            <wp:effectExtent l="0" t="0" r="0" b="5080"/>
+            <wp:docPr id="1635885768" name="Рисунок 1"/>
+            <wp:cNvGraphicFramePr>
+              <a:graphicFrameLocks xmlns:a="http://schemas.openxmlformats.org/drawingml/2006/main" noChangeAspect="1"/>
+            </wp:cNvGraphicFramePr>
+            <a:graphic xmlns:a="http://schemas.openxmlformats.org/drawingml/2006/main">
+              <a:graphicData uri="http://schemas.openxmlformats.org/drawingml/2006/picture">
+                <pic:pic xmlns:pic="http://schemas.openxmlformats.org/drawingml/2006/picture">
+                  <pic:nvPicPr>
+                    <pic:cNvPr id="1635885768" name=""/>
+                    <pic:cNvPicPr/>
+                  </pic:nvPicPr>
+                  <pic:blipFill>
+                    <a:blip r:embed="rId37"/>
+                    <a:stretch>
+                      <a:fillRect/>
+                    </a:stretch>
+                  </pic:blipFill>
+                  <pic:spPr>
+                    <a:xfrm>
+                      <a:off x="0" y="0"/>
+                      <a:ext cx="4976706" cy="1939933"/>
+                    </a:xfrm>
+                    <a:prstGeom prst="rect">
+                      <a:avLst/>
+                    </a:prstGeom>
+                  </pic:spPr>
+                </pic:pic>
+              </a:graphicData>
+            </a:graphic>
+          </wp:inline>
+        </w:drawing>
+      </w:r>
+    </w:p>
+    <w:p>
+      <w:pPr>
+        <w:pStyle w:val="a3"/>
+      </w:pPr>
+      <w:r>
+        <w:t xml:space="preserve"> – Сформированный доп отчет</w:t>
+      </w:r>
+    </w:p>
+    <w:p>
+      <w:r>
+        <w:lastRenderedPageBreak/>
+        <w:t>Затем готовлю отчет для связки с основным. Создаю форму отчета, ничего в нем не меняю. Настраивать формирование отчета буду в основном, который вызывает дополнительный и отдает инструкции формирования.</w:t>
+      </w:r>
+    </w:p>
+    <w:p>
+      <w:pPr>
+        <w:pStyle w:val="afd"/>
+      </w:pPr>
+      <w:r>
+        <w:drawing>
+          <wp:inline distT="0" distB="0" distL="0" distR="0" wp14:anchorId="506CCB5D" wp14:editId="6FF9A375">
+            <wp:extent cx="5940425" cy="1788160"/>
+            <wp:effectExtent l="0" t="0" r="3175" b="2540"/>
+            <wp:docPr id="60576246" name="Рисунок 1"/>
+            <wp:cNvGraphicFramePr>
+              <a:graphicFrameLocks xmlns:a="http://schemas.openxmlformats.org/drawingml/2006/main" noChangeAspect="1"/>
+            </wp:cNvGraphicFramePr>
+            <a:graphic xmlns:a="http://schemas.openxmlformats.org/drawingml/2006/main">
+              <a:graphicData uri="http://schemas.openxmlformats.org/drawingml/2006/picture">
+                <pic:pic xmlns:pic="http://schemas.openxmlformats.org/drawingml/2006/picture">
+                  <pic:nvPicPr>
+                    <pic:cNvPr id="60576246" name=""/>
+                    <pic:cNvPicPr/>
+                  </pic:nvPicPr>
+                  <pic:blipFill>
+                    <a:blip r:embed="rId38"/>
+                    <a:stretch>
+                      <a:fillRect/>
+                    </a:stretch>
+                  </pic:blipFill>
+                  <pic:spPr>
+                    <a:xfrm>
+                      <a:off x="0" y="0"/>
+                      <a:ext cx="5940425" cy="1788160"/>
+                    </a:xfrm>
+                    <a:prstGeom prst="rect">
+                      <a:avLst/>
+                    </a:prstGeom>
+                  </pic:spPr>
+                </pic:pic>
+              </a:graphicData>
+            </a:graphic>
+          </wp:inline>
+        </w:drawing>
+      </w:r>
+    </w:p>
+    <w:p>
+      <w:pPr>
+        <w:pStyle w:val="a3"/>
+      </w:pPr>
+      <w:r>
+        <w:t xml:space="preserve"> – Форма отчета</w:t>
+      </w:r>
+    </w:p>
+    <w:p>
+      <w:pPr>
+        <w:pStyle w:val="3"/>
+      </w:pPr>
+      <w:bookmarkStart w:id="9" w:name="_Toc242874555"/>
+      <w:r>
+        <w:t>Основной отчет</w:t>
+      </w:r>
+      <w:bookmarkEnd w:id="9"/>
+    </w:p>
+    <w:p>
+      <w:r>
+        <w:t xml:space="preserve">Копирую 2.3 отчет, настраиваю его. </w:t>
+      </w:r>
+      <w:r>
+        <w:t xml:space="preserve">Создаю форму отчета, для элемента Результат создаю </w:t>
+      </w:r>
+      <w:proofErr w:type="spellStart"/>
+      <w:r>
+        <w:t>ОбработкаРасшифровки</w:t>
+      </w:r>
+      <w:proofErr w:type="spellEnd"/>
+      <w:r>
+        <w:t>. Пишу код модуля:</w:t>
+      </w:r>
+    </w:p>
+    <w:p>
+      <w:pPr>
+        <w:pStyle w:val="a"/>
+      </w:pPr>
+      <w:proofErr w:type="spellStart"/>
+      <w:r>
+        <w:t>РезультатОбработкаРасшифровки</w:t>
+      </w:r>
+      <w:proofErr w:type="spellEnd"/>
+      <w:r>
+        <w:t xml:space="preserve"> — реагирует на двойной щелчок по ячейке, получает выбранную номенклатуру, отключает стандартную расшифровку и запускает выбор файла дополнительного отчёта.</w:t>
+      </w:r>
+    </w:p>
+    <w:p>
+      <w:pPr>
+        <w:pStyle w:val="a"/>
+      </w:pPr>
+      <w:proofErr w:type="spellStart"/>
+      <w:r>
+        <w:t>ПолучитьНоменклатуруРасшифровки</w:t>
+      </w:r>
+      <w:proofErr w:type="spellEnd"/>
+      <w:r>
+        <w:t xml:space="preserve"> — извлекает данные расшифровки из временного хранилища, находит поле Номенклатура и возвращает ссылку на выбранный товар.</w:t>
+      </w:r>
+    </w:p>
+    <w:p>
+      <w:pPr>
+        <w:pStyle w:val="a"/>
+      </w:pPr>
+      <w:proofErr w:type="spellStart"/>
+      <w:r>
+        <w:t>ПослеПомещенияДополнительногоОтчета</w:t>
+      </w:r>
+      <w:proofErr w:type="spellEnd"/>
+      <w:r>
+        <w:t xml:space="preserve"> — выполняется после выбора и загрузки файла. Подключает дополнительный отчёт и открывает его форму, передавая отбор по номенклатуре и команду автоматического формирования.</w:t>
+      </w:r>
+    </w:p>
+    <w:p>
+      <w:pPr>
+        <w:pStyle w:val="a"/>
+      </w:pPr>
+      <w:proofErr w:type="spellStart"/>
+      <w:r>
+        <w:t>ПодключитьДополнительныйОтчет</w:t>
+      </w:r>
+      <w:proofErr w:type="spellEnd"/>
+      <w:r>
+        <w:t xml:space="preserve"> — подключает внешний отчёт на сервере из временного хранилища и возвращает его внутреннее имя для открытия формы.</w:t>
+      </w:r>
+    </w:p>
+    <w:p>
+      <w:pPr>
+        <w:pStyle w:val="afd"/>
+      </w:pPr>
+      <w:r>
+        <w:lastRenderedPageBreak/>
+        <w:drawing>
+          <wp:inline distT="0" distB="0" distL="0" distR="0" wp14:anchorId="197990EA" wp14:editId="71DCD038">
+            <wp:extent cx="5940425" cy="2580640"/>
+            <wp:effectExtent l="0" t="0" r="3175" b="0"/>
+            <wp:docPr id="1506702473" name="Рисунок 1"/>
+            <wp:cNvGraphicFramePr>
+              <a:graphicFrameLocks xmlns:a="http://schemas.openxmlformats.org/drawingml/2006/main" noChangeAspect="1"/>
+            </wp:cNvGraphicFramePr>
+            <a:graphic xmlns:a="http://schemas.openxmlformats.org/drawingml/2006/main">
+              <a:graphicData uri="http://schemas.openxmlformats.org/drawingml/2006/picture">
+                <pic:pic xmlns:pic="http://schemas.openxmlformats.org/drawingml/2006/picture">
+                  <pic:nvPicPr>
+                    <pic:cNvPr id="1506702473" name=""/>
+                    <pic:cNvPicPr/>
+                  </pic:nvPicPr>
+                  <pic:blipFill>
+                    <a:blip r:embed="rId39"/>
+                    <a:stretch>
+                      <a:fillRect/>
+                    </a:stretch>
+                  </pic:blipFill>
+                  <pic:spPr>
+                    <a:xfrm>
+                      <a:off x="0" y="0"/>
+                      <a:ext cx="5940425" cy="2580640"/>
+                    </a:xfrm>
+                    <a:prstGeom prst="rect">
+                      <a:avLst/>
+                    </a:prstGeom>
+                  </pic:spPr>
+                </pic:pic>
+              </a:graphicData>
+            </a:graphic>
+          </wp:inline>
+        </w:drawing>
+      </w:r>
+    </w:p>
+    <w:p>
+      <w:pPr>
+        <w:pStyle w:val="a3"/>
+      </w:pPr>
+      <w:r>
+        <w:t xml:space="preserve"> – Форма отчета</w:t>
+      </w:r>
+    </w:p>
+    <w:p>
+      <w:pPr>
+        <w:pStyle w:val="a1"/>
+        <w:numPr>
+          <w:ilvl w:val="0"/>
+          <w:numId w:val="35"/>
+        </w:numPr>
+      </w:pPr>
+      <w:r>
+        <w:t>&amp;НаСервере</w:t>
+      </w:r>
+    </w:p>
+    <w:p>
+      <w:pPr>
+        <w:pStyle w:val="a1"/>
+        <w:numPr>
+          <w:ilvl w:val="0"/>
+          <w:numId w:val="35"/>
+        </w:numPr>
+      </w:pPr>
+      <w:r>
+        <w:t>Функция ПолучитьНоменклатуруРасшифровки(Расшифровка)</w:t>
+      </w:r>
+    </w:p>
+    <w:p>
+      <w:pPr>
+        <w:pStyle w:val="a1"/>
+        <w:numPr>
+          <w:ilvl w:val="0"/>
+          <w:numId w:val="35"/>
+        </w:numPr>
+      </w:pPr>
+    </w:p>
+    <w:p>
+      <w:pPr>
+        <w:pStyle w:val="a1"/>
+        <w:numPr>
+          <w:ilvl w:val="0"/>
+          <w:numId w:val="35"/>
+        </w:numPr>
+      </w:pPr>
+      <w:r>
+        <w:t xml:space="preserve">    Если Не ЗначениеЗаполнено(ДанныеРасшифровки) Тогда</w:t>
+      </w:r>
+    </w:p>
+    <w:p>
+      <w:pPr>
+        <w:pStyle w:val="a1"/>
+        <w:numPr>
+          <w:ilvl w:val="0"/>
+          <w:numId w:val="35"/>
+        </w:numPr>
+      </w:pPr>
+      <w:r>
+        <w:t xml:space="preserve">        Возврат Неопределено;</w:t>
+      </w:r>
+    </w:p>
+    <w:p>
+      <w:pPr>
+        <w:pStyle w:val="a1"/>
+        <w:numPr>
+          <w:ilvl w:val="0"/>
+          <w:numId w:val="35"/>
+        </w:numPr>
+      </w:pPr>
+      <w:r>
+        <w:t xml:space="preserve">    КонецЕсли;</w:t>
+      </w:r>
+    </w:p>
+    <w:p>
+      <w:pPr>
+        <w:pStyle w:val="a1"/>
+        <w:numPr>
+          <w:ilvl w:val="0"/>
+          <w:numId w:val="35"/>
+        </w:numPr>
+      </w:pPr>
+    </w:p>
+    <w:p>
+      <w:pPr>
+        <w:pStyle w:val="a1"/>
+        <w:numPr>
+          <w:ilvl w:val="0"/>
+          <w:numId w:val="35"/>
+        </w:numPr>
+      </w:pPr>
+      <w:r>
+        <w:t xml:space="preserve">    Данные = ПолучитьИзВременногоХранилища(ДанныеРасшифровки);</w:t>
+      </w:r>
+    </w:p>
+    <w:p>
+      <w:pPr>
+        <w:pStyle w:val="a1"/>
+        <w:numPr>
+          <w:ilvl w:val="0"/>
+          <w:numId w:val="35"/>
+        </w:numPr>
+      </w:pPr>
+    </w:p>
+    <w:p>
+      <w:pPr>
+        <w:pStyle w:val="a1"/>
+        <w:numPr>
+          <w:ilvl w:val="0"/>
+          <w:numId w:val="35"/>
+        </w:numPr>
+      </w:pPr>
+      <w:r>
+        <w:t xml:space="preserve">    Если Данные = Неопределено Тогда</w:t>
+      </w:r>
+    </w:p>
+    <w:p>
+      <w:pPr>
+        <w:pStyle w:val="a1"/>
+        <w:numPr>
+          <w:ilvl w:val="0"/>
+          <w:numId w:val="35"/>
+        </w:numPr>
+      </w:pPr>
+      <w:r>
+        <w:t xml:space="preserve">        Возврат Неопределено;</w:t>
+      </w:r>
+    </w:p>
+    <w:p>
+      <w:pPr>
+        <w:pStyle w:val="a1"/>
+        <w:numPr>
+          <w:ilvl w:val="0"/>
+          <w:numId w:val="35"/>
+        </w:numPr>
+      </w:pPr>
+      <w:r>
+        <w:t xml:space="preserve">    КонецЕсли;</w:t>
+      </w:r>
+    </w:p>
+    <w:p>
+      <w:pPr>
+        <w:pStyle w:val="a1"/>
+        <w:numPr>
+          <w:ilvl w:val="0"/>
+          <w:numId w:val="35"/>
+        </w:numPr>
+      </w:pPr>
+    </w:p>
+    <w:p>
+      <w:pPr>
+        <w:pStyle w:val="a1"/>
+        <w:numPr>
+          <w:ilvl w:val="0"/>
+          <w:numId w:val="35"/>
+        </w:numPr>
+        <w:rPr>
+          <w:lang w:val="ru-RU"/>
+        </w:rPr>
+      </w:pPr>
+      <w:r>
+        <w:rPr>
+          <w:lang w:val="ru-RU"/>
+        </w:rPr>
+        <w:t xml:space="preserve">    ЭлементДанных = Данные.Элементы.Получить(Расшифровка);</w:t>
+      </w:r>
+    </w:p>
+    <w:p>
+      <w:pPr>
+        <w:pStyle w:val="a1"/>
+        <w:numPr>
+          <w:ilvl w:val="0"/>
+          <w:numId w:val="35"/>
+        </w:numPr>
+        <w:rPr>
+          <w:lang w:val="ru-RU"/>
+        </w:rPr>
+      </w:pPr>
+    </w:p>
+    <w:p>
+      <w:pPr>
+        <w:pStyle w:val="a1"/>
+        <w:numPr>
+          <w:ilvl w:val="0"/>
+          <w:numId w:val="35"/>
+        </w:numPr>
+        <w:rPr>
+          <w:lang w:val="ru-RU"/>
+        </w:rPr>
+      </w:pPr>
+      <w:r>
+        <w:rPr>
+          <w:lang w:val="ru-RU"/>
+        </w:rPr>
+        <w:t xml:space="preserve">    Если ТипЗнч(ЭлементДанных) &lt;&gt; Тип("ЭлементРасшифровкиКомпоновкиДанныхПоля") Тогда</w:t>
+      </w:r>
+    </w:p>
+    <w:p>
+      <w:pPr>
+        <w:pStyle w:val="a1"/>
+        <w:numPr>
+          <w:ilvl w:val="0"/>
+          <w:numId w:val="35"/>
+        </w:numPr>
+      </w:pPr>
+      <w:r>
+        <w:rPr>
+          <w:lang w:val="ru-RU"/>
+        </w:rPr>
+        <w:t xml:space="preserve">        </w:t>
+      </w:r>
+      <w:r>
+        <w:t>Возврат Неопределено;</w:t>
+      </w:r>
+    </w:p>
+    <w:p>
+      <w:pPr>
+        <w:pStyle w:val="a1"/>
+        <w:numPr>
+          <w:ilvl w:val="0"/>
+          <w:numId w:val="35"/>
+        </w:numPr>
+      </w:pPr>
+      <w:r>
+        <w:t xml:space="preserve">    КонецЕсли;</w:t>
+      </w:r>
+    </w:p>
+    <w:p>
+      <w:pPr>
+        <w:pStyle w:val="a1"/>
+        <w:numPr>
+          <w:ilvl w:val="0"/>
+          <w:numId w:val="35"/>
+        </w:numPr>
+      </w:pPr>
+    </w:p>
+    <w:p>
+      <w:pPr>
+        <w:pStyle w:val="a1"/>
+        <w:numPr>
+          <w:ilvl w:val="0"/>
+          <w:numId w:val="35"/>
+        </w:numPr>
+        <w:rPr>
+          <w:lang w:val="ru-RU"/>
+        </w:rPr>
+      </w:pPr>
+      <w:r>
+        <w:rPr>
+          <w:lang w:val="ru-RU"/>
+        </w:rPr>
+        <w:t xml:space="preserve">    Для Каждого ПолеРасшифровки Из ЭлементДанных.ПолучитьПоля() Цикл</w:t>
+      </w:r>
+    </w:p>
+    <w:p>
+      <w:pPr>
+        <w:pStyle w:val="a1"/>
+        <w:numPr>
+          <w:ilvl w:val="0"/>
+          <w:numId w:val="35"/>
+        </w:numPr>
+        <w:rPr>
+          <w:lang w:val="ru-RU"/>
+        </w:rPr>
+      </w:pPr>
+    </w:p>
+    <w:p>
+      <w:pPr>
+        <w:pStyle w:val="a1"/>
+        <w:numPr>
+          <w:ilvl w:val="0"/>
+          <w:numId w:val="35"/>
+        </w:numPr>
+        <w:rPr>
+          <w:lang w:val="ru-RU"/>
+        </w:rPr>
+      </w:pPr>
+      <w:r>
+        <w:rPr>
+          <w:lang w:val="ru-RU"/>
+        </w:rPr>
+        <w:t xml:space="preserve">        Если Строка(ПолеРасшифровки.Поле) = "Номенклатура"</w:t>
+      </w:r>
+    </w:p>
+    <w:p>
+      <w:pPr>
+        <w:pStyle w:val="a1"/>
+        <w:numPr>
+          <w:ilvl w:val="0"/>
+          <w:numId w:val="35"/>
+        </w:numPr>
+      </w:pPr>
+      <w:r>
+        <w:rPr>
+          <w:lang w:val="ru-RU"/>
+        </w:rPr>
+        <w:t xml:space="preserve">            </w:t>
+      </w:r>
+      <w:r>
+        <w:t>И ТипЗнч(ПолеРасшифровки.Значение) =</w:t>
+      </w:r>
+    </w:p>
+    <w:p>
+      <w:pPr>
+        <w:pStyle w:val="a1"/>
+        <w:numPr>
+          <w:ilvl w:val="0"/>
+          <w:numId w:val="35"/>
+        </w:numPr>
+      </w:pPr>
+      <w:r>
+        <w:t xml:space="preserve">                Тип("СправочникСсылка.Номенклатура") Тогда</w:t>
+      </w:r>
+    </w:p>
+    <w:p>
+      <w:pPr>
+        <w:pStyle w:val="a1"/>
+        <w:numPr>
+          <w:ilvl w:val="0"/>
+          <w:numId w:val="35"/>
+        </w:numPr>
+      </w:pPr>
+    </w:p>
+    <w:p>
+      <w:pPr>
+        <w:pStyle w:val="a1"/>
+        <w:numPr>
+          <w:ilvl w:val="0"/>
+          <w:numId w:val="35"/>
+        </w:numPr>
+      </w:pPr>
+      <w:r>
+        <w:t xml:space="preserve">            Возврат ПолеРасшифровки.Значение;</w:t>
+      </w:r>
+    </w:p>
+    <w:p>
+      <w:pPr>
+        <w:pStyle w:val="a1"/>
+        <w:numPr>
+          <w:ilvl w:val="0"/>
+          <w:numId w:val="35"/>
+        </w:numPr>
+      </w:pPr>
+    </w:p>
+    <w:p>
+      <w:pPr>
+        <w:pStyle w:val="a1"/>
+        <w:numPr>
+          <w:ilvl w:val="0"/>
+          <w:numId w:val="35"/>
+        </w:numPr>
+      </w:pPr>
+      <w:r>
+        <w:t xml:space="preserve">        КонецЕсли;</w:t>
+      </w:r>
+    </w:p>
+    <w:p>
+      <w:pPr>
+        <w:pStyle w:val="a1"/>
+        <w:numPr>
+          <w:ilvl w:val="0"/>
+          <w:numId w:val="35"/>
+        </w:numPr>
+      </w:pPr>
+    </w:p>
+    <w:p>
+      <w:pPr>
+        <w:pStyle w:val="a1"/>
+        <w:numPr>
+          <w:ilvl w:val="0"/>
+          <w:numId w:val="35"/>
+        </w:numPr>
+      </w:pPr>
+      <w:r>
+        <w:t xml:space="preserve">    КонецЦикла;</w:t>
+      </w:r>
+    </w:p>
+    <w:p>
+      <w:pPr>
+        <w:pStyle w:val="a1"/>
+        <w:numPr>
+          <w:ilvl w:val="0"/>
+          <w:numId w:val="35"/>
+        </w:numPr>
+      </w:pPr>
+    </w:p>
+    <w:p>
+      <w:pPr>
+        <w:pStyle w:val="a1"/>
+        <w:numPr>
+          <w:ilvl w:val="0"/>
+          <w:numId w:val="35"/>
+        </w:numPr>
+      </w:pPr>
+      <w:r>
+        <w:t xml:space="preserve">    Возврат Неопределено;</w:t>
+      </w:r>
+    </w:p>
+    <w:p>
+      <w:pPr>
+        <w:pStyle w:val="a1"/>
+        <w:numPr>
+          <w:ilvl w:val="0"/>
+          <w:numId w:val="35"/>
+        </w:numPr>
+      </w:pPr>
+    </w:p>
+    <w:p>
+      <w:pPr>
+        <w:pStyle w:val="a1"/>
+        <w:numPr>
+          <w:ilvl w:val="0"/>
+          <w:numId w:val="35"/>
+        </w:numPr>
+      </w:pPr>
+      <w:r>
+        <w:lastRenderedPageBreak/>
+        <w:t>КонецФункции</w:t>
+      </w:r>
+    </w:p>
+    <w:p>
+      <w:pPr>
+        <w:pStyle w:val="a1"/>
+        <w:numPr>
+          <w:ilvl w:val="0"/>
+          <w:numId w:val="35"/>
+        </w:numPr>
+      </w:pPr>
+    </w:p>
+    <w:p>
+      <w:pPr>
+        <w:pStyle w:val="a1"/>
+        <w:numPr>
+          <w:ilvl w:val="0"/>
+          <w:numId w:val="35"/>
+        </w:numPr>
+      </w:pPr>
+      <w:r>
+        <w:t>&amp;НаКлиенте</w:t>
+      </w:r>
+    </w:p>
+    <w:p>
+      <w:pPr>
+        <w:pStyle w:val="a1"/>
+        <w:numPr>
+          <w:ilvl w:val="0"/>
+          <w:numId w:val="35"/>
+        </w:numPr>
+        <w:rPr>
+          <w:lang w:val="ru-RU"/>
+        </w:rPr>
+      </w:pPr>
+      <w:r>
+        <w:rPr>
+          <w:lang w:val="ru-RU"/>
+        </w:rPr>
+        <w:t>Процедура РезультатОбработкаРасшифровки(Элемент, Расшифровка, СтандартнаяОбработка, ДополнительныеПараметры)</w:t>
+      </w:r>
+    </w:p>
+    <w:p>
+      <w:pPr>
+        <w:pStyle w:val="a1"/>
+        <w:numPr>
+          <w:ilvl w:val="0"/>
+          <w:numId w:val="35"/>
+        </w:numPr>
+        <w:rPr>
+          <w:lang w:val="ru-RU"/>
+        </w:rPr>
+      </w:pPr>
+    </w:p>
+    <w:p>
+      <w:pPr>
+        <w:pStyle w:val="a1"/>
+        <w:numPr>
+          <w:ilvl w:val="0"/>
+          <w:numId w:val="35"/>
+        </w:numPr>
+      </w:pPr>
+      <w:r>
+        <w:rPr>
+          <w:lang w:val="ru-RU"/>
+        </w:rPr>
+        <w:t xml:space="preserve">    </w:t>
+      </w:r>
+      <w:r>
+        <w:t>ВыбраннаяНоменклатура = ПолучитьНоменклатуруРасшифровки(Расшифровка);</w:t>
+      </w:r>
+    </w:p>
+    <w:p>
+      <w:pPr>
+        <w:pStyle w:val="a1"/>
+        <w:numPr>
+          <w:ilvl w:val="0"/>
+          <w:numId w:val="35"/>
+        </w:numPr>
+      </w:pPr>
+    </w:p>
+    <w:p>
+      <w:pPr>
+        <w:pStyle w:val="a1"/>
+        <w:numPr>
+          <w:ilvl w:val="0"/>
+          <w:numId w:val="35"/>
+        </w:numPr>
+      </w:pPr>
+      <w:r>
+        <w:t xml:space="preserve">    Если Не ЗначениеЗаполнено(ВыбраннаяНоменклатура) Тогда</w:t>
+      </w:r>
+    </w:p>
+    <w:p>
+      <w:pPr>
+        <w:pStyle w:val="a1"/>
+        <w:numPr>
+          <w:ilvl w:val="0"/>
+          <w:numId w:val="35"/>
+        </w:numPr>
+      </w:pPr>
+      <w:r>
+        <w:t xml:space="preserve">        Возврат;</w:t>
+      </w:r>
+    </w:p>
+    <w:p>
+      <w:pPr>
+        <w:pStyle w:val="a1"/>
+        <w:numPr>
+          <w:ilvl w:val="0"/>
+          <w:numId w:val="35"/>
+        </w:numPr>
+      </w:pPr>
+      <w:r>
+        <w:t xml:space="preserve">    КонецЕсли;</w:t>
+      </w:r>
+    </w:p>
+    <w:p>
+      <w:pPr>
+        <w:pStyle w:val="a1"/>
+        <w:numPr>
+          <w:ilvl w:val="0"/>
+          <w:numId w:val="35"/>
+        </w:numPr>
+      </w:pPr>
+    </w:p>
+    <w:p>
+      <w:pPr>
+        <w:pStyle w:val="a1"/>
+        <w:numPr>
+          <w:ilvl w:val="0"/>
+          <w:numId w:val="35"/>
+        </w:numPr>
+      </w:pPr>
+      <w:r>
+        <w:t xml:space="preserve">    СтандартнаяОбработка = Ложь;</w:t>
+      </w:r>
+    </w:p>
+    <w:p>
+      <w:pPr>
+        <w:pStyle w:val="a1"/>
+        <w:numPr>
+          <w:ilvl w:val="0"/>
+          <w:numId w:val="35"/>
+        </w:numPr>
+      </w:pPr>
+    </w:p>
+    <w:p>
+      <w:pPr>
+        <w:pStyle w:val="a1"/>
+        <w:numPr>
+          <w:ilvl w:val="0"/>
+          <w:numId w:val="35"/>
+        </w:numPr>
+      </w:pPr>
+      <w:r>
+        <w:t xml:space="preserve">    ПараметрыОповещения = Новый Структура(</w:t>
+      </w:r>
+    </w:p>
+    <w:p>
+      <w:pPr>
+        <w:pStyle w:val="a1"/>
+        <w:numPr>
+          <w:ilvl w:val="0"/>
+          <w:numId w:val="35"/>
+        </w:numPr>
+      </w:pPr>
+      <w:r>
+        <w:t xml:space="preserve">        "Номенклатура",</w:t>
+      </w:r>
+    </w:p>
+    <w:p>
+      <w:pPr>
+        <w:pStyle w:val="a1"/>
+        <w:numPr>
+          <w:ilvl w:val="0"/>
+          <w:numId w:val="35"/>
+        </w:numPr>
+      </w:pPr>
+      <w:r>
+        <w:t xml:space="preserve">        ВыбраннаяНоменклатура</w:t>
+      </w:r>
+    </w:p>
+    <w:p>
+      <w:pPr>
+        <w:pStyle w:val="a1"/>
+        <w:numPr>
+          <w:ilvl w:val="0"/>
+          <w:numId w:val="35"/>
+        </w:numPr>
+      </w:pPr>
+      <w:r>
+        <w:tab/>
+        <w:t>);</w:t>
+      </w:r>
+    </w:p>
+    <w:p>
+      <w:pPr>
+        <w:pStyle w:val="a1"/>
+        <w:numPr>
+          <w:ilvl w:val="0"/>
+          <w:numId w:val="35"/>
+        </w:numPr>
+      </w:pPr>
+    </w:p>
+    <w:p>
+      <w:pPr>
+        <w:pStyle w:val="a1"/>
+        <w:numPr>
+          <w:ilvl w:val="0"/>
+          <w:numId w:val="35"/>
+        </w:numPr>
+      </w:pPr>
+      <w:r>
+        <w:t xml:space="preserve">    Оповещение = Новый ОписаниеОповещения(</w:t>
+      </w:r>
+    </w:p>
+    <w:p>
+      <w:pPr>
+        <w:pStyle w:val="a1"/>
+        <w:numPr>
+          <w:ilvl w:val="0"/>
+          <w:numId w:val="35"/>
+        </w:numPr>
+      </w:pPr>
+      <w:r>
+        <w:t xml:space="preserve">        "ПослеПомещенияДополнительногоОтчета",</w:t>
+      </w:r>
+    </w:p>
+    <w:p>
+      <w:pPr>
+        <w:pStyle w:val="a1"/>
+        <w:numPr>
+          <w:ilvl w:val="0"/>
+          <w:numId w:val="35"/>
+        </w:numPr>
+      </w:pPr>
+      <w:r>
+        <w:t xml:space="preserve">        ЭтотОбъект,</w:t>
+      </w:r>
+    </w:p>
+    <w:p>
+      <w:pPr>
+        <w:pStyle w:val="a1"/>
+        <w:numPr>
+          <w:ilvl w:val="0"/>
+          <w:numId w:val="35"/>
+        </w:numPr>
+      </w:pPr>
+      <w:r>
+        <w:t xml:space="preserve">        ПараметрыОповещения</w:t>
+      </w:r>
+    </w:p>
+    <w:p>
+      <w:pPr>
+        <w:pStyle w:val="a1"/>
+        <w:numPr>
+          <w:ilvl w:val="0"/>
+          <w:numId w:val="35"/>
+        </w:numPr>
+      </w:pPr>
+      <w:r>
+        <w:tab/>
+        <w:t>);</w:t>
+      </w:r>
+    </w:p>
+    <w:p>
+      <w:pPr>
+        <w:pStyle w:val="a1"/>
+        <w:numPr>
+          <w:ilvl w:val="0"/>
+          <w:numId w:val="35"/>
+        </w:numPr>
+      </w:pPr>
+    </w:p>
+    <w:p>
+      <w:pPr>
+        <w:pStyle w:val="a1"/>
+        <w:numPr>
+          <w:ilvl w:val="0"/>
+          <w:numId w:val="35"/>
+        </w:numPr>
+      </w:pPr>
+      <w:r>
+        <w:t xml:space="preserve">    НачатьПомещениеФайла(</w:t>
+      </w:r>
+    </w:p>
+    <w:p>
+      <w:pPr>
+        <w:pStyle w:val="a1"/>
+        <w:numPr>
+          <w:ilvl w:val="0"/>
+          <w:numId w:val="35"/>
+        </w:numPr>
+      </w:pPr>
+      <w:r>
+        <w:t xml:space="preserve">        Оповещение,</w:t>
+      </w:r>
+    </w:p>
+    <w:p>
+      <w:pPr>
+        <w:pStyle w:val="a1"/>
+        <w:numPr>
+          <w:ilvl w:val="0"/>
+          <w:numId w:val="35"/>
+        </w:numPr>
+      </w:pPr>
+      <w:r>
+        <w:t xml:space="preserve">        ,</w:t>
+      </w:r>
+    </w:p>
+    <w:p>
+      <w:pPr>
+        <w:pStyle w:val="a1"/>
+        <w:numPr>
+          <w:ilvl w:val="0"/>
+          <w:numId w:val="35"/>
+        </w:numPr>
+      </w:pPr>
+      <w:r>
+        <w:t xml:space="preserve">        ,</w:t>
+      </w:r>
+    </w:p>
+    <w:p>
+      <w:pPr>
+        <w:pStyle w:val="a1"/>
+        <w:numPr>
+          <w:ilvl w:val="0"/>
+          <w:numId w:val="35"/>
+        </w:numPr>
+      </w:pPr>
+      <w:r>
+        <w:t xml:space="preserve">        Истина,</w:t>
+      </w:r>
+    </w:p>
+    <w:p>
+      <w:pPr>
+        <w:pStyle w:val="a1"/>
+        <w:numPr>
+          <w:ilvl w:val="0"/>
+          <w:numId w:val="35"/>
+        </w:numPr>
+      </w:pPr>
+      <w:r>
+        <w:t xml:space="preserve">        УникальныйИдентификатор</w:t>
+      </w:r>
+    </w:p>
+    <w:p>
+      <w:pPr>
+        <w:pStyle w:val="a1"/>
+        <w:numPr>
+          <w:ilvl w:val="0"/>
+          <w:numId w:val="35"/>
+        </w:numPr>
+      </w:pPr>
+      <w:r>
+        <w:tab/>
+        <w:t>);</w:t>
+      </w:r>
+    </w:p>
+    <w:p>
+      <w:pPr>
+        <w:pStyle w:val="a1"/>
+        <w:numPr>
+          <w:ilvl w:val="0"/>
+          <w:numId w:val="35"/>
+        </w:numPr>
+      </w:pPr>
+    </w:p>
+    <w:p>
+      <w:pPr>
+        <w:pStyle w:val="a1"/>
+        <w:numPr>
+          <w:ilvl w:val="0"/>
+          <w:numId w:val="35"/>
+        </w:numPr>
+      </w:pPr>
+      <w:r>
+        <w:t>КонецПроцедуры</w:t>
+      </w:r>
+    </w:p>
+    <w:p>
+      <w:pPr>
+        <w:pStyle w:val="a1"/>
+        <w:numPr>
+          <w:ilvl w:val="0"/>
+          <w:numId w:val="35"/>
+        </w:numPr>
+      </w:pPr>
+    </w:p>
+    <w:p>
+      <w:pPr>
+        <w:pStyle w:val="a1"/>
+        <w:numPr>
+          <w:ilvl w:val="0"/>
+          <w:numId w:val="35"/>
+        </w:numPr>
+      </w:pPr>
+      <w:r>
+        <w:t>&amp;НаКлиенте</w:t>
+      </w:r>
+    </w:p>
+    <w:p>
+      <w:pPr>
+        <w:pStyle w:val="a1"/>
+        <w:numPr>
+          <w:ilvl w:val="0"/>
+          <w:numId w:val="35"/>
+        </w:numPr>
+        <w:rPr>
+          <w:lang w:val="ru-RU"/>
+        </w:rPr>
+      </w:pPr>
+      <w:r>
+        <w:rPr>
+          <w:lang w:val="ru-RU"/>
+        </w:rPr>
+        <w:t>Процедура ПослеПомещенияДополнительногоОтчета(РезультатПомещения, Адрес, ВыбранноеИмяФайла, ДополнительныеПараметры) Экспорт</w:t>
+      </w:r>
+    </w:p>
+    <w:p>
+      <w:pPr>
+        <w:pStyle w:val="a1"/>
+        <w:numPr>
+          <w:ilvl w:val="0"/>
+          <w:numId w:val="35"/>
+        </w:numPr>
+        <w:rPr>
+          <w:lang w:val="ru-RU"/>
+        </w:rPr>
+      </w:pPr>
+    </w:p>
+    <w:p>
+      <w:pPr>
+        <w:pStyle w:val="a1"/>
+        <w:numPr>
+          <w:ilvl w:val="0"/>
+          <w:numId w:val="35"/>
+        </w:numPr>
+      </w:pPr>
+      <w:r>
+        <w:rPr>
+          <w:lang w:val="ru-RU"/>
+        </w:rPr>
+        <w:t xml:space="preserve">    </w:t>
+      </w:r>
+      <w:r>
+        <w:t>Если Не РезультатПомещения Тогда</w:t>
+      </w:r>
+    </w:p>
+    <w:p>
+      <w:pPr>
+        <w:pStyle w:val="a1"/>
+        <w:numPr>
+          <w:ilvl w:val="0"/>
+          <w:numId w:val="35"/>
+        </w:numPr>
+      </w:pPr>
+      <w:r>
+        <w:t xml:space="preserve">        Возврат;</w:t>
+      </w:r>
+    </w:p>
+    <w:p>
+      <w:pPr>
+        <w:pStyle w:val="a1"/>
+        <w:numPr>
+          <w:ilvl w:val="0"/>
+          <w:numId w:val="35"/>
+        </w:numPr>
+      </w:pPr>
+      <w:r>
+        <w:t xml:space="preserve">    КонецЕсли;</w:t>
+      </w:r>
+    </w:p>
+    <w:p>
+      <w:pPr>
+        <w:pStyle w:val="a1"/>
+        <w:numPr>
+          <w:ilvl w:val="0"/>
+          <w:numId w:val="35"/>
+        </w:numPr>
+      </w:pPr>
+    </w:p>
+    <w:p>
+      <w:pPr>
+        <w:pStyle w:val="a1"/>
+        <w:numPr>
+          <w:ilvl w:val="0"/>
+          <w:numId w:val="35"/>
+        </w:numPr>
+      </w:pPr>
+      <w:r>
+        <w:t xml:space="preserve">    ИмяПодключенногоОтчета = ПодключитьДополнительныйОтчет(Адрес);</w:t>
+      </w:r>
+    </w:p>
+    <w:p>
+      <w:pPr>
+        <w:pStyle w:val="a1"/>
+        <w:numPr>
+          <w:ilvl w:val="0"/>
+          <w:numId w:val="35"/>
+        </w:numPr>
+      </w:pPr>
+    </w:p>
+    <w:p>
+      <w:pPr>
+        <w:pStyle w:val="a1"/>
+        <w:numPr>
+          <w:ilvl w:val="0"/>
+          <w:numId w:val="35"/>
+        </w:numPr>
+      </w:pPr>
+      <w:r>
+        <w:t xml:space="preserve">    ОтборОтчета = Новый Структура(</w:t>
+      </w:r>
+    </w:p>
+    <w:p>
+      <w:pPr>
+        <w:pStyle w:val="a1"/>
+        <w:numPr>
+          <w:ilvl w:val="0"/>
+          <w:numId w:val="35"/>
+        </w:numPr>
+      </w:pPr>
+      <w:r>
+        <w:t xml:space="preserve">        "Номенклатура",</w:t>
+      </w:r>
+    </w:p>
+    <w:p>
+      <w:pPr>
+        <w:pStyle w:val="a1"/>
+        <w:numPr>
+          <w:ilvl w:val="0"/>
+          <w:numId w:val="35"/>
+        </w:numPr>
+      </w:pPr>
+      <w:r>
+        <w:t xml:space="preserve">        ДополнительныеПараметры.Номенклатура</w:t>
+      </w:r>
+    </w:p>
+    <w:p>
+      <w:pPr>
+        <w:pStyle w:val="a1"/>
+        <w:numPr>
+          <w:ilvl w:val="0"/>
+          <w:numId w:val="35"/>
+        </w:numPr>
+      </w:pPr>
+      <w:r>
+        <w:tab/>
+        <w:t>);</w:t>
+      </w:r>
+    </w:p>
+    <w:p>
+      <w:pPr>
+        <w:pStyle w:val="a1"/>
+        <w:numPr>
+          <w:ilvl w:val="0"/>
+          <w:numId w:val="35"/>
+        </w:numPr>
+      </w:pPr>
+    </w:p>
+    <w:p>
+      <w:pPr>
+        <w:pStyle w:val="a1"/>
+        <w:numPr>
+          <w:ilvl w:val="0"/>
+          <w:numId w:val="35"/>
+        </w:numPr>
+      </w:pPr>
+      <w:r>
+        <w:lastRenderedPageBreak/>
+        <w:t xml:space="preserve">    ПараметрыОткрытия = Новый Структура;</w:t>
+      </w:r>
+    </w:p>
+    <w:p>
+      <w:pPr>
+        <w:pStyle w:val="a1"/>
+        <w:numPr>
+          <w:ilvl w:val="0"/>
+          <w:numId w:val="35"/>
+        </w:numPr>
+      </w:pPr>
+      <w:r>
+        <w:t xml:space="preserve">    ПараметрыОткрытия.Вставить(</w:t>
+      </w:r>
+    </w:p>
+    <w:p>
+      <w:pPr>
+        <w:pStyle w:val="a1"/>
+        <w:numPr>
+          <w:ilvl w:val="0"/>
+          <w:numId w:val="35"/>
+        </w:numPr>
+      </w:pPr>
+      <w:r>
+        <w:t xml:space="preserve">        "Отбор",</w:t>
+      </w:r>
+    </w:p>
+    <w:p>
+      <w:pPr>
+        <w:pStyle w:val="a1"/>
+        <w:numPr>
+          <w:ilvl w:val="0"/>
+          <w:numId w:val="35"/>
+        </w:numPr>
+      </w:pPr>
+      <w:r>
+        <w:t xml:space="preserve">        ОтборОтчета</w:t>
+      </w:r>
+    </w:p>
+    <w:p>
+      <w:pPr>
+        <w:pStyle w:val="a1"/>
+        <w:numPr>
+          <w:ilvl w:val="0"/>
+          <w:numId w:val="35"/>
+        </w:numPr>
+      </w:pPr>
+      <w:r>
+        <w:tab/>
+        <w:t>);</w:t>
+      </w:r>
+    </w:p>
+    <w:p>
+      <w:pPr>
+        <w:pStyle w:val="a1"/>
+        <w:numPr>
+          <w:ilvl w:val="0"/>
+          <w:numId w:val="35"/>
+        </w:numPr>
+      </w:pPr>
+    </w:p>
+    <w:p>
+      <w:pPr>
+        <w:pStyle w:val="a1"/>
+        <w:numPr>
+          <w:ilvl w:val="0"/>
+          <w:numId w:val="35"/>
+        </w:numPr>
+      </w:pPr>
+      <w:r>
+        <w:t xml:space="preserve">    ПараметрыОткрытия.Вставить("СформироватьПриОткрытии", Истина);</w:t>
+      </w:r>
+    </w:p>
+    <w:p>
+      <w:pPr>
+        <w:pStyle w:val="a1"/>
+        <w:numPr>
+          <w:ilvl w:val="0"/>
+          <w:numId w:val="35"/>
+        </w:numPr>
+      </w:pPr>
+    </w:p>
+    <w:p>
+      <w:pPr>
+        <w:pStyle w:val="a1"/>
+        <w:numPr>
+          <w:ilvl w:val="0"/>
+          <w:numId w:val="35"/>
+        </w:numPr>
+        <w:rPr>
+          <w:lang w:val="ru-RU"/>
+        </w:rPr>
+      </w:pPr>
+      <w:r>
+        <w:rPr>
+          <w:lang w:val="ru-RU"/>
+        </w:rPr>
+        <w:t xml:space="preserve">    ОткрытьФорму("ВнешнийОтчет." + ИмяПодключенногоОтчета + ".Форма.ФормаОтчета",</w:t>
+      </w:r>
+    </w:p>
+    <w:p>
+      <w:pPr>
+        <w:pStyle w:val="a1"/>
+        <w:numPr>
+          <w:ilvl w:val="0"/>
+          <w:numId w:val="35"/>
+        </w:numPr>
+      </w:pPr>
+      <w:r>
+        <w:rPr>
+          <w:lang w:val="ru-RU"/>
+        </w:rPr>
+        <w:t xml:space="preserve">        </w:t>
+      </w:r>
+      <w:r>
+        <w:t>ПараметрыОткрытия,</w:t>
+      </w:r>
+    </w:p>
+    <w:p>
+      <w:pPr>
+        <w:pStyle w:val="a1"/>
+        <w:numPr>
+          <w:ilvl w:val="0"/>
+          <w:numId w:val="35"/>
+        </w:numPr>
+      </w:pPr>
+      <w:r>
+        <w:t xml:space="preserve">        ЭтаФорма,</w:t>
+      </w:r>
+    </w:p>
+    <w:p>
+      <w:pPr>
+        <w:pStyle w:val="a1"/>
+        <w:numPr>
+          <w:ilvl w:val="0"/>
+          <w:numId w:val="35"/>
+        </w:numPr>
+      </w:pPr>
+      <w:r>
+        <w:t xml:space="preserve">        Новый УникальныйИдентификатор</w:t>
+      </w:r>
+    </w:p>
+    <w:p>
+      <w:pPr>
+        <w:pStyle w:val="a1"/>
+        <w:numPr>
+          <w:ilvl w:val="0"/>
+          <w:numId w:val="35"/>
+        </w:numPr>
+      </w:pPr>
+      <w:r>
+        <w:tab/>
+        <w:t>);</w:t>
+      </w:r>
+    </w:p>
+    <w:p>
+      <w:pPr>
+        <w:pStyle w:val="a1"/>
+        <w:numPr>
+          <w:ilvl w:val="0"/>
+          <w:numId w:val="35"/>
+        </w:numPr>
+      </w:pPr>
+    </w:p>
+    <w:p>
+      <w:pPr>
+        <w:pStyle w:val="a1"/>
+        <w:numPr>
+          <w:ilvl w:val="0"/>
+          <w:numId w:val="35"/>
+        </w:numPr>
+      </w:pPr>
+      <w:r>
+        <w:t>КонецПроцедуры</w:t>
+      </w:r>
+    </w:p>
+    <w:p>
+      <w:pPr>
+        <w:pStyle w:val="a1"/>
+        <w:numPr>
+          <w:ilvl w:val="0"/>
+          <w:numId w:val="35"/>
+        </w:numPr>
+      </w:pPr>
+    </w:p>
+    <w:p>
+      <w:pPr>
+        <w:pStyle w:val="a1"/>
+        <w:numPr>
+          <w:ilvl w:val="0"/>
+          <w:numId w:val="35"/>
+        </w:numPr>
+      </w:pPr>
+      <w:r>
+        <w:t>&amp;НаСервереБезКонтекста</w:t>
+      </w:r>
+    </w:p>
+    <w:p>
+      <w:pPr>
+        <w:pStyle w:val="a1"/>
+        <w:numPr>
+          <w:ilvl w:val="0"/>
+          <w:numId w:val="35"/>
+        </w:numPr>
+      </w:pPr>
+      <w:r>
+        <w:t>Функция ПодключитьДополнительныйОтчет(Адрес)</w:t>
+      </w:r>
+    </w:p>
+    <w:p>
+      <w:pPr>
+        <w:pStyle w:val="a1"/>
+        <w:numPr>
+          <w:ilvl w:val="0"/>
+          <w:numId w:val="35"/>
+        </w:numPr>
+        <w:rPr>
+          <w:lang w:val="ru-RU"/>
+        </w:rPr>
+      </w:pPr>
+      <w:r>
+        <w:rPr>
+          <w:lang w:val="ru-RU"/>
+        </w:rPr>
+        <w:t xml:space="preserve">    Возврат ВнешниеОтчеты.Подключить(Адрес, , Истина);</w:t>
+      </w:r>
+    </w:p>
+    <w:p>
+      <w:pPr>
+        <w:pStyle w:val="a1"/>
+        <w:numPr>
+          <w:ilvl w:val="0"/>
+          <w:numId w:val="35"/>
+        </w:numPr>
+      </w:pPr>
+      <w:r>
+        <w:t>КонецФункции</w:t>
+      </w:r>
+    </w:p>
+    <w:p>
+      <w:r>
+        <w:t>Проверяю корректность формирования основного и дополнительного отчета. По двойному нажатию предлагается открыть файл, после открытия автоматически отображается отчет с выбранной номенклатурой.</w:t>
+      </w:r>
+    </w:p>
+    <w:p>
+      <w:pPr>
+        <w:pStyle w:val="afd"/>
+      </w:pPr>
+      <w:r>
+        <w:drawing>
+          <wp:inline distT="0" distB="0" distL="0" distR="0" wp14:anchorId="2CA59E9A" wp14:editId="0609BB0C">
+            <wp:extent cx="5127955" cy="1769432"/>
+            <wp:effectExtent l="0" t="0" r="0" b="2540"/>
+            <wp:docPr id="1645330540" name="Рисунок 1"/>
+            <wp:cNvGraphicFramePr>
+              <a:graphicFrameLocks xmlns:a="http://schemas.openxmlformats.org/drawingml/2006/main" noChangeAspect="1"/>
+            </wp:cNvGraphicFramePr>
+            <a:graphic xmlns:a="http://schemas.openxmlformats.org/drawingml/2006/main">
+              <a:graphicData uri="http://schemas.openxmlformats.org/drawingml/2006/picture">
+                <pic:pic xmlns:pic="http://schemas.openxmlformats.org/drawingml/2006/picture">
+                  <pic:nvPicPr>
+                    <pic:cNvPr id="1645330540" name=""/>
+                    <pic:cNvPicPr/>
+                  </pic:nvPicPr>
+                  <pic:blipFill>
+                    <a:blip r:embed="rId40"/>
+                    <a:stretch>
+                      <a:fillRect/>
+                    </a:stretch>
+                  </pic:blipFill>
+                  <pic:spPr>
+                    <a:xfrm>
+                      <a:off x="0" y="0"/>
+                      <a:ext cx="5135761" cy="1772125"/>
+                    </a:xfrm>
+                    <a:prstGeom prst="rect">
+                      <a:avLst/>
+                    </a:prstGeom>
+                  </pic:spPr>
+                </pic:pic>
+              </a:graphicData>
+            </a:graphic>
+          </wp:inline>
+        </w:drawing>
+      </w:r>
+    </w:p>
+    <w:p>
+      <w:pPr>
+        <w:pStyle w:val="a3"/>
+      </w:pPr>
+      <w:r>
+        <w:t xml:space="preserve"> – Формирование основного отчета</w:t>
+      </w:r>
+    </w:p>
+    <w:p>
+      <w:pPr>
+        <w:pStyle w:val="afd"/>
+      </w:pPr>
+      <w:r>
+        <w:drawing>
+          <wp:inline distT="0" distB="0" distL="0" distR="0" wp14:anchorId="290AB206" wp14:editId="5E94A8FD">
+            <wp:extent cx="4703673" cy="1487276"/>
+            <wp:effectExtent l="0" t="0" r="1905" b="0"/>
+            <wp:docPr id="184973801" name="Рисунок 1"/>
+            <wp:cNvGraphicFramePr>
+              <a:graphicFrameLocks xmlns:a="http://schemas.openxmlformats.org/drawingml/2006/main" noChangeAspect="1"/>
+            </wp:cNvGraphicFramePr>
+            <a:graphic xmlns:a="http://schemas.openxmlformats.org/drawingml/2006/main">
+              <a:graphicData uri="http://schemas.openxmlformats.org/drawingml/2006/picture">
+                <pic:pic xmlns:pic="http://schemas.openxmlformats.org/drawingml/2006/picture">
+                  <pic:nvPicPr>
+                    <pic:cNvPr id="184973801" name=""/>
+                    <pic:cNvPicPr/>
+                  </pic:nvPicPr>
+                  <pic:blipFill>
+                    <a:blip r:embed="rId41"/>
+                    <a:stretch>
+                      <a:fillRect/>
+                    </a:stretch>
+                  </pic:blipFill>
+                  <pic:spPr>
+                    <a:xfrm>
+                      <a:off x="0" y="0"/>
+                      <a:ext cx="4721413" cy="1492885"/>
+                    </a:xfrm>
+                    <a:prstGeom prst="rect">
+                      <a:avLst/>
+                    </a:prstGeom>
+                  </pic:spPr>
+                </pic:pic>
+              </a:graphicData>
+            </a:graphic>
+          </wp:inline>
+        </w:drawing>
+      </w:r>
+    </w:p>
+    <w:p>
+      <w:pPr>
+        <w:pStyle w:val="a3"/>
+      </w:pPr>
+      <w:r>
+        <w:t xml:space="preserve"> – Формирование дополнительного отчета</w:t>
+      </w:r>
+    </w:p>
+    <w:p>
+      <w:pPr>
+        <w:pStyle w:val="-"/>
+      </w:pPr>
+      <w:bookmarkStart w:id="10" w:name="_Toc242874556"/>
+      <w:r>
+        <w:lastRenderedPageBreak/>
+        <w:t>Вывод</w:t>
+      </w:r>
+      <w:bookmarkEnd w:id="10"/>
+    </w:p>
+    <w:p>
+      <w:r>
+        <w:t>В ходе практической работы освоена разработка внешних отчётов с использованием системы компоновки данных в конфигурации «Управление нашей фирмой учебная» на платформе «1</w:t>
+      </w:r>
+      <w:proofErr w:type="gramStart"/>
+      <w:r>
+        <w:t>С:Предприятие</w:t>
+      </w:r>
+      <w:proofErr w:type="gramEnd"/>
+      <w:r>
+        <w:t xml:space="preserve"> 8.3».</w:t>
+      </w:r>
+    </w:p>
+    <w:p>
+      <w:r>
+        <w:t>Разработан отчёт по остаткам и оборотам номенклатуры в разрезе дней с выводом начального остатка, прихода, расхода и конечного остатка. Настроены пользовательский период, отбор номенклатуры, дополнение отсутствующих дней и общие итоги. Последовательно созданы отчёты по остаткам на границах выбранного месяца, сравнению продаж двух соседних месяцев и расчёту рекомендуемого объёма закупки при росте продаж. Реализована расшифровка с открытием отдельного внешнего отчёта по текущему остатку выбранной номенклатуры.</w:t>
+      </w:r>
+    </w:p>
     <w:sectPr>
       <w:pgSz w:w="11906" w:h="16838"/>
       <w:pgMar w:top="1134" w:right="850" w:bottom="1134" w:left="1701" w:header="708" w:footer="708" w:gutter="0"/>
@@ -6410,8 +9043,8 @@
   <w:abstractNum w:abstractNumId="4" w15:restartNumberingAfterBreak="0">
     <w:nsid w:val="26DF6124"/>
     <w:multiLevelType w:val="hybridMultilevel"/>
-    <w:tmpl w:val="8F9CE606"/>
-    <w:lvl w:ilvl="0" w:tplc="004E0CCC">
+    <w:tmpl w:val="340861CC"/>
+    <w:lvl w:ilvl="0" w:tplc="5A303C44">
       <w:start w:val="1"/>
       <w:numFmt w:val="decimal"/>
       <w:pStyle w:val="a1"/>
@@ -7468,6 +10101,18 @@
     </w:lvlOverride>
   </w:num>
   <w:num w:numId="33" w16cid:durableId="2028556425">
+    <w:abstractNumId w:val="4"/>
+    <w:lvlOverride w:ilvl="0">
+      <w:startOverride w:val="1"/>
+    </w:lvlOverride>
+  </w:num>
+  <w:num w:numId="34" w16cid:durableId="1754427754">
+    <w:abstractNumId w:val="4"/>
+    <w:lvlOverride w:ilvl="0">
+      <w:startOverride w:val="1"/>
+    </w:lvlOverride>
+  </w:num>
+  <w:num w:numId="35" w16cid:durableId="958799729">
     <w:abstractNumId w:val="4"/>
     <w:lvlOverride w:ilvl="0">
       <w:startOverride w:val="1"/>
@@ -8629,7 +11274,7 @@
     <w:basedOn w:val="a9"/>
     <w:autoRedefine/>
     <w:qFormat/>
-    <w:rsid w:val="00B46328"/>
+    <w:rsid w:val="00013A81"/>
     <w:pPr>
       <w:numPr>
         <w:numId w:val="9"/>
